--- a/Отчет ПЗ2 Фёдоров А.С. БСБО-09-23.docx
+++ b/Отчет ПЗ2 Фёдоров А.С. БСБО-09-23.docx
@@ -4,70 +4,1012 @@
   <w:body>
     <w:p>
       <w:pPr>
-        <w:pStyle w:val="a7"/>
-      </w:pPr>
-      <w:r>
-        <w:t>ПРАКТИЧЕСКАЯ</w:t>
-      </w:r>
-      <w:r>
-        <w:t xml:space="preserve"> </w:t>
-      </w:r>
-      <w:r>
-        <w:t>РАБОТА</w:t>
-      </w:r>
-      <w:r>
-        <w:t xml:space="preserve"> </w:t>
-      </w:r>
-      <w:r>
-        <w:t>№</w:t>
-      </w:r>
-      <w:r>
-        <w:t>2.</w:t>
-      </w:r>
-      <w:r>
-        <w:t xml:space="preserve"> </w:t>
-      </w:r>
-      <w:r>
-        <w:t>«ИССЛЕДОВАНИЕ</w:t>
-      </w:r>
-      <w:r>
-        <w:t xml:space="preserve"> </w:t>
-      </w:r>
-      <w:r>
-        <w:t>ДЛЯ</w:t>
-      </w:r>
-      <w:r>
-        <w:t xml:space="preserve"> </w:t>
-      </w:r>
-      <w:r>
-        <w:t>ПРОЕКТА»</w:t>
-      </w:r>
+        <w:rPr>
+          <w:rFonts w:ascii="Times New Roman" w:eastAsia="Times New Roman" w:hAnsi="Times New Roman" w:cs="Times New Roman (Основной текст"/>
+          <w:b/>
+          <w:color w:val="000000" w:themeColor="text1"/>
+          <w:sz w:val="28"/>
+          <w:szCs w:val="26"/>
+          <w:lang w:eastAsia="ru-RU"/>
+        </w:rPr>
+      </w:pPr>
+    </w:p>
+    <w:tbl>
+      <w:tblPr>
+        <w:tblpPr w:leftFromText="180" w:rightFromText="180" w:vertAnchor="text" w:horzAnchor="margin" w:tblpXSpec="center" w:tblpY="-117"/>
+        <w:tblW w:w="9356" w:type="dxa"/>
+        <w:tblLayout w:type="fixed"/>
+        <w:tblCellMar>
+          <w:left w:w="0" w:type="dxa"/>
+          <w:right w:w="0" w:type="dxa"/>
+        </w:tblCellMar>
+        <w:tblLook w:val="0000" w:firstRow="0" w:lastRow="0" w:firstColumn="0" w:lastColumn="0" w:noHBand="0" w:noVBand="0"/>
+      </w:tblPr>
+      <w:tblGrid>
+        <w:gridCol w:w="9356"/>
+      </w:tblGrid>
+      <w:tr>
+        <w:trPr>
+          <w:cantSplit/>
+          <w:trHeight w:val="184"/>
+        </w:trPr>
+        <w:tc>
+          <w:tcPr>
+            <w:tcW w:w="9356" w:type="dxa"/>
+            <w:vAlign w:val="center"/>
+          </w:tcPr>
+          <w:p>
+            <w:pPr>
+              <w:widowControl w:val="0"/>
+              <w:spacing w:line="160" w:lineRule="exact"/>
+              <w:rPr>
+                <w:rFonts w:ascii="Times New Roman" w:hAnsi="Times New Roman" w:cs="Times New Roman"/>
+                <w:caps/>
+              </w:rPr>
+            </w:pPr>
+          </w:p>
+          <w:p>
+            <w:pPr>
+              <w:widowControl w:val="0"/>
+              <w:spacing w:line="240" w:lineRule="atLeast"/>
+              <w:ind w:firstLine="709"/>
+              <w:jc w:val="center"/>
+              <w:rPr>
+                <w:rFonts w:ascii="Times New Roman" w:hAnsi="Times New Roman" w:cs="Times New Roman"/>
+                <w:caps/>
+              </w:rPr>
+            </w:pPr>
+            <w:r>
+              <w:rPr>
+                <w:rFonts w:ascii="Times New Roman" w:hAnsi="Times New Roman" w:cs="Times New Roman"/>
+                <w:noProof/>
+              </w:rPr>
+              <w:drawing>
+                <wp:inline distT="0" distB="0" distL="0" distR="0" wp14:anchorId="2FAE55D9" wp14:editId="4E203328">
+                  <wp:extent cx="883920" cy="1005840"/>
+                  <wp:effectExtent l="0" t="0" r="0" b="3810"/>
+                  <wp:docPr id="1" name="Рисунок 1"/>
+                  <wp:cNvGraphicFramePr>
+                    <a:graphicFrameLocks xmlns:a="http://schemas.openxmlformats.org/drawingml/2006/main" noChangeAspect="1"/>
+                  </wp:cNvGraphicFramePr>
+                  <a:graphic xmlns:a="http://schemas.openxmlformats.org/drawingml/2006/main">
+                    <a:graphicData uri="http://schemas.openxmlformats.org/drawingml/2006/picture">
+                      <pic:pic xmlns:pic="http://schemas.openxmlformats.org/drawingml/2006/picture">
+                        <pic:nvPicPr>
+                          <pic:cNvPr id="0" name="Рисунок 1"/>
+                          <pic:cNvPicPr>
+                            <a:picLocks noChangeAspect="1" noChangeArrowheads="1"/>
+                          </pic:cNvPicPr>
+                        </pic:nvPicPr>
+                        <pic:blipFill>
+                          <a:blip r:embed="rId8" cstate="print">
+                            <a:extLst>
+                              <a:ext uri="{28A0092B-C50C-407E-A947-70E740481C1C}">
+                                <a14:useLocalDpi xmlns:a14="http://schemas.microsoft.com/office/drawing/2010/main" val="0"/>
+                              </a:ext>
+                            </a:extLst>
+                          </a:blip>
+                          <a:srcRect/>
+                          <a:stretch>
+                            <a:fillRect/>
+                          </a:stretch>
+                        </pic:blipFill>
+                        <pic:spPr bwMode="auto">
+                          <a:xfrm>
+                            <a:off x="0" y="0"/>
+                            <a:ext cx="883920" cy="1005840"/>
+                          </a:xfrm>
+                          <a:prstGeom prst="rect">
+                            <a:avLst/>
+                          </a:prstGeom>
+                          <a:noFill/>
+                          <a:ln>
+                            <a:noFill/>
+                          </a:ln>
+                        </pic:spPr>
+                      </pic:pic>
+                    </a:graphicData>
+                  </a:graphic>
+                </wp:inline>
+              </w:drawing>
+            </w:r>
+          </w:p>
+          <w:p>
+            <w:pPr>
+              <w:widowControl w:val="0"/>
+              <w:spacing w:line="240" w:lineRule="atLeast"/>
+              <w:ind w:firstLine="709"/>
+              <w:jc w:val="center"/>
+              <w:rPr>
+                <w:rFonts w:ascii="Times New Roman" w:hAnsi="Times New Roman" w:cs="Times New Roman"/>
+                <w:caps/>
+              </w:rPr>
+            </w:pPr>
+            <w:r>
+              <w:rPr>
+                <w:rFonts w:ascii="Times New Roman" w:hAnsi="Times New Roman" w:cs="Times New Roman"/>
+                <w:caps/>
+              </w:rPr>
+              <w:t>МИНОБРНАУКИ РОССИИ</w:t>
+            </w:r>
+          </w:p>
+          <w:p>
+            <w:pPr>
+              <w:widowControl w:val="0"/>
+              <w:spacing w:line="140" w:lineRule="exact"/>
+              <w:ind w:firstLine="709"/>
+              <w:jc w:val="center"/>
+              <w:rPr>
+                <w:rFonts w:ascii="Times New Roman" w:hAnsi="Times New Roman" w:cs="Times New Roman"/>
+                <w:caps/>
+              </w:rPr>
+            </w:pPr>
+          </w:p>
+        </w:tc>
+      </w:tr>
+      <w:tr>
+        <w:trPr>
+          <w:cantSplit/>
+          <w:trHeight w:val="18"/>
+        </w:trPr>
+        <w:tc>
+          <w:tcPr>
+            <w:tcW w:w="9356" w:type="dxa"/>
+          </w:tcPr>
+          <w:p>
+            <w:pPr>
+              <w:widowControl w:val="0"/>
+              <w:spacing w:line="240" w:lineRule="exact"/>
+              <w:ind w:firstLine="709"/>
+              <w:jc w:val="center"/>
+              <w:rPr>
+                <w:rFonts w:ascii="Times New Roman" w:hAnsi="Times New Roman" w:cs="Times New Roman"/>
+              </w:rPr>
+            </w:pPr>
+            <w:r>
+              <w:rPr>
+                <w:rFonts w:ascii="Times New Roman" w:hAnsi="Times New Roman" w:cs="Times New Roman"/>
+              </w:rPr>
+              <w:t>Федеральное государственное бюджетное образовательное учреждение</w:t>
+            </w:r>
+          </w:p>
+          <w:p>
+            <w:pPr>
+              <w:widowControl w:val="0"/>
+              <w:spacing w:line="240" w:lineRule="exact"/>
+              <w:ind w:firstLine="709"/>
+              <w:jc w:val="center"/>
+              <w:rPr>
+                <w:rFonts w:ascii="Times New Roman" w:hAnsi="Times New Roman" w:cs="Times New Roman"/>
+              </w:rPr>
+            </w:pPr>
+            <w:r>
+              <w:rPr>
+                <w:rFonts w:ascii="Times New Roman" w:hAnsi="Times New Roman" w:cs="Times New Roman"/>
+              </w:rPr>
+              <w:t>высшего образования</w:t>
+            </w:r>
+          </w:p>
+          <w:p>
+            <w:pPr>
+              <w:widowControl w:val="0"/>
+              <w:spacing w:line="240" w:lineRule="exact"/>
+              <w:ind w:firstLine="709"/>
+              <w:jc w:val="center"/>
+              <w:rPr>
+                <w:rFonts w:ascii="Times New Roman" w:hAnsi="Times New Roman" w:cs="Times New Roman"/>
+                <w:b/>
+              </w:rPr>
+            </w:pPr>
+            <w:r>
+              <w:rPr>
+                <w:rFonts w:ascii="Times New Roman" w:hAnsi="Times New Roman" w:cs="Times New Roman"/>
+                <w:b/>
+              </w:rPr>
+              <w:t>«МИРЭА – Российский технологический университет»</w:t>
+            </w:r>
+          </w:p>
+          <w:p>
+            <w:pPr>
+              <w:widowControl w:val="0"/>
+              <w:spacing w:line="360" w:lineRule="auto"/>
+              <w:ind w:firstLine="709"/>
+              <w:jc w:val="center"/>
+              <w:rPr>
+                <w:rFonts w:ascii="Times New Roman" w:eastAsia="Calibri" w:hAnsi="Times New Roman" w:cs="Times New Roman"/>
+                <w:b/>
+              </w:rPr>
+            </w:pPr>
+            <w:bookmarkStart w:id="0" w:name="_Toc515529301"/>
+            <w:bookmarkStart w:id="1" w:name="_Toc515533522"/>
+            <w:bookmarkStart w:id="2" w:name="_Toc515541427"/>
+            <w:bookmarkStart w:id="3" w:name="_Toc515547227"/>
+            <w:bookmarkStart w:id="4" w:name="_Toc515721129"/>
+            <w:bookmarkStart w:id="5" w:name="_Toc515721286"/>
+            <w:bookmarkStart w:id="6" w:name="_Toc516321496"/>
+            <w:bookmarkStart w:id="7" w:name="_Toc516321541"/>
+            <w:bookmarkStart w:id="8" w:name="_Toc516318392"/>
+            <w:bookmarkStart w:id="9" w:name="_Toc516324462"/>
+            <w:bookmarkStart w:id="10" w:name="_Toc516412924"/>
+            <w:bookmarkStart w:id="11" w:name="_Toc516412996"/>
+            <w:bookmarkStart w:id="12" w:name="_Toc517814073"/>
+            <w:bookmarkStart w:id="13" w:name="_Toc517814245"/>
+            <w:bookmarkStart w:id="14" w:name="_Toc517814677"/>
+            <w:bookmarkStart w:id="15" w:name="_Toc517817451"/>
+            <w:bookmarkStart w:id="16" w:name="_Toc517817787"/>
+            <w:r>
+              <w:rPr>
+                <w:rFonts w:ascii="Times New Roman" w:eastAsia="Calibri" w:hAnsi="Times New Roman" w:cs="Times New Roman"/>
+                <w:b/>
+              </w:rPr>
+              <w:t>РТУ МИРЭА</w:t>
+            </w:r>
+            <w:bookmarkEnd w:id="0"/>
+            <w:bookmarkEnd w:id="1"/>
+            <w:bookmarkEnd w:id="2"/>
+            <w:bookmarkEnd w:id="3"/>
+            <w:bookmarkEnd w:id="4"/>
+            <w:bookmarkEnd w:id="5"/>
+            <w:bookmarkEnd w:id="6"/>
+            <w:bookmarkEnd w:id="7"/>
+            <w:bookmarkEnd w:id="8"/>
+            <w:bookmarkEnd w:id="9"/>
+            <w:bookmarkEnd w:id="10"/>
+            <w:bookmarkEnd w:id="11"/>
+            <w:bookmarkEnd w:id="12"/>
+            <w:bookmarkEnd w:id="13"/>
+            <w:bookmarkEnd w:id="14"/>
+            <w:bookmarkEnd w:id="15"/>
+            <w:bookmarkEnd w:id="16"/>
+          </w:p>
+        </w:tc>
+      </w:tr>
+      <w:tr>
+        <w:tblPrEx>
+          <w:tblBorders>
+            <w:bottom w:val="single" w:sz="8" w:space="0" w:color="auto"/>
+          </w:tblBorders>
+          <w:tblCellMar>
+            <w:left w:w="108" w:type="dxa"/>
+            <w:right w:w="108" w:type="dxa"/>
+          </w:tblCellMar>
+          <w:tblLook w:val="04A0" w:firstRow="1" w:lastRow="0" w:firstColumn="1" w:lastColumn="0" w:noHBand="0" w:noVBand="1"/>
+        </w:tblPrEx>
+        <w:tc>
+          <w:tcPr>
+            <w:tcW w:w="9356" w:type="dxa"/>
+            <w:tcBorders>
+              <w:top w:val="single" w:sz="12" w:space="0" w:color="auto"/>
+            </w:tcBorders>
+          </w:tcPr>
+          <w:p>
+            <w:pPr>
+              <w:widowControl w:val="0"/>
+              <w:ind w:firstLine="709"/>
+              <w:jc w:val="center"/>
+              <w:rPr>
+                <w:rFonts w:ascii="Times New Roman" w:hAnsi="Times New Roman" w:cs="Times New Roman"/>
+                <w:noProof/>
+              </w:rPr>
+            </w:pPr>
+            <w:r>
+              <w:rPr>
+                <w:rFonts w:ascii="Times New Roman" w:hAnsi="Times New Roman" w:cs="Times New Roman"/>
+              </w:rPr>
+              <w:t>Институт искусственного интеллекта</w:t>
+            </w:r>
+          </w:p>
+        </w:tc>
+      </w:tr>
+      <w:tr>
+        <w:tblPrEx>
+          <w:tblBorders>
+            <w:bottom w:val="single" w:sz="8" w:space="0" w:color="auto"/>
+          </w:tblBorders>
+          <w:tblCellMar>
+            <w:left w:w="108" w:type="dxa"/>
+            <w:right w:w="108" w:type="dxa"/>
+          </w:tblCellMar>
+          <w:tblLook w:val="04A0" w:firstRow="1" w:lastRow="0" w:firstColumn="1" w:lastColumn="0" w:noHBand="0" w:noVBand="1"/>
+        </w:tblPrEx>
+        <w:tc>
+          <w:tcPr>
+            <w:tcW w:w="9356" w:type="dxa"/>
+            <w:tcBorders>
+              <w:bottom w:val="single" w:sz="8" w:space="0" w:color="auto"/>
+            </w:tcBorders>
+          </w:tcPr>
+          <w:p>
+            <w:pPr>
+              <w:widowControl w:val="0"/>
+              <w:ind w:firstLine="709"/>
+              <w:jc w:val="center"/>
+              <w:rPr>
+                <w:rFonts w:ascii="Times New Roman" w:hAnsi="Times New Roman" w:cs="Times New Roman"/>
+                <w:noProof/>
+              </w:rPr>
+            </w:pPr>
+            <w:r>
+              <w:rPr>
+                <w:rFonts w:ascii="Times New Roman" w:hAnsi="Times New Roman" w:cs="Times New Roman"/>
+              </w:rPr>
+              <w:t>Кафедра программного обеспечения систем радиоэлектронной аппаратуры</w:t>
+            </w:r>
+          </w:p>
+        </w:tc>
+      </w:tr>
+    </w:tbl>
+    <w:p>
+      <w:pPr>
+        <w:rPr>
+          <w:rFonts w:ascii="Times New Roman" w:hAnsi="Times New Roman" w:cs="Times New Roman"/>
+        </w:rPr>
+      </w:pPr>
     </w:p>
     <w:p>
       <w:pPr>
-        <w:pStyle w:val="a7"/>
-        <w:rPr>
-          <w:b w:val="0"/>
-          <w:bCs/>
-          <w:i/>
-          <w:iCs/>
-        </w:rPr>
-      </w:pPr>
-      <w:r>
-        <w:rPr>
-          <w:b w:val="0"/>
-          <w:bCs/>
-          <w:i/>
-          <w:iCs/>
-        </w:rPr>
-        <w:t>Фёдоров Антон Сергеевич, БСБО-09-23</w:t>
-      </w:r>
+        <w:rPr>
+          <w:rFonts w:ascii="Times New Roman" w:hAnsi="Times New Roman" w:cs="Times New Roman"/>
+        </w:rPr>
+      </w:pPr>
     </w:p>
     <w:p>
       <w:pPr>
+        <w:rPr>
+          <w:rFonts w:ascii="Times New Roman" w:hAnsi="Times New Roman" w:cs="Times New Roman"/>
+        </w:rPr>
+      </w:pPr>
+    </w:p>
+    <w:p>
+      <w:pPr>
+        <w:rPr>
+          <w:rFonts w:ascii="Times New Roman" w:hAnsi="Times New Roman" w:cs="Times New Roman"/>
+        </w:rPr>
+      </w:pPr>
+    </w:p>
+    <w:p>
+      <w:pPr>
+        <w:rPr>
+          <w:rFonts w:ascii="Times New Roman" w:hAnsi="Times New Roman" w:cs="Times New Roman"/>
+        </w:rPr>
+      </w:pPr>
+    </w:p>
+    <w:p>
+      <w:pPr>
+        <w:rPr>
+          <w:rFonts w:ascii="Times New Roman" w:hAnsi="Times New Roman" w:cs="Times New Roman"/>
+        </w:rPr>
+      </w:pPr>
+    </w:p>
+    <w:p>
+      <w:pPr>
+        <w:rPr>
+          <w:rFonts w:ascii="Times New Roman" w:hAnsi="Times New Roman" w:cs="Times New Roman"/>
+        </w:rPr>
+      </w:pPr>
+    </w:p>
+    <w:p>
+      <w:pPr>
+        <w:rPr>
+          <w:rFonts w:ascii="Times New Roman" w:hAnsi="Times New Roman" w:cs="Times New Roman"/>
+        </w:rPr>
+      </w:pPr>
+    </w:p>
+    <w:p>
+      <w:pPr>
+        <w:jc w:val="center"/>
+        <w:rPr>
+          <w:rFonts w:ascii="Times New Roman" w:hAnsi="Times New Roman" w:cs="Times New Roman"/>
+          <w:sz w:val="32"/>
+          <w:szCs w:val="32"/>
+        </w:rPr>
+      </w:pPr>
+      <w:r>
+        <w:rPr>
+          <w:rFonts w:ascii="Times New Roman" w:hAnsi="Times New Roman" w:cs="Times New Roman"/>
+          <w:sz w:val="32"/>
+          <w:szCs w:val="32"/>
+        </w:rPr>
+        <w:t>ПРАКТИЧЕСКАЯ РАБОТА</w:t>
+      </w:r>
+      <w:r>
+        <w:rPr>
+          <w:rFonts w:ascii="Times New Roman" w:hAnsi="Times New Roman" w:cs="Times New Roman"/>
+          <w:sz w:val="32"/>
+          <w:szCs w:val="32"/>
+        </w:rPr>
+        <w:t xml:space="preserve"> №2</w:t>
+      </w:r>
+    </w:p>
+    <w:p>
+      <w:pPr>
+        <w:jc w:val="center"/>
+        <w:rPr>
+          <w:rFonts w:ascii="Times New Roman" w:hAnsi="Times New Roman" w:cs="Times New Roman"/>
+          <w:sz w:val="32"/>
+          <w:szCs w:val="32"/>
+        </w:rPr>
+      </w:pPr>
+    </w:p>
+    <w:p>
+      <w:pPr>
+        <w:jc w:val="center"/>
+        <w:rPr>
+          <w:rFonts w:ascii="Times New Roman" w:hAnsi="Times New Roman" w:cs="Times New Roman"/>
+          <w:sz w:val="32"/>
+          <w:szCs w:val="32"/>
+        </w:rPr>
+      </w:pPr>
+      <w:r>
+        <w:rPr>
+          <w:rFonts w:ascii="Times New Roman" w:hAnsi="Times New Roman" w:cs="Times New Roman"/>
+          <w:sz w:val="32"/>
+          <w:szCs w:val="32"/>
+        </w:rPr>
+        <w:t xml:space="preserve">по «Дизайну интерфейсов» </w:t>
+      </w:r>
+    </w:p>
+    <w:p>
+      <w:pPr>
+        <w:rPr>
+          <w:rFonts w:ascii="Times New Roman" w:hAnsi="Times New Roman" w:cs="Times New Roman"/>
+          <w:sz w:val="32"/>
+          <w:szCs w:val="32"/>
+        </w:rPr>
+      </w:pPr>
+    </w:p>
+    <w:p>
+      <w:pPr>
+        <w:rPr>
+          <w:rFonts w:ascii="Times New Roman" w:hAnsi="Times New Roman" w:cs="Times New Roman"/>
+          <w:sz w:val="32"/>
+          <w:szCs w:val="32"/>
+        </w:rPr>
+      </w:pPr>
+    </w:p>
+    <w:p>
+      <w:pPr>
+        <w:rPr>
+          <w:rFonts w:ascii="Times New Roman" w:hAnsi="Times New Roman" w:cs="Times New Roman"/>
+          <w:sz w:val="32"/>
+          <w:szCs w:val="32"/>
+        </w:rPr>
+      </w:pPr>
+      <w:r>
+        <w:rPr>
+          <w:rFonts w:ascii="Times New Roman" w:hAnsi="Times New Roman" w:cs="Times New Roman"/>
+          <w:sz w:val="32"/>
+          <w:szCs w:val="32"/>
+        </w:rPr>
+        <w:t>на тему:</w:t>
+      </w:r>
+      <w:r>
+        <w:rPr>
+          <w:rFonts w:ascii="Times New Roman" w:hAnsi="Times New Roman" w:cs="Times New Roman"/>
+          <w:sz w:val="32"/>
+          <w:szCs w:val="32"/>
+        </w:rPr>
+        <w:t xml:space="preserve"> </w:t>
+      </w:r>
+      <w:r>
+        <w:rPr>
+          <w:rFonts w:ascii="Times New Roman" w:hAnsi="Times New Roman" w:cs="Times New Roman"/>
+          <w:sz w:val="32"/>
+          <w:szCs w:val="32"/>
+        </w:rPr>
+        <w:t>«Исследование для проекта»</w:t>
+      </w:r>
+    </w:p>
+    <w:p>
+      <w:pPr>
+        <w:rPr>
+          <w:rFonts w:ascii="Times New Roman" w:hAnsi="Times New Roman" w:cs="Times New Roman"/>
+          <w:sz w:val="32"/>
+          <w:szCs w:val="32"/>
+        </w:rPr>
+      </w:pPr>
+    </w:p>
+    <w:p>
+      <w:pPr>
+        <w:rPr>
+          <w:rFonts w:ascii="Times New Roman" w:hAnsi="Times New Roman" w:cs="Times New Roman"/>
+          <w:sz w:val="32"/>
+          <w:szCs w:val="32"/>
+        </w:rPr>
+      </w:pPr>
+    </w:p>
+    <w:p>
+      <w:pPr>
+        <w:rPr>
+          <w:rFonts w:ascii="Times New Roman" w:hAnsi="Times New Roman" w:cs="Times New Roman"/>
+          <w:sz w:val="32"/>
+          <w:szCs w:val="32"/>
+        </w:rPr>
+      </w:pPr>
+    </w:p>
+    <w:tbl>
+      <w:tblPr>
+        <w:tblW w:w="8965" w:type="dxa"/>
+        <w:tblInd w:w="-34" w:type="dxa"/>
+        <w:tblLayout w:type="fixed"/>
+        <w:tblLook w:val="04A0" w:firstRow="1" w:lastRow="0" w:firstColumn="1" w:lastColumn="0" w:noHBand="0" w:noVBand="1"/>
+      </w:tblPr>
+      <w:tblGrid>
+        <w:gridCol w:w="1809"/>
+        <w:gridCol w:w="2761"/>
+        <w:gridCol w:w="2768"/>
+        <w:gridCol w:w="1627"/>
+      </w:tblGrid>
+      <w:tr>
+        <w:trPr>
+          <w:trHeight w:val="369"/>
+        </w:trPr>
+        <w:tc>
+          <w:tcPr>
+            <w:tcW w:w="1809" w:type="dxa"/>
+            <w:vAlign w:val="bottom"/>
+          </w:tcPr>
+          <w:p>
+            <w:pPr>
+              <w:widowControl w:val="0"/>
+              <w:jc w:val="both"/>
+              <w:rPr>
+                <w:rFonts w:ascii="Times New Roman" w:hAnsi="Times New Roman" w:cs="Times New Roman"/>
+              </w:rPr>
+            </w:pPr>
+            <w:r>
+              <w:rPr>
+                <w:rFonts w:ascii="Times New Roman" w:hAnsi="Times New Roman" w:cs="Times New Roman"/>
+              </w:rPr>
+              <w:t>Обучающийся</w:t>
+            </w:r>
+          </w:p>
+        </w:tc>
+        <w:tc>
+          <w:tcPr>
+            <w:tcW w:w="2761" w:type="dxa"/>
+            <w:vAlign w:val="bottom"/>
+          </w:tcPr>
+          <w:p>
+            <w:pPr>
+              <w:widowControl w:val="0"/>
+              <w:jc w:val="both"/>
+              <w:rPr>
+                <w:rFonts w:ascii="Times New Roman" w:hAnsi="Times New Roman" w:cs="Times New Roman"/>
+              </w:rPr>
+            </w:pPr>
+          </w:p>
+        </w:tc>
+        <w:tc>
+          <w:tcPr>
+            <w:tcW w:w="4395" w:type="dxa"/>
+            <w:gridSpan w:val="2"/>
+            <w:tcBorders>
+              <w:bottom w:val="single" w:sz="4" w:space="0" w:color="auto"/>
+            </w:tcBorders>
+            <w:vAlign w:val="bottom"/>
+          </w:tcPr>
+          <w:p>
+            <w:pPr>
+              <w:widowControl w:val="0"/>
+              <w:jc w:val="center"/>
+              <w:rPr>
+                <w:rFonts w:ascii="Times New Roman" w:hAnsi="Times New Roman" w:cs="Times New Roman"/>
+                <w:lang w:val="en-US"/>
+              </w:rPr>
+            </w:pPr>
+            <w:r>
+              <w:rPr>
+                <w:rFonts w:ascii="Times New Roman" w:hAnsi="Times New Roman" w:cs="Times New Roman"/>
+              </w:rPr>
+              <w:t>Фёдоров Антон Сергеевич</w:t>
+            </w:r>
+          </w:p>
+        </w:tc>
+      </w:tr>
+      <w:tr>
+        <w:trPr>
+          <w:trHeight w:hRule="exact" w:val="231"/>
+        </w:trPr>
+        <w:tc>
+          <w:tcPr>
+            <w:tcW w:w="1809" w:type="dxa"/>
+            <w:vAlign w:val="bottom"/>
+          </w:tcPr>
+          <w:p>
+            <w:pPr>
+              <w:widowControl w:val="0"/>
+              <w:ind w:firstLine="709"/>
+              <w:jc w:val="both"/>
+              <w:rPr>
+                <w:rFonts w:ascii="Times New Roman" w:hAnsi="Times New Roman" w:cs="Times New Roman"/>
+              </w:rPr>
+            </w:pPr>
+          </w:p>
+        </w:tc>
+        <w:tc>
+          <w:tcPr>
+            <w:tcW w:w="2761" w:type="dxa"/>
+            <w:vAlign w:val="bottom"/>
+          </w:tcPr>
+          <w:p>
+            <w:pPr>
+              <w:widowControl w:val="0"/>
+              <w:jc w:val="center"/>
+              <w:rPr>
+                <w:rFonts w:ascii="Times New Roman" w:hAnsi="Times New Roman" w:cs="Times New Roman"/>
+                <w:i/>
+              </w:rPr>
+            </w:pPr>
+          </w:p>
+        </w:tc>
+        <w:tc>
+          <w:tcPr>
+            <w:tcW w:w="4395" w:type="dxa"/>
+            <w:gridSpan w:val="2"/>
+            <w:tcBorders>
+              <w:top w:val="single" w:sz="4" w:space="0" w:color="auto"/>
+            </w:tcBorders>
+            <w:vAlign w:val="bottom"/>
+          </w:tcPr>
+          <w:p>
+            <w:pPr>
+              <w:widowControl w:val="0"/>
+              <w:jc w:val="center"/>
+              <w:rPr>
+                <w:rFonts w:ascii="Times New Roman" w:hAnsi="Times New Roman" w:cs="Times New Roman"/>
+                <w:i/>
+              </w:rPr>
+            </w:pPr>
+            <w:r>
+              <w:rPr>
+                <w:rFonts w:ascii="Times New Roman" w:hAnsi="Times New Roman" w:cs="Times New Roman"/>
+                <w:i/>
+              </w:rPr>
+              <w:t>Фамилия Имя Отчество</w:t>
+            </w:r>
+          </w:p>
+        </w:tc>
+      </w:tr>
+      <w:tr>
+        <w:trPr>
+          <w:trHeight w:val="369"/>
+        </w:trPr>
+        <w:tc>
+          <w:tcPr>
+            <w:tcW w:w="1809" w:type="dxa"/>
+            <w:vAlign w:val="bottom"/>
+          </w:tcPr>
+          <w:p>
+            <w:pPr>
+              <w:widowControl w:val="0"/>
+              <w:jc w:val="both"/>
+              <w:rPr>
+                <w:rFonts w:ascii="Times New Roman" w:hAnsi="Times New Roman" w:cs="Times New Roman"/>
+              </w:rPr>
+            </w:pPr>
+            <w:r>
+              <w:rPr>
+                <w:rFonts w:ascii="Times New Roman" w:hAnsi="Times New Roman" w:cs="Times New Roman"/>
+              </w:rPr>
+              <w:t>Шифр</w:t>
+            </w:r>
+          </w:p>
+        </w:tc>
+        <w:tc>
+          <w:tcPr>
+            <w:tcW w:w="2761" w:type="dxa"/>
+            <w:vAlign w:val="bottom"/>
+          </w:tcPr>
+          <w:p>
+            <w:pPr>
+              <w:widowControl w:val="0"/>
+              <w:ind w:firstLine="709"/>
+              <w:jc w:val="center"/>
+              <w:rPr>
+                <w:rFonts w:ascii="Times New Roman" w:hAnsi="Times New Roman" w:cs="Times New Roman"/>
+              </w:rPr>
+            </w:pPr>
+          </w:p>
+        </w:tc>
+        <w:tc>
+          <w:tcPr>
+            <w:tcW w:w="2768" w:type="dxa"/>
+            <w:vAlign w:val="bottom"/>
+          </w:tcPr>
+          <w:p>
+            <w:pPr>
+              <w:widowControl w:val="0"/>
+              <w:ind w:firstLine="709"/>
+              <w:jc w:val="both"/>
+              <w:rPr>
+                <w:rFonts w:ascii="Times New Roman" w:hAnsi="Times New Roman" w:cs="Times New Roman"/>
+              </w:rPr>
+            </w:pPr>
+          </w:p>
+        </w:tc>
+        <w:tc>
+          <w:tcPr>
+            <w:tcW w:w="1627" w:type="dxa"/>
+            <w:vAlign w:val="bottom"/>
+          </w:tcPr>
+          <w:p>
+            <w:pPr>
+              <w:widowControl w:val="0"/>
+              <w:ind w:firstLine="709"/>
+              <w:jc w:val="both"/>
+              <w:rPr>
+                <w:rFonts w:ascii="Times New Roman" w:hAnsi="Times New Roman" w:cs="Times New Roman"/>
+                <w:b/>
+              </w:rPr>
+            </w:pPr>
+          </w:p>
+        </w:tc>
+      </w:tr>
+      <w:tr>
+        <w:trPr>
+          <w:trHeight w:val="369"/>
+        </w:trPr>
+        <w:tc>
+          <w:tcPr>
+            <w:tcW w:w="1809" w:type="dxa"/>
+            <w:vAlign w:val="bottom"/>
+          </w:tcPr>
+          <w:p>
+            <w:pPr>
+              <w:widowControl w:val="0"/>
+              <w:ind w:hanging="8"/>
+              <w:jc w:val="both"/>
+              <w:rPr>
+                <w:rFonts w:ascii="Times New Roman" w:hAnsi="Times New Roman" w:cs="Times New Roman"/>
+              </w:rPr>
+            </w:pPr>
+            <w:r>
+              <w:rPr>
+                <w:rFonts w:ascii="Times New Roman" w:hAnsi="Times New Roman" w:cs="Times New Roman"/>
+              </w:rPr>
+              <w:t>Группа</w:t>
+            </w:r>
+          </w:p>
+        </w:tc>
+        <w:tc>
+          <w:tcPr>
+            <w:tcW w:w="2761" w:type="dxa"/>
+            <w:vAlign w:val="bottom"/>
+          </w:tcPr>
+          <w:p>
+            <w:pPr>
+              <w:widowControl w:val="0"/>
+              <w:ind w:firstLine="34"/>
+              <w:rPr>
+                <w:rFonts w:ascii="Times New Roman" w:hAnsi="Times New Roman" w:cs="Times New Roman"/>
+                <w:u w:val="single"/>
+                <w:lang w:val="en-US"/>
+              </w:rPr>
+            </w:pPr>
+            <w:r>
+              <w:rPr>
+                <w:rFonts w:ascii="Times New Roman" w:hAnsi="Times New Roman" w:cs="Times New Roman"/>
+                <w:u w:val="single"/>
+              </w:rPr>
+              <w:t>БСБО-</w:t>
+            </w:r>
+            <w:r>
+              <w:rPr>
+                <w:rFonts w:ascii="Times New Roman" w:hAnsi="Times New Roman" w:cs="Times New Roman"/>
+                <w:u w:val="single"/>
+                <w:lang w:val="en-US"/>
+              </w:rPr>
+              <w:t>09-23</w:t>
+            </w:r>
+            <w:r>
+              <w:rPr>
+                <w:rFonts w:ascii="Times New Roman" w:hAnsi="Times New Roman" w:cs="Times New Roman"/>
+                <w:u w:val="single"/>
+                <w:lang w:val="en-US"/>
+              </w:rPr>
+              <w:t>       </w:t>
+            </w:r>
+          </w:p>
+        </w:tc>
+        <w:tc>
+          <w:tcPr>
+            <w:tcW w:w="2768" w:type="dxa"/>
+            <w:vAlign w:val="bottom"/>
+          </w:tcPr>
+          <w:p>
+            <w:pPr>
+              <w:widowControl w:val="0"/>
+              <w:ind w:firstLine="709"/>
+              <w:jc w:val="both"/>
+              <w:rPr>
+                <w:rFonts w:ascii="Times New Roman" w:hAnsi="Times New Roman" w:cs="Times New Roman"/>
+              </w:rPr>
+            </w:pPr>
+          </w:p>
+        </w:tc>
+        <w:tc>
+          <w:tcPr>
+            <w:tcW w:w="1627" w:type="dxa"/>
+            <w:vAlign w:val="bottom"/>
+          </w:tcPr>
+          <w:p>
+            <w:pPr>
+              <w:widowControl w:val="0"/>
+              <w:ind w:firstLine="709"/>
+              <w:jc w:val="both"/>
+              <w:rPr>
+                <w:rFonts w:ascii="Times New Roman" w:hAnsi="Times New Roman" w:cs="Times New Roman"/>
+                <w:b/>
+              </w:rPr>
+            </w:pPr>
+          </w:p>
+        </w:tc>
+      </w:tr>
+      <w:tr>
+        <w:trPr>
+          <w:trHeight w:hRule="exact" w:val="227"/>
+        </w:trPr>
+        <w:tc>
+          <w:tcPr>
+            <w:tcW w:w="1809" w:type="dxa"/>
+            <w:vAlign w:val="bottom"/>
+          </w:tcPr>
+          <w:p>
+            <w:pPr>
+              <w:widowControl w:val="0"/>
+              <w:ind w:firstLine="34"/>
+              <w:jc w:val="both"/>
+              <w:rPr>
+                <w:rFonts w:ascii="Times New Roman" w:hAnsi="Times New Roman" w:cs="Times New Roman"/>
+              </w:rPr>
+            </w:pPr>
+          </w:p>
+        </w:tc>
+        <w:tc>
+          <w:tcPr>
+            <w:tcW w:w="2761" w:type="dxa"/>
+            <w:vAlign w:val="bottom"/>
+          </w:tcPr>
+          <w:p>
+            <w:pPr>
+              <w:widowControl w:val="0"/>
+              <w:ind w:firstLine="709"/>
+              <w:jc w:val="both"/>
+              <w:rPr>
+                <w:rFonts w:ascii="Times New Roman" w:hAnsi="Times New Roman" w:cs="Times New Roman"/>
+              </w:rPr>
+            </w:pPr>
+          </w:p>
+        </w:tc>
+        <w:tc>
+          <w:tcPr>
+            <w:tcW w:w="2768" w:type="dxa"/>
+            <w:vAlign w:val="bottom"/>
+          </w:tcPr>
+          <w:p>
+            <w:pPr>
+              <w:widowControl w:val="0"/>
+              <w:ind w:firstLine="709"/>
+              <w:jc w:val="both"/>
+              <w:rPr>
+                <w:rFonts w:ascii="Times New Roman" w:hAnsi="Times New Roman" w:cs="Times New Roman"/>
+              </w:rPr>
+            </w:pPr>
+          </w:p>
+        </w:tc>
+        <w:tc>
+          <w:tcPr>
+            <w:tcW w:w="1627" w:type="dxa"/>
+            <w:vAlign w:val="bottom"/>
+          </w:tcPr>
+          <w:p>
+            <w:pPr>
+              <w:widowControl w:val="0"/>
+              <w:ind w:firstLine="709"/>
+              <w:jc w:val="both"/>
+              <w:rPr>
+                <w:rFonts w:ascii="Times New Roman" w:hAnsi="Times New Roman" w:cs="Times New Roman"/>
+                <w:b/>
+              </w:rPr>
+            </w:pPr>
+          </w:p>
+        </w:tc>
+      </w:tr>
+    </w:tbl>
+    <w:p>
+      <w:pPr>
+        <w:rPr>
+          <w:rFonts w:ascii="Times New Roman" w:hAnsi="Times New Roman" w:cs="Times New Roman"/>
+          <w:sz w:val="32"/>
+          <w:szCs w:val="32"/>
+        </w:rPr>
+      </w:pPr>
+    </w:p>
+    <w:p>
+      <w:pPr>
+        <w:rPr>
+          <w:rFonts w:ascii="Times New Roman" w:hAnsi="Times New Roman" w:cs="Times New Roman"/>
+          <w:sz w:val="32"/>
+          <w:szCs w:val="32"/>
+        </w:rPr>
+      </w:pPr>
+    </w:p>
+    <w:p>
+      <w:pPr>
+        <w:rPr>
+          <w:rFonts w:ascii="Times New Roman" w:hAnsi="Times New Roman" w:cs="Times New Roman"/>
+          <w:sz w:val="32"/>
+          <w:szCs w:val="32"/>
+        </w:rPr>
+      </w:pPr>
+    </w:p>
+    <w:p>
+      <w:pPr>
+        <w:jc w:val="center"/>
+        <w:rPr>
+          <w:rFonts w:ascii="Times New Roman" w:hAnsi="Times New Roman" w:cs="Times New Roman"/>
+        </w:rPr>
+      </w:pPr>
+    </w:p>
+    <w:p>
+      <w:pPr>
+        <w:jc w:val="center"/>
+        <w:rPr>
+          <w:rFonts w:ascii="Times New Roman" w:hAnsi="Times New Roman" w:cs="Times New Roman"/>
+        </w:rPr>
+      </w:pPr>
+    </w:p>
+    <w:p>
+      <w:pPr>
+        <w:jc w:val="center"/>
+        <w:rPr>
+          <w:rFonts w:ascii="Times New Roman" w:hAnsi="Times New Roman" w:cs="Times New Roman"/>
+        </w:rPr>
+      </w:pPr>
+    </w:p>
+    <w:p>
+      <w:pPr>
+        <w:jc w:val="center"/>
+        <w:rPr>
+          <w:rFonts w:ascii="Times New Roman" w:hAnsi="Times New Roman" w:cs="Times New Roman"/>
+        </w:rPr>
+      </w:pPr>
+    </w:p>
+    <w:p>
+      <w:pPr>
+        <w:jc w:val="center"/>
+        <w:rPr>
+          <w:rFonts w:ascii="Times New Roman" w:hAnsi="Times New Roman" w:cs="Times New Roman"/>
+        </w:rPr>
+      </w:pPr>
+    </w:p>
+    <w:p>
+      <w:pPr>
+        <w:jc w:val="center"/>
+        <w:rPr>
+          <w:rFonts w:ascii="Times New Roman" w:hAnsi="Times New Roman" w:cs="Times New Roman"/>
+        </w:rPr>
+      </w:pPr>
+      <w:r>
+        <w:rPr>
+          <w:rFonts w:ascii="Times New Roman" w:hAnsi="Times New Roman" w:cs="Times New Roman"/>
+        </w:rPr>
+        <w:t>Москва 202</w:t>
+      </w:r>
+      <w:r>
+        <w:rPr>
+          <w:rFonts w:ascii="Times New Roman" w:hAnsi="Times New Roman" w:cs="Times New Roman"/>
+        </w:rPr>
+        <w:t>6</w:t>
+      </w:r>
+    </w:p>
+    <w:p>
+      <w:pPr>
         <w:pStyle w:val="a8"/>
       </w:pPr>
       <w:r>
+        <w:lastRenderedPageBreak/>
         <w:t>1.</w:t>
       </w:r>
       <w:r>
@@ -5498,11 +6440,12 @@
       </w:pPr>
     </w:p>
     <w:sectPr>
-      <w:footerReference w:type="even" r:id="rId8"/>
-      <w:footerReference w:type="default" r:id="rId9"/>
+      <w:footerReference w:type="even" r:id="rId9"/>
+      <w:footerReference w:type="default" r:id="rId10"/>
       <w:pgSz w:w="11906" w:h="16838"/>
       <w:pgMar w:top="1134" w:right="850" w:bottom="1134" w:left="1701" w:header="708" w:footer="708" w:gutter="0"/>
       <w:cols w:space="708"/>
+      <w:titlePg/>
       <w:docGrid w:linePitch="360"/>
     </w:sectPr>
   </w:body>
@@ -5541,6 +6484,11 @@
         <w:docPartUnique/>
       </w:docPartObj>
     </w:sdtPr>
+    <w:sdtEndPr>
+      <w:rPr>
+        <w:rStyle w:val="af4"/>
+      </w:rPr>
+    </w:sdtEndPr>
     <w:sdtContent>
       <w:p>
         <w:pPr>
@@ -5592,6 +6540,11 @@
         <w:docPartUnique/>
       </w:docPartObj>
     </w:sdtPr>
+    <w:sdtEndPr>
+      <w:rPr>
+        <w:rStyle w:val="af4"/>
+      </w:rPr>
+    </w:sdtEndPr>
     <w:sdtContent>
       <w:p>
         <w:pPr>

--- a/Отчет ПЗ2 Фёдоров А.С. БСБО-09-23.docx
+++ b/Отчет ПЗ2 Фёдоров А.С. БСБО-09-23.docx
@@ -1,6 +1,6 @@
 
 <file path=word/document.xml><?xml version="1.0" encoding="utf-8"?>
-<w:document xmlns:wpc="http://schemas.microsoft.com/office/word/2010/wordprocessingCanvas" xmlns:cx="http://schemas.microsoft.com/office/drawing/2014/chartex" xmlns:cx1="http://schemas.microsoft.com/office/drawing/2015/9/8/chartex" xmlns:cx2="http://schemas.microsoft.com/office/drawing/2015/10/21/chartex" xmlns:cx3="http://schemas.microsoft.com/office/drawing/2016/5/9/chartex" xmlns:cx4="http://schemas.microsoft.com/office/drawing/2016/5/10/chartex" xmlns:cx5="http://schemas.microsoft.com/office/drawing/2016/5/11/chartex" xmlns:cx6="http://schemas.microsoft.com/office/drawing/2016/5/12/chartex" xmlns:cx7="http://schemas.microsoft.com/office/drawing/2016/5/13/chartex" xmlns:cx8="http://schemas.microsoft.com/office/drawing/2016/5/14/chartex" xmlns:mc="http://schemas.openxmlformats.org/markup-compatibility/2006" xmlns:aink="http://schemas.microsoft.com/office/drawing/2016/ink" xmlns:am3d="http://schemas.microsoft.com/office/drawing/2017/model3d" xmlns:o="urn:schemas-microsoft-com:office:office" xmlns:oel="http://schemas.microsoft.com/office/2019/extlst" xmlns:r="http://schemas.openxmlformats.org/officeDocument/2006/relationships" xmlns:m="http://schemas.openxmlformats.org/officeDocument/2006/math" xmlns:v="urn:schemas-microsoft-com:vml" xmlns:wp14="http://schemas.microsoft.com/office/word/2010/wordprocessingDrawing" xmlns:wp="http://schemas.openxmlformats.org/drawingml/2006/wordprocessingDrawing" xmlns:w10="urn:schemas-microsoft-com:office:word" xmlns:w="http://schemas.openxmlformats.org/wordprocessingml/2006/main" xmlns:w14="http://schemas.microsoft.com/office/word/2010/wordml" xmlns:w15="http://schemas.microsoft.com/office/word/2012/wordml" xmlns:w16cex="http://schemas.microsoft.com/office/word/2018/wordml/cex" xmlns:w16cid="http://schemas.microsoft.com/office/word/2016/wordml/cid" xmlns:w16="http://schemas.microsoft.com/office/word/2018/wordml" xmlns:w16sdtdh="http://schemas.microsoft.com/office/word/2020/wordml/sdtdatahash" xmlns:w16se="http://schemas.microsoft.com/office/word/2015/wordml/symex" xmlns:wpg="http://schemas.microsoft.com/office/word/2010/wordprocessingGroup" xmlns:wpi="http://schemas.microsoft.com/office/word/2010/wordprocessingInk" xmlns:wne="http://schemas.microsoft.com/office/word/2006/wordml" xmlns:wps="http://schemas.microsoft.com/office/word/2010/wordprocessingShape" mc:Ignorable="w14 w15 w16se w16cid w16 w16cex w16sdtdh wp14">
+<w:document xmlns:wpc="http://schemas.microsoft.com/office/word/2010/wordprocessingCanvas" xmlns:cx="http://schemas.microsoft.com/office/drawing/2014/chartex" xmlns:cx1="http://schemas.microsoft.com/office/drawing/2015/9/8/chartex" xmlns:cx2="http://schemas.microsoft.com/office/drawing/2015/10/21/chartex" xmlns:cx3="http://schemas.microsoft.com/office/drawing/2016/5/9/chartex" xmlns:cx4="http://schemas.microsoft.com/office/drawing/2016/5/10/chartex" xmlns:cx5="http://schemas.microsoft.com/office/drawing/2016/5/11/chartex" xmlns:cx6="http://schemas.microsoft.com/office/drawing/2016/5/12/chartex" xmlns:cx7="http://schemas.microsoft.com/office/drawing/2016/5/13/chartex" xmlns:cx8="http://schemas.microsoft.com/office/drawing/2016/5/14/chartex" xmlns:mc="http://schemas.openxmlformats.org/markup-compatibility/2006" xmlns:aink="http://schemas.microsoft.com/office/drawing/2016/ink" xmlns:am3d="http://schemas.microsoft.com/office/drawing/2017/model3d" xmlns:o="urn:schemas-microsoft-com:office:office" xmlns:r="http://schemas.openxmlformats.org/officeDocument/2006/relationships" xmlns:m="http://schemas.openxmlformats.org/officeDocument/2006/math" xmlns:v="urn:schemas-microsoft-com:vml" xmlns:wp14="http://schemas.microsoft.com/office/word/2010/wordprocessingDrawing" xmlns:wp="http://schemas.openxmlformats.org/drawingml/2006/wordprocessingDrawing" xmlns:w10="urn:schemas-microsoft-com:office:word" xmlns:w="http://schemas.openxmlformats.org/wordprocessingml/2006/main" xmlns:w14="http://schemas.microsoft.com/office/word/2010/wordml" xmlns:w15="http://schemas.microsoft.com/office/word/2012/wordml" xmlns:w16cex="http://schemas.microsoft.com/office/word/2018/wordml/cex" xmlns:w16cid="http://schemas.microsoft.com/office/word/2016/wordml/cid" xmlns:w16="http://schemas.microsoft.com/office/word/2018/wordml" xmlns:w16sdtdh="http://schemas.microsoft.com/office/word/2020/wordml/sdtdatahash" xmlns:w16se="http://schemas.microsoft.com/office/word/2015/wordml/symex" xmlns:wpg="http://schemas.microsoft.com/office/word/2010/wordprocessingGroup" xmlns:wpi="http://schemas.microsoft.com/office/word/2010/wordprocessingInk" xmlns:wne="http://schemas.microsoft.com/office/word/2006/wordml" xmlns:wps="http://schemas.microsoft.com/office/word/2010/wordprocessingShape" mc:Ignorable="w14 w15 w16se w16cid w16 w16cex w16sdtdh wp14">
   <w:body>
     <w:p>
       <w:pPr>
@@ -65,7 +65,7 @@
                 <w:noProof/>
               </w:rPr>
               <w:drawing>
-                <wp:inline distT="0" distB="0" distL="0" distR="0" wp14:anchorId="2FAE55D9" wp14:editId="4E203328">
+                <wp:inline distT="0" distB="0" distL="0" distR="0" wp14:anchorId="770FF750" wp14:editId="3A8FB605">
                   <wp:extent cx="883920" cy="1005840"/>
                   <wp:effectExtent l="0" t="0" r="0" b="3810"/>
                   <wp:docPr id="1" name="Рисунок 1"/>
@@ -418,7 +418,15 @@
           <w:sz w:val="32"/>
           <w:szCs w:val="32"/>
         </w:rPr>
-        <w:t xml:space="preserve"> №2</w:t>
+        <w:t xml:space="preserve"> №</w:t>
+      </w:r>
+      <w:r>
+        <w:rPr>
+          <w:rFonts w:ascii="Times New Roman" w:hAnsi="Times New Roman" w:cs="Times New Roman"/>
+          <w:sz w:val="32"/>
+          <w:szCs w:val="32"/>
+        </w:rPr>
+        <w:t>3</w:t>
       </w:r>
     </w:p>
     <w:p>
@@ -481,7 +489,7 @@
           <w:sz w:val="32"/>
           <w:szCs w:val="32"/>
         </w:rPr>
-        <w:t>на тему:</w:t>
+        <w:t xml:space="preserve">на тему: </w:t>
       </w:r>
       <w:r>
         <w:rPr>
@@ -489,7 +497,7 @@
           <w:sz w:val="32"/>
           <w:szCs w:val="32"/>
         </w:rPr>
-        <w:t xml:space="preserve"> </w:t>
+        <w:t>«</w:t>
       </w:r>
       <w:r>
         <w:rPr>
@@ -497,7 +505,15 @@
           <w:sz w:val="32"/>
           <w:szCs w:val="32"/>
         </w:rPr>
-        <w:t>«Исследование для проекта»</w:t>
+        <w:t>Информационная архитектура</w:t>
+      </w:r>
+      <w:r>
+        <w:rPr>
+          <w:rFonts w:ascii="Times New Roman" w:hAnsi="Times New Roman" w:cs="Times New Roman"/>
+          <w:sz w:val="32"/>
+          <w:szCs w:val="32"/>
+        </w:rPr>
+        <w:t>»</w:t>
       </w:r>
     </w:p>
     <w:p>
@@ -800,15 +816,7 @@
                 <w:u w:val="single"/>
                 <w:lang w:val="en-US"/>
               </w:rPr>
-              <w:t>09-23</w:t>
-            </w:r>
-            <w:r>
-              <w:rPr>
-                <w:rFonts w:ascii="Times New Roman" w:hAnsi="Times New Roman" w:cs="Times New Roman"/>
-                <w:u w:val="single"/>
-                <w:lang w:val="en-US"/>
-              </w:rPr>
-              <w:t>       </w:t>
+              <w:t>09-23       </w:t>
             </w:r>
           </w:p>
         </w:tc>
@@ -995,51 +1003,49 @@
         <w:rPr>
           <w:rFonts w:ascii="Times New Roman" w:hAnsi="Times New Roman" w:cs="Times New Roman"/>
         </w:rPr>
-        <w:t>Москва 202</w:t>
-      </w:r>
-      <w:r>
-        <w:rPr>
-          <w:rFonts w:ascii="Times New Roman" w:hAnsi="Times New Roman" w:cs="Times New Roman"/>
-        </w:rPr>
-        <w:t>6</w:t>
+        <w:t>Москва 2026</w:t>
       </w:r>
     </w:p>
     <w:p>
       <w:pPr>
-        <w:pStyle w:val="a8"/>
+        <w:pStyle w:val="af9"/>
+        <w:ind w:firstLine="0"/>
+        <w:jc w:val="center"/>
       </w:pPr>
       <w:r>
-        <w:lastRenderedPageBreak/>
-        <w:t>1.</w:t>
-      </w:r>
-      <w:r>
-        <w:t xml:space="preserve"> </w:t>
-      </w:r>
-      <w:r>
-        <w:t>Тема</w:t>
-      </w:r>
-      <w:r>
-        <w:t xml:space="preserve"> </w:t>
-      </w:r>
-      <w:r>
-        <w:t>проекта</w:t>
+        <w:object w:dxaOrig="16410" w:dyaOrig="22425" w14:anchorId="64913C8D">
+          <v:shapetype id="_x0000_t75" coordsize="21600,21600" o:spt="75" o:preferrelative="t" path="m@4@5l@4@11@9@11@9@5xe" filled="f" stroked="f">
+            <v:stroke joinstyle="miter"/>
+            <v:formulas>
+              <v:f eqn="if lineDrawn pixelLineWidth 0"/>
+              <v:f eqn="sum @0 1 0"/>
+              <v:f eqn="sum 0 0 @1"/>
+              <v:f eqn="prod @2 1 2"/>
+              <v:f eqn="prod @3 21600 pixelWidth"/>
+              <v:f eqn="prod @3 21600 pixelHeight"/>
+              <v:f eqn="sum @0 0 1"/>
+              <v:f eqn="prod @6 1 2"/>
+              <v:f eqn="prod @7 21600 pixelWidth"/>
+              <v:f eqn="sum @8 21600 0"/>
+              <v:f eqn="prod @7 21600 pixelHeight"/>
+              <v:f eqn="sum @10 21600 0"/>
+            </v:formulas>
+            <v:path o:extrusionok="f" gradientshapeok="t" o:connecttype="rect"/>
+            <o:lock v:ext="edit" aspectratio="t"/>
+          </v:shapetype>
+          <v:shape id="_x0000_i1025" type="#_x0000_t75" style="width:468pt;height:639pt" o:ole="">
+            <v:imagedata r:id="rId9" o:title=""/>
+          </v:shape>
+          <o:OLEObject Type="Embed" ProgID="Visio.Drawing.15" ShapeID="_x0000_i1025" DrawAspect="Content" ObjectID="_1838562158" r:id="rId10"/>
+        </w:object>
       </w:r>
     </w:p>
     <w:p>
       <w:pPr>
-        <w:pStyle w:val="af9"/>
+        <w:pStyle w:val="a3"/>
       </w:pPr>
       <w:r>
-        <w:t>Разработка</w:t>
-      </w:r>
-      <w:r>
-        <w:t xml:space="preserve"> </w:t>
-      </w:r>
-      <w:r>
-        <w:t>дизайна</w:t>
-      </w:r>
-      <w:r>
-        <w:t xml:space="preserve"> </w:t>
+        <w:t xml:space="preserve">Рисунок 1. Информационная архитектура </w:t>
       </w:r>
       <w:proofErr w:type="spellStart"/>
       <w:r>
@@ -1047,40 +1053,7 @@
       </w:r>
       <w:proofErr w:type="spellEnd"/>
       <w:r>
-        <w:t xml:space="preserve"> </w:t>
-      </w:r>
-      <w:r>
-        <w:t>(посадочной</w:t>
-      </w:r>
-      <w:r>
-        <w:t xml:space="preserve"> </w:t>
-      </w:r>
-      <w:r>
-        <w:t>страницы)</w:t>
-      </w:r>
-      <w:r>
-        <w:t xml:space="preserve"> </w:t>
-      </w:r>
-      <w:r>
-        <w:t>для</w:t>
-      </w:r>
-      <w:r>
-        <w:t xml:space="preserve"> </w:t>
-      </w:r>
-      <w:r>
-        <w:t>образовательного</w:t>
-      </w:r>
-      <w:r>
-        <w:t xml:space="preserve"> </w:t>
-      </w:r>
-      <w:r>
-        <w:t>интенсива</w:t>
-      </w:r>
-      <w:r>
-        <w:t xml:space="preserve"> </w:t>
-      </w:r>
-      <w:r>
-        <w:t>«</w:t>
+        <w:t xml:space="preserve"> «</w:t>
       </w:r>
       <w:proofErr w:type="spellStart"/>
       <w:r>
@@ -1088,30 +1061,21 @@
       </w:r>
       <w:proofErr w:type="spellEnd"/>
       <w:r>
-        <w:t>-дизайн</w:t>
-      </w:r>
-      <w:r>
-        <w:t xml:space="preserve"> </w:t>
-      </w:r>
-      <w:r>
-        <w:t>с</w:t>
-      </w:r>
-      <w:r>
-        <w:t xml:space="preserve"> </w:t>
-      </w:r>
-      <w:r>
-        <w:t>нуля».</w:t>
+        <w:t>-дизайн с нуля»</w:t>
       </w:r>
     </w:p>
     <w:p>
       <w:pPr>
         <w:pStyle w:val="af9"/>
       </w:pPr>
+    </w:p>
+    <w:p>
+      <w:pPr>
+        <w:pStyle w:val="af9"/>
+      </w:pPr>
       <w:r>
-        <w:t>Тип</w:t>
-      </w:r>
-      <w:r>
-        <w:t xml:space="preserve"> </w:t>
+        <w:lastRenderedPageBreak/>
+        <w:t>На схеме представлена структура одностраничного сайта (</w:t>
       </w:r>
       <w:proofErr w:type="spellStart"/>
       <w:r>
@@ -1119,1180 +1083,20 @@
       </w:r>
       <w:proofErr w:type="spellEnd"/>
       <w:r>
-        <w:t>:</w:t>
-      </w:r>
-      <w:r>
-        <w:t xml:space="preserve"> </w:t>
-      </w:r>
-      <w:r>
-        <w:t>т</w:t>
-      </w:r>
-      <w:r>
-        <w:t>оварный</w:t>
-      </w:r>
-      <w:r>
-        <w:t xml:space="preserve"> </w:t>
-      </w:r>
-      <w:r>
-        <w:t>(продажа</w:t>
-      </w:r>
-      <w:r>
-        <w:t xml:space="preserve"> </w:t>
-      </w:r>
-      <w:r>
-        <w:t>конкретного</w:t>
-      </w:r>
-      <w:r>
-        <w:t xml:space="preserve"> </w:t>
-      </w:r>
-      <w:r>
-        <w:t>курса,</w:t>
-      </w:r>
-      <w:r>
-        <w:t xml:space="preserve"> </w:t>
-      </w:r>
-      <w:r>
-        <w:t>целевое</w:t>
-      </w:r>
-      <w:r>
-        <w:t xml:space="preserve"> </w:t>
-      </w:r>
-      <w:r>
-        <w:t>действие</w:t>
-      </w:r>
-      <w:r>
-        <w:t xml:space="preserve"> </w:t>
-      </w:r>
-      <w:r>
-        <w:t>—</w:t>
-      </w:r>
-      <w:r>
-        <w:t xml:space="preserve"> </w:t>
-      </w:r>
-      <w:r>
-        <w:t>купить</w:t>
-      </w:r>
-      <w:r>
-        <w:t xml:space="preserve"> </w:t>
-      </w:r>
-      <w:r>
-        <w:t>курс</w:t>
-      </w:r>
-      <w:r>
-        <w:t xml:space="preserve"> </w:t>
-      </w:r>
-      <w:r>
-        <w:t>или</w:t>
-      </w:r>
-      <w:r>
-        <w:t xml:space="preserve"> </w:t>
-      </w:r>
-      <w:r>
-        <w:t>оставить</w:t>
-      </w:r>
-      <w:r>
-        <w:t xml:space="preserve"> </w:t>
-      </w:r>
-      <w:r>
-        <w:t>заявку</w:t>
-      </w:r>
-      <w:r>
-        <w:t xml:space="preserve"> </w:t>
-      </w:r>
-      <w:r>
-        <w:t>на</w:t>
-      </w:r>
-      <w:r>
-        <w:t xml:space="preserve"> </w:t>
-      </w:r>
-      <w:r>
-        <w:t>бесплатную</w:t>
-      </w:r>
-      <w:r>
-        <w:t xml:space="preserve"> </w:t>
-      </w:r>
-      <w:r>
-        <w:t>консультацию).</w:t>
+        <w:t>) для образовательного интенсива. Сайт состоит из следующих основных блоков:</w:t>
       </w:r>
     </w:p>
     <w:p>
       <w:pPr>
-        <w:pStyle w:val="a7"/>
-      </w:pPr>
-      <w:r>
-        <w:t>2.</w:t>
-      </w:r>
-      <w:r>
-        <w:t xml:space="preserve"> </w:t>
-      </w:r>
-      <w:r>
-        <w:t>Цель</w:t>
-      </w:r>
-      <w:r>
-        <w:t xml:space="preserve"> </w:t>
-      </w:r>
-      <w:r>
-        <w:t>проекта</w:t>
-      </w:r>
-    </w:p>
-    <w:p>
-      <w:pPr>
-        <w:pStyle w:val="af9"/>
-      </w:pPr>
-      <w:r>
-        <w:t>Провести</w:t>
-      </w:r>
-      <w:r>
-        <w:t xml:space="preserve"> </w:t>
-      </w:r>
-      <w:r>
-        <w:t>предпроектное</w:t>
-      </w:r>
-      <w:r>
-        <w:t xml:space="preserve"> </w:t>
-      </w:r>
-      <w:r>
-        <w:t>исследование</w:t>
-      </w:r>
-      <w:r>
-        <w:t xml:space="preserve"> </w:t>
-      </w:r>
-      <w:r>
-        <w:t>и</w:t>
-      </w:r>
-      <w:r>
-        <w:t xml:space="preserve"> </w:t>
-      </w:r>
-      <w:r>
-        <w:t>спроектировать</w:t>
-      </w:r>
-      <w:r>
-        <w:t xml:space="preserve"> </w:t>
-      </w:r>
-      <w:r>
-        <w:t>дизайн</w:t>
-      </w:r>
-      <w:r>
-        <w:t xml:space="preserve"> </w:t>
-      </w:r>
-      <w:proofErr w:type="spellStart"/>
-      <w:r>
-        <w:t>лендинга</w:t>
-      </w:r>
-      <w:proofErr w:type="spellEnd"/>
-      <w:r>
-        <w:t>,</w:t>
-      </w:r>
-      <w:r>
-        <w:t xml:space="preserve"> </w:t>
-      </w:r>
-      <w:r>
-        <w:t>который</w:t>
-      </w:r>
-      <w:r>
-        <w:t xml:space="preserve"> </w:t>
-      </w:r>
-      <w:r>
-        <w:t>будет</w:t>
-      </w:r>
-      <w:r>
-        <w:t xml:space="preserve"> </w:t>
-      </w:r>
-      <w:r>
-        <w:t>эффективно</w:t>
-      </w:r>
-      <w:r>
-        <w:t xml:space="preserve"> </w:t>
-      </w:r>
-      <w:r>
-        <w:t>конвертировать</w:t>
-      </w:r>
-      <w:r>
-        <w:t xml:space="preserve"> </w:t>
-      </w:r>
-      <w:r>
-        <w:t>посетителей</w:t>
-      </w:r>
-      <w:r>
-        <w:t xml:space="preserve"> </w:t>
-      </w:r>
-      <w:r>
-        <w:t>в</w:t>
-      </w:r>
-      <w:r>
-        <w:t xml:space="preserve"> </w:t>
-      </w:r>
-      <w:r>
-        <w:t>учеников.</w:t>
-      </w:r>
-      <w:r>
-        <w:t xml:space="preserve"> </w:t>
-      </w:r>
-      <w:r>
-        <w:t>Сайт</w:t>
-      </w:r>
-      <w:r>
-        <w:t xml:space="preserve"> </w:t>
-      </w:r>
-      <w:r>
-        <w:t>должен</w:t>
-      </w:r>
-      <w:r>
-        <w:t xml:space="preserve"> </w:t>
-      </w:r>
-      <w:r>
-        <w:t>закрывать</w:t>
-      </w:r>
-      <w:r>
-        <w:t xml:space="preserve"> </w:t>
-      </w:r>
-      <w:r>
-        <w:t>основные</w:t>
-      </w:r>
-      <w:r>
-        <w:t xml:space="preserve"> </w:t>
-      </w:r>
-      <w:r>
-        <w:t>страхи</w:t>
-      </w:r>
-      <w:r>
-        <w:t xml:space="preserve"> </w:t>
-      </w:r>
-      <w:r>
-        <w:t>пользователей</w:t>
-      </w:r>
-      <w:r>
-        <w:t xml:space="preserve"> </w:t>
-      </w:r>
-      <w:r>
-        <w:t>(отсутствие</w:t>
-      </w:r>
-      <w:r>
-        <w:t xml:space="preserve"> </w:t>
-      </w:r>
-      <w:r>
-        <w:t>таланта,</w:t>
-      </w:r>
-      <w:r>
-        <w:t xml:space="preserve"> </w:t>
-      </w:r>
-      <w:r>
-        <w:t>боязнь</w:t>
-      </w:r>
-      <w:r>
-        <w:t xml:space="preserve"> </w:t>
-      </w:r>
-      <w:r>
-        <w:t>не</w:t>
-      </w:r>
-      <w:r>
-        <w:t xml:space="preserve"> </w:t>
-      </w:r>
-      <w:r>
-        <w:t>найти</w:t>
-      </w:r>
-      <w:r>
-        <w:t xml:space="preserve"> </w:t>
-      </w:r>
-      <w:r>
-        <w:t>работу),</w:t>
-      </w:r>
-      <w:r>
-        <w:t xml:space="preserve"> </w:t>
-      </w:r>
-      <w:r>
-        <w:t>демонстрировать</w:t>
-      </w:r>
-      <w:r>
-        <w:t xml:space="preserve"> </w:t>
-      </w:r>
-      <w:r>
-        <w:t>ценность</w:t>
-      </w:r>
-      <w:r>
-        <w:t xml:space="preserve"> </w:t>
-      </w:r>
-      <w:r>
-        <w:t>обучения</w:t>
-      </w:r>
-      <w:r>
-        <w:t xml:space="preserve"> </w:t>
-      </w:r>
-      <w:r>
-        <w:t>и</w:t>
-      </w:r>
-      <w:r>
-        <w:t xml:space="preserve"> </w:t>
-      </w:r>
-      <w:r>
-        <w:t>побуждать</w:t>
-      </w:r>
-      <w:r>
-        <w:t xml:space="preserve"> </w:t>
-      </w:r>
-      <w:r>
-        <w:t>к</w:t>
-      </w:r>
-      <w:r>
-        <w:t xml:space="preserve"> </w:t>
-      </w:r>
-      <w:r>
-        <w:t>совершению</w:t>
-      </w:r>
-      <w:r>
-        <w:t xml:space="preserve"> </w:t>
-      </w:r>
-      <w:r>
-        <w:t>целевого</w:t>
-      </w:r>
-      <w:r>
-        <w:t xml:space="preserve"> </w:t>
-      </w:r>
-      <w:r>
-        <w:t>действия</w:t>
-      </w:r>
-      <w:r>
-        <w:t xml:space="preserve"> </w:t>
-      </w:r>
-      <w:r>
-        <w:t>(покупке).</w:t>
-      </w:r>
-    </w:p>
-    <w:p>
-      <w:pPr>
-        <w:pStyle w:val="a7"/>
-      </w:pPr>
-      <w:r>
-        <w:t>3.</w:t>
-      </w:r>
-      <w:r>
-        <w:t xml:space="preserve"> </w:t>
-      </w:r>
-      <w:r>
-        <w:t>Задачи</w:t>
-      </w:r>
-      <w:r>
-        <w:t xml:space="preserve"> </w:t>
-      </w:r>
-      <w:r>
-        <w:t>проекта</w:t>
-      </w:r>
-    </w:p>
-    <w:p>
-      <w:pPr>
         <w:pStyle w:val="af9"/>
         <w:numPr>
           <w:ilvl w:val="0"/>
-          <w:numId w:val="19"/>
+          <w:numId w:val="29"/>
         </w:numPr>
-        <w:ind w:left="1134"/>
+        <w:ind w:left="567" w:firstLine="284"/>
       </w:pPr>
       <w:r>
-        <w:t>Провести</w:t>
-      </w:r>
-      <w:r>
-        <w:t xml:space="preserve"> </w:t>
-      </w:r>
-      <w:r>
-        <w:t>предпроектное</w:t>
-      </w:r>
-      <w:r>
-        <w:t xml:space="preserve"> </w:t>
-      </w:r>
-      <w:r>
-        <w:t>исследование:</w:t>
-      </w:r>
-      <w:r>
-        <w:t xml:space="preserve"> </w:t>
-      </w:r>
-      <w:r>
-        <w:t>описать</w:t>
-      </w:r>
-      <w:r>
-        <w:t xml:space="preserve"> </w:t>
-      </w:r>
-      <w:r>
-        <w:t>компанию,</w:t>
-      </w:r>
-      <w:r>
-        <w:t xml:space="preserve"> </w:t>
-      </w:r>
-      <w:r>
-        <w:t>целевую</w:t>
-      </w:r>
-      <w:r>
-        <w:t xml:space="preserve"> </w:t>
-      </w:r>
-      <w:r>
-        <w:t>аудиторию,</w:t>
-      </w:r>
-      <w:r>
-        <w:t xml:space="preserve"> </w:t>
-      </w:r>
-      <w:r>
-        <w:t>прямых</w:t>
-      </w:r>
-      <w:r>
-        <w:t xml:space="preserve"> </w:t>
-      </w:r>
-      <w:r>
-        <w:t>и</w:t>
-      </w:r>
-      <w:r>
-        <w:t xml:space="preserve"> </w:t>
-      </w:r>
-      <w:r>
-        <w:t>косвенных</w:t>
-      </w:r>
-      <w:r>
-        <w:t xml:space="preserve"> </w:t>
-      </w:r>
-      <w:r>
-        <w:t>конкурентов.</w:t>
-      </w:r>
-    </w:p>
-    <w:p>
-      <w:pPr>
-        <w:pStyle w:val="af9"/>
-        <w:numPr>
-          <w:ilvl w:val="0"/>
-          <w:numId w:val="19"/>
-        </w:numPr>
-        <w:ind w:left="1134"/>
-      </w:pPr>
-      <w:r>
-        <w:t>Продумать</w:t>
-      </w:r>
-      <w:r>
-        <w:t xml:space="preserve"> </w:t>
-      </w:r>
-      <w:r>
-        <w:t>информационную</w:t>
-      </w:r>
-      <w:r>
-        <w:t xml:space="preserve"> </w:t>
-      </w:r>
-      <w:r>
-        <w:t>архитектуру</w:t>
-      </w:r>
-      <w:r>
-        <w:t xml:space="preserve"> </w:t>
-      </w:r>
-      <w:r>
-        <w:t>сайта</w:t>
-      </w:r>
-      <w:r>
-        <w:t xml:space="preserve"> </w:t>
-      </w:r>
-      <w:r>
-        <w:t>(последовательность</w:t>
-      </w:r>
-      <w:r>
-        <w:t xml:space="preserve"> </w:t>
-      </w:r>
-      <w:r>
-        <w:t>смысловых</w:t>
-      </w:r>
-      <w:r>
-        <w:t xml:space="preserve"> </w:t>
-      </w:r>
-      <w:r>
-        <w:t>блоков).</w:t>
-      </w:r>
-    </w:p>
-    <w:p>
-      <w:pPr>
-        <w:pStyle w:val="af9"/>
-        <w:numPr>
-          <w:ilvl w:val="0"/>
-          <w:numId w:val="19"/>
-        </w:numPr>
-        <w:ind w:left="1134"/>
-      </w:pPr>
-      <w:r>
-        <w:t>Разработать</w:t>
-      </w:r>
-      <w:r>
-        <w:t xml:space="preserve"> </w:t>
-      </w:r>
-      <w:proofErr w:type="spellStart"/>
-      <w:r>
-        <w:t>вайрфрейм</w:t>
-      </w:r>
-      <w:proofErr w:type="spellEnd"/>
-      <w:r>
-        <w:t xml:space="preserve"> </w:t>
-      </w:r>
-      <w:r>
-        <w:t>главной</w:t>
-      </w:r>
-      <w:r>
-        <w:t xml:space="preserve"> </w:t>
-      </w:r>
-      <w:r>
-        <w:t>страницы</w:t>
-      </w:r>
-      <w:r>
-        <w:t xml:space="preserve"> </w:t>
-      </w:r>
-      <w:r>
-        <w:t>и</w:t>
-      </w:r>
-      <w:r>
-        <w:t xml:space="preserve"> </w:t>
-      </w:r>
-      <w:r>
-        <w:t>остальных</w:t>
-      </w:r>
-      <w:r>
-        <w:t xml:space="preserve"> </w:t>
-      </w:r>
-      <w:r>
-        <w:t>блоков</w:t>
-      </w:r>
-      <w:r>
-        <w:t xml:space="preserve"> </w:t>
-      </w:r>
-      <w:r>
-        <w:t>для</w:t>
-      </w:r>
-      <w:r>
-        <w:t xml:space="preserve"> </w:t>
-      </w:r>
-      <w:r>
-        <w:t>десктопной</w:t>
-      </w:r>
-      <w:r>
-        <w:t xml:space="preserve"> </w:t>
-      </w:r>
-      <w:r>
-        <w:t>версии,</w:t>
-      </w:r>
-      <w:r>
-        <w:t xml:space="preserve"> </w:t>
-      </w:r>
-      <w:r>
-        <w:t>используя</w:t>
-      </w:r>
-      <w:r>
-        <w:t xml:space="preserve"> </w:t>
-      </w:r>
-      <w:r>
-        <w:t>гештальт-принципы</w:t>
-      </w:r>
-      <w:r>
-        <w:t xml:space="preserve"> </w:t>
-      </w:r>
-      <w:r>
-        <w:t>(близость,</w:t>
-      </w:r>
-      <w:r>
-        <w:t xml:space="preserve"> </w:t>
-      </w:r>
-      <w:r>
-        <w:t>выравнивание,</w:t>
-      </w:r>
-      <w:r>
-        <w:t xml:space="preserve"> </w:t>
-      </w:r>
-      <w:r>
-        <w:t>общая</w:t>
-      </w:r>
-      <w:r>
-        <w:t xml:space="preserve"> </w:t>
-      </w:r>
-      <w:r>
-        <w:t>область).</w:t>
-      </w:r>
-    </w:p>
-    <w:p>
-      <w:pPr>
-        <w:pStyle w:val="af9"/>
-        <w:numPr>
-          <w:ilvl w:val="0"/>
-          <w:numId w:val="19"/>
-        </w:numPr>
-        <w:ind w:left="1134"/>
-      </w:pPr>
-      <w:r>
-        <w:t>Адаптировать</w:t>
-      </w:r>
-      <w:r>
-        <w:t xml:space="preserve"> </w:t>
-      </w:r>
-      <w:proofErr w:type="spellStart"/>
-      <w:r>
-        <w:t>вайрфрейм</w:t>
-      </w:r>
-      <w:proofErr w:type="spellEnd"/>
-      <w:r>
-        <w:t xml:space="preserve"> </w:t>
-      </w:r>
-      <w:r>
-        <w:t>под</w:t>
-      </w:r>
-      <w:r>
-        <w:t xml:space="preserve"> </w:t>
-      </w:r>
-      <w:r>
-        <w:t>мобильные</w:t>
-      </w:r>
-      <w:r>
-        <w:t xml:space="preserve"> </w:t>
-      </w:r>
-      <w:r>
-        <w:t>устройства</w:t>
-      </w:r>
-      <w:r>
-        <w:t xml:space="preserve"> </w:t>
-      </w:r>
-      <w:r>
-        <w:t>(настроить</w:t>
-      </w:r>
-      <w:r>
-        <w:t xml:space="preserve"> </w:t>
-      </w:r>
-      <w:r>
-        <w:t>мобильную</w:t>
-      </w:r>
-      <w:r>
-        <w:t xml:space="preserve"> </w:t>
-      </w:r>
-      <w:r>
-        <w:t>сетку,</w:t>
-      </w:r>
-      <w:r>
-        <w:t xml:space="preserve"> </w:t>
-      </w:r>
-      <w:r>
-        <w:t>учесть</w:t>
-      </w:r>
-      <w:r>
-        <w:t xml:space="preserve"> </w:t>
-      </w:r>
-      <w:r>
-        <w:t>размер</w:t>
-      </w:r>
-      <w:r>
-        <w:t xml:space="preserve"> </w:t>
-      </w:r>
-      <w:proofErr w:type="spellStart"/>
-      <w:r>
-        <w:t>кликабельных</w:t>
-      </w:r>
-      <w:proofErr w:type="spellEnd"/>
-      <w:r>
-        <w:t xml:space="preserve"> </w:t>
-      </w:r>
-      <w:r>
-        <w:t>элементов</w:t>
-      </w:r>
-      <w:r>
-        <w:t xml:space="preserve"> </w:t>
-      </w:r>
-      <w:r>
-        <w:t>не</w:t>
-      </w:r>
-      <w:r>
-        <w:t xml:space="preserve"> </w:t>
-      </w:r>
-      <w:r>
-        <w:t>менее</w:t>
-      </w:r>
-      <w:r>
-        <w:t xml:space="preserve"> </w:t>
-      </w:r>
-      <w:r>
-        <w:t>44</w:t>
-      </w:r>
-      <w:r>
-        <w:t xml:space="preserve"> </w:t>
-      </w:r>
-      <w:r>
-        <w:t>пикселей).</w:t>
-      </w:r>
-    </w:p>
-    <w:p>
-      <w:pPr>
-        <w:pStyle w:val="af9"/>
-        <w:numPr>
-          <w:ilvl w:val="0"/>
-          <w:numId w:val="19"/>
-        </w:numPr>
-        <w:ind w:left="1134"/>
-      </w:pPr>
-      <w:r>
-        <w:t>Разработать</w:t>
-      </w:r>
-      <w:r>
-        <w:t xml:space="preserve"> </w:t>
-      </w:r>
-      <w:r>
-        <w:t>итоговый</w:t>
-      </w:r>
-      <w:r>
-        <w:t xml:space="preserve"> </w:t>
-      </w:r>
-      <w:r>
-        <w:t>UI-дизайн</w:t>
-      </w:r>
-      <w:r>
-        <w:t xml:space="preserve"> </w:t>
-      </w:r>
-      <w:r>
-        <w:t>в</w:t>
-      </w:r>
-      <w:r>
-        <w:t xml:space="preserve"> </w:t>
-      </w:r>
-      <w:r>
-        <w:t>1-4</w:t>
-      </w:r>
-      <w:r>
-        <w:t xml:space="preserve"> </w:t>
-      </w:r>
-      <w:r>
-        <w:t>цветах</w:t>
-      </w:r>
-      <w:r>
-        <w:t xml:space="preserve"> </w:t>
-      </w:r>
-      <w:r>
-        <w:t>с</w:t>
-      </w:r>
-      <w:r>
-        <w:t xml:space="preserve"> </w:t>
-      </w:r>
-      <w:r>
-        <w:t>единой</w:t>
-      </w:r>
-      <w:r>
-        <w:t xml:space="preserve"> </w:t>
-      </w:r>
-      <w:r>
-        <w:t>стилистикой</w:t>
-      </w:r>
-      <w:r>
-        <w:t xml:space="preserve"> </w:t>
-      </w:r>
-      <w:r>
-        <w:t>и</w:t>
-      </w:r>
-      <w:r>
-        <w:t xml:space="preserve"> </w:t>
-      </w:r>
-      <w:r>
-        <w:t>графикой.</w:t>
-      </w:r>
-    </w:p>
-    <w:p>
-      <w:pPr>
-        <w:pStyle w:val="a7"/>
-      </w:pPr>
-      <w:r>
-        <w:t>4.</w:t>
-      </w:r>
-      <w:r>
-        <w:t xml:space="preserve"> </w:t>
-      </w:r>
-      <w:r>
-        <w:t>Информация</w:t>
-      </w:r>
-      <w:r>
-        <w:t xml:space="preserve"> </w:t>
-      </w:r>
-      <w:r>
-        <w:t>о</w:t>
-      </w:r>
-      <w:r>
-        <w:t xml:space="preserve"> </w:t>
-      </w:r>
-      <w:r>
-        <w:t>компании</w:t>
-      </w:r>
-    </w:p>
-    <w:p>
-      <w:pPr>
-        <w:pStyle w:val="af9"/>
-        <w:numPr>
-          <w:ilvl w:val="0"/>
-          <w:numId w:val="21"/>
-        </w:numPr>
-        <w:ind w:left="1134"/>
-      </w:pPr>
-      <w:r>
-        <w:t>Название:</w:t>
-      </w:r>
-      <w:r>
-        <w:t xml:space="preserve"> </w:t>
-      </w:r>
-      <w:r>
-        <w:t>О</w:t>
-      </w:r>
-      <w:r>
-        <w:t>нлайн-школа</w:t>
-      </w:r>
-      <w:r>
-        <w:t xml:space="preserve"> </w:t>
-      </w:r>
-      <w:r>
-        <w:t>цифровых</w:t>
-      </w:r>
-      <w:r>
-        <w:t xml:space="preserve"> </w:t>
-      </w:r>
-      <w:r>
-        <w:t>профессий</w:t>
-      </w:r>
-      <w:r>
-        <w:t xml:space="preserve"> </w:t>
-      </w:r>
-      <w:r>
-        <w:t>«</w:t>
-      </w:r>
-      <w:proofErr w:type="spellStart"/>
-      <w:r>
-        <w:t>PixelArt</w:t>
-      </w:r>
-      <w:proofErr w:type="spellEnd"/>
-      <w:r>
-        <w:t>».</w:t>
-      </w:r>
-    </w:p>
-    <w:p>
-      <w:pPr>
-        <w:pStyle w:val="af9"/>
-        <w:numPr>
-          <w:ilvl w:val="0"/>
-          <w:numId w:val="21"/>
-        </w:numPr>
-        <w:ind w:left="1134"/>
-      </w:pPr>
-      <w:r>
-        <w:t>Суть</w:t>
-      </w:r>
-      <w:r>
-        <w:t xml:space="preserve"> </w:t>
-      </w:r>
-      <w:r>
-        <w:t>бизнеса:</w:t>
-      </w:r>
-      <w:r>
-        <w:t xml:space="preserve"> </w:t>
-      </w:r>
-      <w:r>
-        <w:t>о</w:t>
-      </w:r>
-      <w:r>
-        <w:t>бучение</w:t>
-      </w:r>
-      <w:r>
-        <w:t xml:space="preserve"> </w:t>
-      </w:r>
-      <w:r>
-        <w:t>востребованным</w:t>
-      </w:r>
-      <w:r>
-        <w:t xml:space="preserve"> </w:t>
-      </w:r>
-      <w:r>
-        <w:t>IT</w:t>
-      </w:r>
-      <w:r>
-        <w:t xml:space="preserve"> </w:t>
-      </w:r>
-      <w:r>
-        <w:t>и</w:t>
-      </w:r>
-      <w:r>
-        <w:t xml:space="preserve"> </w:t>
-      </w:r>
-      <w:proofErr w:type="spellStart"/>
-      <w:r>
-        <w:t>digital</w:t>
-      </w:r>
-      <w:proofErr w:type="spellEnd"/>
-      <w:r>
-        <w:t>-профессиям</w:t>
-      </w:r>
-      <w:r>
-        <w:t xml:space="preserve"> </w:t>
-      </w:r>
-      <w:r>
-        <w:t>с</w:t>
-      </w:r>
-      <w:r>
-        <w:t xml:space="preserve"> </w:t>
-      </w:r>
-      <w:r>
-        <w:t>упором</w:t>
-      </w:r>
-      <w:r>
-        <w:t xml:space="preserve"> </w:t>
-      </w:r>
-      <w:r>
-        <w:t>на</w:t>
-      </w:r>
-      <w:r>
-        <w:t xml:space="preserve"> </w:t>
-      </w:r>
-      <w:r>
-        <w:t>практику</w:t>
-      </w:r>
-      <w:r>
-        <w:t xml:space="preserve"> </w:t>
-      </w:r>
-      <w:r>
-        <w:t>и</w:t>
-      </w:r>
-      <w:r>
-        <w:t xml:space="preserve"> </w:t>
-      </w:r>
-      <w:r>
-        <w:t>помощь</w:t>
-      </w:r>
-      <w:r>
-        <w:t xml:space="preserve"> </w:t>
-      </w:r>
-      <w:r>
-        <w:t>в</w:t>
-      </w:r>
-      <w:r>
-        <w:t xml:space="preserve"> </w:t>
-      </w:r>
-      <w:r>
-        <w:t>трудоустройстве.</w:t>
-      </w:r>
-    </w:p>
-    <w:p>
-      <w:pPr>
-        <w:pStyle w:val="af9"/>
-        <w:numPr>
-          <w:ilvl w:val="0"/>
-          <w:numId w:val="21"/>
-        </w:numPr>
-        <w:ind w:left="1134"/>
-      </w:pPr>
-      <w:r>
-        <w:lastRenderedPageBreak/>
-        <w:t>Продвигаемый</w:t>
-      </w:r>
-      <w:r>
-        <w:t xml:space="preserve"> </w:t>
-      </w:r>
-      <w:r>
-        <w:t>продукт:</w:t>
-      </w:r>
-      <w:r>
-        <w:t xml:space="preserve"> </w:t>
-      </w:r>
-      <w:r>
-        <w:t>2-месячный</w:t>
-      </w:r>
-      <w:r>
-        <w:t xml:space="preserve"> </w:t>
-      </w:r>
-      <w:r>
-        <w:t>онлайн-курс</w:t>
-      </w:r>
-      <w:r>
-        <w:t xml:space="preserve"> </w:t>
-      </w:r>
-      <w:r>
-        <w:t>«</w:t>
-      </w:r>
-      <w:proofErr w:type="spellStart"/>
-      <w:r>
-        <w:t>Моушн</w:t>
-      </w:r>
-      <w:proofErr w:type="spellEnd"/>
-      <w:r>
-        <w:t>-дизайн</w:t>
-      </w:r>
-      <w:r>
-        <w:t xml:space="preserve"> </w:t>
-      </w:r>
-      <w:r>
-        <w:t>с</w:t>
-      </w:r>
-      <w:r>
-        <w:t xml:space="preserve"> </w:t>
-      </w:r>
-      <w:r>
-        <w:t>нуля»</w:t>
-      </w:r>
-      <w:r>
-        <w:t xml:space="preserve"> </w:t>
-      </w:r>
-      <w:r>
-        <w:t>(создание</w:t>
-      </w:r>
-      <w:r>
-        <w:t xml:space="preserve"> </w:t>
-      </w:r>
-      <w:r>
-        <w:t>2D</w:t>
-      </w:r>
-      <w:r>
-        <w:t xml:space="preserve"> </w:t>
-      </w:r>
-      <w:r>
-        <w:t>и</w:t>
-      </w:r>
-      <w:r>
-        <w:t xml:space="preserve"> </w:t>
-      </w:r>
-      <w:r>
-        <w:t>3D</w:t>
-      </w:r>
-      <w:r>
-        <w:t xml:space="preserve"> </w:t>
-      </w:r>
-      <w:r>
-        <w:t>анимации,</w:t>
-      </w:r>
-      <w:r>
-        <w:t xml:space="preserve"> </w:t>
-      </w:r>
-      <w:r>
-        <w:t>работа</w:t>
-      </w:r>
-      <w:r>
-        <w:t xml:space="preserve"> </w:t>
-      </w:r>
-      <w:r>
-        <w:t>в</w:t>
-      </w:r>
-      <w:r>
-        <w:t xml:space="preserve"> </w:t>
-      </w:r>
-      <w:proofErr w:type="spellStart"/>
-      <w:r>
-        <w:t>After</w:t>
-      </w:r>
-      <w:proofErr w:type="spellEnd"/>
-      <w:r>
-        <w:t xml:space="preserve"> </w:t>
-      </w:r>
-      <w:proofErr w:type="spellStart"/>
-      <w:r>
-        <w:t>Effects</w:t>
-      </w:r>
-      <w:proofErr w:type="spellEnd"/>
-      <w:r>
-        <w:t xml:space="preserve"> </w:t>
-      </w:r>
-      <w:r>
-        <w:t>и</w:t>
-      </w:r>
-      <w:r>
-        <w:t xml:space="preserve"> </w:t>
-      </w:r>
-      <w:r>
-        <w:t>Cinema</w:t>
-      </w:r>
-      <w:r>
-        <w:t xml:space="preserve"> </w:t>
-      </w:r>
-      <w:r>
-        <w:t>4D).</w:t>
-      </w:r>
-    </w:p>
-    <w:p>
-      <w:pPr>
-        <w:pStyle w:val="af9"/>
-        <w:numPr>
-          <w:ilvl w:val="0"/>
-          <w:numId w:val="21"/>
-        </w:numPr>
-        <w:ind w:left="1134"/>
-      </w:pPr>
-      <w:r>
-        <w:t>Преимущества</w:t>
-      </w:r>
-      <w:r>
-        <w:t xml:space="preserve"> </w:t>
-      </w:r>
-      <w:r>
-        <w:t>(УТП):</w:t>
-      </w:r>
-      <w:r>
-        <w:t xml:space="preserve"> </w:t>
-      </w:r>
-      <w:r>
-        <w:t>п</w:t>
-      </w:r>
-      <w:r>
-        <w:t>реподаватели</w:t>
-      </w:r>
-      <w:r>
-        <w:t xml:space="preserve"> </w:t>
-      </w:r>
-      <w:r>
-        <w:t>—</w:t>
-      </w:r>
-      <w:r>
-        <w:t xml:space="preserve"> </w:t>
-      </w:r>
-      <w:r>
-        <w:t>действующие</w:t>
-      </w:r>
-      <w:r>
-        <w:t xml:space="preserve"> </w:t>
-      </w:r>
-      <w:r>
-        <w:t>арт-директора</w:t>
-      </w:r>
-      <w:r>
-        <w:t xml:space="preserve"> </w:t>
-      </w:r>
-      <w:r>
-        <w:t>из</w:t>
-      </w:r>
-      <w:r>
-        <w:t xml:space="preserve"> </w:t>
-      </w:r>
-      <w:r>
-        <w:t>крупных</w:t>
-      </w:r>
-      <w:r>
-        <w:t xml:space="preserve"> </w:t>
-      </w:r>
-      <w:r>
-        <w:t>IT-компаний.</w:t>
-      </w:r>
-      <w:r>
-        <w:t xml:space="preserve"> </w:t>
-      </w:r>
-      <w:r>
-        <w:t>На</w:t>
-      </w:r>
-      <w:r>
-        <w:t xml:space="preserve"> </w:t>
-      </w:r>
-      <w:r>
-        <w:t>выходе</w:t>
-      </w:r>
-      <w:r>
-        <w:t xml:space="preserve"> </w:t>
-      </w:r>
-      <w:r>
-        <w:t>студент</w:t>
-      </w:r>
-      <w:r>
-        <w:t xml:space="preserve"> </w:t>
-      </w:r>
-      <w:r>
-        <w:t>получает</w:t>
-      </w:r>
-      <w:r>
-        <w:t xml:space="preserve"> </w:t>
-      </w:r>
-      <w:r>
-        <w:t>готовое</w:t>
-      </w:r>
-      <w:r>
-        <w:t xml:space="preserve"> </w:t>
+        <w:t>Первый экран – заголовок с уникальным торговым предложением (УТП), динамичный видео-</w:t>
       </w:r>
       <w:proofErr w:type="spellStart"/>
       <w:r>
@@ -2300,57 +1104,20 @@
       </w:r>
       <w:proofErr w:type="spellEnd"/>
       <w:r>
-        <w:t>-портфолио</w:t>
-      </w:r>
-      <w:r>
-        <w:t xml:space="preserve"> </w:t>
-      </w:r>
-      <w:r>
-        <w:t>из</w:t>
-      </w:r>
-      <w:r>
-        <w:t xml:space="preserve"> </w:t>
-      </w:r>
-      <w:r>
-        <w:t>5</w:t>
-      </w:r>
-      <w:r>
-        <w:t xml:space="preserve"> </w:t>
-      </w:r>
-      <w:r>
-        <w:t>работ</w:t>
-      </w:r>
-      <w:r>
-        <w:t xml:space="preserve"> </w:t>
-      </w:r>
-      <w:r>
-        <w:t>и</w:t>
-      </w:r>
-      <w:r>
-        <w:t xml:space="preserve"> </w:t>
-      </w:r>
-      <w:r>
-        <w:t>сертификат.</w:t>
+        <w:t xml:space="preserve"> с работами учеников и кнопка призыва «Записаться на курс».</w:t>
       </w:r>
     </w:p>
     <w:p>
       <w:pPr>
-        <w:pStyle w:val="a7"/>
+        <w:pStyle w:val="af9"/>
+        <w:numPr>
+          <w:ilvl w:val="0"/>
+          <w:numId w:val="29"/>
+        </w:numPr>
+        <w:ind w:left="567" w:firstLine="284"/>
       </w:pPr>
       <w:r>
-        <w:t>5.</w:t>
-      </w:r>
-      <w:r>
-        <w:t xml:space="preserve"> </w:t>
-      </w:r>
-      <w:r>
-        <w:t>Целевая</w:t>
-      </w:r>
-      <w:r>
-        <w:t xml:space="preserve"> </w:t>
-      </w:r>
-      <w:r>
-        <w:t>аудитория</w:t>
+        <w:t>Для кого этот курс – блок с описанием целевой аудитории (новички, графические дизайнеры, желающие сменить профессию), чтобы посетитель узнал в нем себя.</w:t>
       </w:r>
     </w:p>
     <w:p>
@@ -2358,123 +1125,12 @@
         <w:pStyle w:val="af9"/>
         <w:numPr>
           <w:ilvl w:val="0"/>
-          <w:numId w:val="22"/>
+          <w:numId w:val="29"/>
         </w:numPr>
-        <w:ind w:left="1134"/>
+        <w:ind w:left="567" w:firstLine="284"/>
       </w:pPr>
       <w:r>
-        <w:t>Демография:</w:t>
-      </w:r>
-      <w:r>
-        <w:t xml:space="preserve"> </w:t>
-      </w:r>
-      <w:r>
-        <w:t>м</w:t>
-      </w:r>
-      <w:r>
-        <w:t>ужчины</w:t>
-      </w:r>
-      <w:r>
-        <w:t xml:space="preserve"> </w:t>
-      </w:r>
-      <w:r>
-        <w:t>и</w:t>
-      </w:r>
-      <w:r>
-        <w:t xml:space="preserve"> </w:t>
-      </w:r>
-      <w:r>
-        <w:t>женщины,</w:t>
-      </w:r>
-      <w:r>
-        <w:t xml:space="preserve"> </w:t>
-      </w:r>
-      <w:r>
-        <w:t>18–35</w:t>
-      </w:r>
-      <w:r>
-        <w:t xml:space="preserve"> </w:t>
-      </w:r>
-      <w:r>
-        <w:t>лет.</w:t>
-      </w:r>
-      <w:r>
-        <w:t xml:space="preserve"> </w:t>
-      </w:r>
-      <w:r>
-        <w:t>География</w:t>
-      </w:r>
-      <w:r>
-        <w:t xml:space="preserve"> </w:t>
-      </w:r>
-      <w:r>
-        <w:t>—</w:t>
-      </w:r>
-      <w:r>
-        <w:t xml:space="preserve"> </w:t>
-      </w:r>
-      <w:r>
-        <w:t>вся</w:t>
-      </w:r>
-      <w:r>
-        <w:t xml:space="preserve"> </w:t>
-      </w:r>
-      <w:r>
-        <w:t>Россия</w:t>
-      </w:r>
-      <w:r>
-        <w:t xml:space="preserve"> </w:t>
-      </w:r>
-      <w:r>
-        <w:t>и</w:t>
-      </w:r>
-      <w:r>
-        <w:t xml:space="preserve"> </w:t>
-      </w:r>
-      <w:r>
-        <w:t>СНГ</w:t>
-      </w:r>
-      <w:r>
-        <w:t xml:space="preserve"> </w:t>
-      </w:r>
-      <w:r>
-        <w:t>(формат</w:t>
-      </w:r>
-      <w:r>
-        <w:t xml:space="preserve"> </w:t>
-      </w:r>
-      <w:r>
-        <w:t>онлайн</w:t>
-      </w:r>
-      <w:r>
-        <w:t xml:space="preserve"> </w:t>
-      </w:r>
-      <w:r>
-        <w:t>позволяет</w:t>
-      </w:r>
-      <w:r>
-        <w:t xml:space="preserve"> </w:t>
-      </w:r>
-      <w:r>
-        <w:t>не</w:t>
-      </w:r>
-      <w:r>
-        <w:t xml:space="preserve"> </w:t>
-      </w:r>
-      <w:r>
-        <w:t>привязываться</w:t>
-      </w:r>
-      <w:r>
-        <w:t xml:space="preserve"> </w:t>
-      </w:r>
-      <w:r>
-        <w:t>к</w:t>
-      </w:r>
-      <w:r>
-        <w:t xml:space="preserve"> </w:t>
-      </w:r>
-      <w:r>
-        <w:t>городу).</w:t>
+        <w:t>Что вы получите – перечисление ключевых результатов обучения: готовое портфолио, владение профессиональным софтом, сертификат и помощь в поиске заказов.</w:t>
       </w:r>
     </w:p>
     <w:p>
@@ -2482,147 +1138,12 @@
         <w:pStyle w:val="af9"/>
         <w:numPr>
           <w:ilvl w:val="0"/>
-          <w:numId w:val="22"/>
+          <w:numId w:val="29"/>
         </w:numPr>
-        <w:ind w:left="1134"/>
+        <w:ind w:left="567" w:firstLine="284"/>
       </w:pPr>
       <w:r>
-        <w:t>Род</w:t>
-      </w:r>
-      <w:r>
-        <w:t xml:space="preserve"> </w:t>
-      </w:r>
-      <w:r>
-        <w:t>занятий:</w:t>
-      </w:r>
-      <w:r>
-        <w:t xml:space="preserve"> </w:t>
-      </w:r>
-      <w:r>
-        <w:t>с</w:t>
-      </w:r>
-      <w:r>
-        <w:t>туденты;</w:t>
-      </w:r>
-      <w:r>
-        <w:t xml:space="preserve"> </w:t>
-      </w:r>
-      <w:r>
-        <w:t>люди,</w:t>
-      </w:r>
-      <w:r>
-        <w:t xml:space="preserve"> </w:t>
-      </w:r>
-      <w:r>
-        <w:t>работающие</w:t>
-      </w:r>
-      <w:r>
-        <w:t xml:space="preserve"> </w:t>
-      </w:r>
-      <w:r>
-        <w:t>в</w:t>
-      </w:r>
-      <w:r>
-        <w:t xml:space="preserve"> </w:t>
-      </w:r>
-      <w:r>
-        <w:t>сферах</w:t>
-      </w:r>
-      <w:r>
-        <w:t xml:space="preserve"> </w:t>
-      </w:r>
-      <w:r>
-        <w:t>с</w:t>
-      </w:r>
-      <w:r>
-        <w:t xml:space="preserve"> </w:t>
-      </w:r>
-      <w:r>
-        <w:t>низкой</w:t>
-      </w:r>
-      <w:r>
-        <w:t xml:space="preserve"> </w:t>
-      </w:r>
-      <w:r>
-        <w:t>оплатой</w:t>
-      </w:r>
-      <w:r>
-        <w:t xml:space="preserve"> </w:t>
-      </w:r>
-      <w:r>
-        <w:t>труда</w:t>
-      </w:r>
-      <w:r>
-        <w:t xml:space="preserve"> </w:t>
-      </w:r>
-      <w:r>
-        <w:t>(операторы,</w:t>
-      </w:r>
-      <w:r>
-        <w:t xml:space="preserve"> </w:t>
-      </w:r>
-      <w:r>
-        <w:t>продавцы,</w:t>
-      </w:r>
-      <w:r>
-        <w:t xml:space="preserve"> </w:t>
-      </w:r>
-      <w:r>
-        <w:t>менеджеры</w:t>
-      </w:r>
-      <w:r>
-        <w:t xml:space="preserve"> </w:t>
-      </w:r>
-      <w:r>
-        <w:t>начального</w:t>
-      </w:r>
-      <w:r>
-        <w:t xml:space="preserve"> </w:t>
-      </w:r>
-      <w:r>
-        <w:t>звена);</w:t>
-      </w:r>
-      <w:r>
-        <w:t xml:space="preserve"> </w:t>
-      </w:r>
-      <w:r>
-        <w:t>начинающие</w:t>
-      </w:r>
-      <w:r>
-        <w:t xml:space="preserve"> </w:t>
-      </w:r>
-      <w:r>
-        <w:t>графические</w:t>
-      </w:r>
-      <w:r>
-        <w:t xml:space="preserve"> </w:t>
-      </w:r>
-      <w:r>
-        <w:t>дизайнеры,</w:t>
-      </w:r>
-      <w:r>
-        <w:t xml:space="preserve"> </w:t>
-      </w:r>
-      <w:r>
-        <w:t>желающие</w:t>
-      </w:r>
-      <w:r>
-        <w:t xml:space="preserve"> </w:t>
-      </w:r>
-      <w:r>
-        <w:t>расширить</w:t>
-      </w:r>
-      <w:r>
-        <w:t xml:space="preserve"> </w:t>
-      </w:r>
-      <w:r>
-        <w:t>свои</w:t>
-      </w:r>
-      <w:r>
-        <w:t xml:space="preserve"> </w:t>
-      </w:r>
-      <w:r>
-        <w:t>навыки.</w:t>
+        <w:t>Программа курса – детальное расписание учебных модулей, реализованное через сворачивающиеся списки (аккордеон) для удобства восприятия.</w:t>
       </w:r>
     </w:p>
     <w:p>
@@ -2630,225 +1151,12 @@
         <w:pStyle w:val="af9"/>
         <w:numPr>
           <w:ilvl w:val="0"/>
-          <w:numId w:val="22"/>
+          <w:numId w:val="29"/>
         </w:numPr>
-        <w:ind w:left="1134"/>
+        <w:ind w:left="567" w:firstLine="284"/>
       </w:pPr>
       <w:r>
-        <w:t>Боли</w:t>
-      </w:r>
-      <w:r>
-        <w:t xml:space="preserve"> </w:t>
-      </w:r>
-      <w:r>
-        <w:t>и</w:t>
-      </w:r>
-      <w:r>
-        <w:t xml:space="preserve"> </w:t>
-      </w:r>
-      <w:r>
-        <w:t>страхи:</w:t>
-      </w:r>
-      <w:r>
-        <w:t xml:space="preserve"> </w:t>
-      </w:r>
-      <w:r>
-        <w:t>х</w:t>
-      </w:r>
-      <w:r>
-        <w:t>отят</w:t>
-      </w:r>
-      <w:r>
-        <w:t xml:space="preserve"> </w:t>
-      </w:r>
-      <w:r>
-        <w:t>творческую</w:t>
-      </w:r>
-      <w:r>
-        <w:t xml:space="preserve"> </w:t>
-      </w:r>
-      <w:r>
-        <w:t>удаленную</w:t>
-      </w:r>
-      <w:r>
-        <w:t xml:space="preserve"> </w:t>
-      </w:r>
-      <w:r>
-        <w:t>работу</w:t>
-      </w:r>
-      <w:r>
-        <w:t xml:space="preserve"> </w:t>
-      </w:r>
-      <w:r>
-        <w:t>и</w:t>
-      </w:r>
-      <w:r>
-        <w:t xml:space="preserve"> </w:t>
-      </w:r>
-      <w:r>
-        <w:t>высокий</w:t>
-      </w:r>
-      <w:r>
-        <w:t xml:space="preserve"> </w:t>
-      </w:r>
-      <w:r>
-        <w:t>доход,</w:t>
-      </w:r>
-      <w:r>
-        <w:t xml:space="preserve"> </w:t>
-      </w:r>
-      <w:r>
-        <w:t>но</w:t>
-      </w:r>
-      <w:r>
-        <w:t xml:space="preserve"> </w:t>
-      </w:r>
-      <w:r>
-        <w:t>боятся,</w:t>
-      </w:r>
-      <w:r>
-        <w:t xml:space="preserve"> </w:t>
-      </w:r>
-      <w:r>
-        <w:t>что</w:t>
-      </w:r>
-      <w:r>
-        <w:t xml:space="preserve"> </w:t>
-      </w:r>
-      <w:r>
-        <w:t>у</w:t>
-      </w:r>
-      <w:r>
-        <w:t xml:space="preserve"> </w:t>
-      </w:r>
-      <w:r>
-        <w:t>них</w:t>
-      </w:r>
-      <w:r>
-        <w:t xml:space="preserve"> </w:t>
-      </w:r>
-      <w:r>
-        <w:t>«нет</w:t>
-      </w:r>
-      <w:r>
-        <w:t xml:space="preserve"> </w:t>
-      </w:r>
-      <w:r>
-        <w:t>художественного</w:t>
-      </w:r>
-      <w:r>
-        <w:t xml:space="preserve"> </w:t>
-      </w:r>
-      <w:r>
-        <w:t>таланта».</w:t>
-      </w:r>
-      <w:r>
-        <w:t xml:space="preserve"> </w:t>
-      </w:r>
-      <w:r>
-        <w:t>Боятся,</w:t>
-      </w:r>
-      <w:r>
-        <w:t xml:space="preserve"> </w:t>
-      </w:r>
-      <w:r>
-        <w:t>что</w:t>
-      </w:r>
-      <w:r>
-        <w:t xml:space="preserve"> </w:t>
-      </w:r>
-      <w:r>
-        <w:t>курс</w:t>
-      </w:r>
-      <w:r>
-        <w:t xml:space="preserve"> </w:t>
-      </w:r>
-      <w:r>
-        <w:t>окажется</w:t>
-      </w:r>
-      <w:r>
-        <w:t xml:space="preserve"> </w:t>
-      </w:r>
-      <w:r>
-        <w:t>«водой»</w:t>
-      </w:r>
-      <w:r>
-        <w:t xml:space="preserve"> </w:t>
-      </w:r>
-      <w:r>
-        <w:t>и</w:t>
-      </w:r>
-      <w:r>
-        <w:t xml:space="preserve"> </w:t>
-      </w:r>
-      <w:r>
-        <w:t>они</w:t>
-      </w:r>
-      <w:r>
-        <w:t xml:space="preserve"> </w:t>
-      </w:r>
-      <w:r>
-        <w:t>впустую</w:t>
-      </w:r>
-      <w:r>
-        <w:t xml:space="preserve"> </w:t>
-      </w:r>
-      <w:r>
-        <w:t>потратят</w:t>
-      </w:r>
-      <w:r>
-        <w:t xml:space="preserve"> </w:t>
-      </w:r>
-      <w:r>
-        <w:t>деньги.</w:t>
-      </w:r>
-      <w:r>
-        <w:t xml:space="preserve"> </w:t>
-      </w:r>
-      <w:r>
-        <w:t>Опасаются,</w:t>
-      </w:r>
-      <w:r>
-        <w:t xml:space="preserve"> </w:t>
-      </w:r>
-      <w:r>
-        <w:t>что</w:t>
-      </w:r>
-      <w:r>
-        <w:t xml:space="preserve"> </w:t>
-      </w:r>
-      <w:r>
-        <w:t>после</w:t>
-      </w:r>
-      <w:r>
-        <w:t xml:space="preserve"> </w:t>
-      </w:r>
-      <w:r>
-        <w:t>курса</w:t>
-      </w:r>
-      <w:r>
-        <w:t xml:space="preserve"> </w:t>
-      </w:r>
-      <w:r>
-        <w:t>не</w:t>
-      </w:r>
-      <w:r>
-        <w:t xml:space="preserve"> </w:t>
-      </w:r>
-      <w:r>
-        <w:t>смогут</w:t>
-      </w:r>
-      <w:r>
-        <w:t xml:space="preserve"> </w:t>
-      </w:r>
-      <w:r>
-        <w:t>найти</w:t>
-      </w:r>
-      <w:r>
-        <w:t xml:space="preserve"> </w:t>
-      </w:r>
-      <w:r>
-        <w:t>заказчиков.</w:t>
+        <w:t>Работы студентов – галерея с лучшими анимационными роликами выпускников для демонстрации реального уровня и качества обучения.</w:t>
       </w:r>
     </w:p>
     <w:p>
@@ -2856,283 +1164,51 @@
         <w:pStyle w:val="af9"/>
         <w:numPr>
           <w:ilvl w:val="0"/>
-          <w:numId w:val="22"/>
+          <w:numId w:val="29"/>
         </w:numPr>
-        <w:ind w:left="1134"/>
+        <w:ind w:left="567" w:firstLine="284"/>
       </w:pPr>
       <w:r>
-        <w:t>Потребности:</w:t>
-      </w:r>
-      <w:r>
-        <w:t xml:space="preserve"> </w:t>
-      </w:r>
-      <w:r>
-        <w:t>ч</w:t>
-      </w:r>
-      <w:r>
-        <w:t>еткая</w:t>
-      </w:r>
-      <w:r>
-        <w:t xml:space="preserve"> </w:t>
-      </w:r>
-      <w:r>
-        <w:t>пошаговая</w:t>
-      </w:r>
-      <w:r>
-        <w:t xml:space="preserve"> </w:t>
-      </w:r>
-      <w:r>
-        <w:t>программа,</w:t>
-      </w:r>
-      <w:r>
-        <w:t xml:space="preserve"> </w:t>
-      </w:r>
-      <w:r>
-        <w:t>поддержка</w:t>
-      </w:r>
-      <w:r>
-        <w:t xml:space="preserve"> </w:t>
-      </w:r>
-      <w:r>
-        <w:t>наставника,</w:t>
-      </w:r>
-      <w:r>
-        <w:t xml:space="preserve"> </w:t>
-      </w:r>
-      <w:r>
-        <w:t>реальные</w:t>
-      </w:r>
-      <w:r>
-        <w:t xml:space="preserve"> </w:t>
-      </w:r>
-      <w:r>
-        <w:t>кейсы</w:t>
-      </w:r>
-      <w:r>
-        <w:t xml:space="preserve"> </w:t>
-      </w:r>
-      <w:r>
-        <w:t>для</w:t>
-      </w:r>
-      <w:r>
-        <w:t xml:space="preserve"> </w:t>
-      </w:r>
-      <w:r>
-        <w:t>портфолио.</w:t>
+        <w:t>Преподаватели – карточки с информацией о преподавателях курса (фото, опыт, регалии), что работает на повышение доверия к школе.</w:t>
       </w:r>
     </w:p>
     <w:p>
       <w:pPr>
-        <w:pStyle w:val="a7"/>
+        <w:pStyle w:val="af9"/>
+        <w:numPr>
+          <w:ilvl w:val="0"/>
+          <w:numId w:val="29"/>
+        </w:numPr>
+        <w:ind w:left="567" w:firstLine="284"/>
       </w:pPr>
       <w:r>
-        <w:t>6.</w:t>
-      </w:r>
-      <w:r>
-        <w:t xml:space="preserve"> </w:t>
-      </w:r>
-      <w:r>
-        <w:t>Прямые</w:t>
-      </w:r>
-      <w:r>
-        <w:t xml:space="preserve"> </w:t>
-      </w:r>
-      <w:r>
-        <w:t>конкуренты</w:t>
-      </w:r>
-      <w:r>
-        <w:t xml:space="preserve"> </w:t>
-      </w:r>
-      <w:r>
-        <w:t>компании</w:t>
+        <w:t>Тарифы – блок с двумя или тремя вариантами стоимости курса (например, «Стандарт» и «С наставником»), ценами и кнопками для выбора тарифа.</w:t>
       </w:r>
     </w:p>
     <w:p>
       <w:pPr>
         <w:pStyle w:val="af9"/>
+        <w:numPr>
+          <w:ilvl w:val="0"/>
+          <w:numId w:val="29"/>
+        </w:numPr>
+        <w:ind w:left="567" w:firstLine="284"/>
       </w:pPr>
       <w:r>
-        <w:t>Крупные</w:t>
-      </w:r>
-      <w:r>
-        <w:t xml:space="preserve"> </w:t>
-      </w:r>
-      <w:r>
-        <w:t>образовательные</w:t>
-      </w:r>
-      <w:r>
-        <w:t xml:space="preserve"> </w:t>
-      </w:r>
-      <w:r>
-        <w:t>онлайн-платформы</w:t>
-      </w:r>
-      <w:r>
-        <w:t xml:space="preserve"> </w:t>
-      </w:r>
-      <w:r>
-        <w:t>(</w:t>
-      </w:r>
-      <w:proofErr w:type="spellStart"/>
-      <w:r>
-        <w:t>Skillbox</w:t>
-      </w:r>
-      <w:proofErr w:type="spellEnd"/>
-      <w:r>
-        <w:t>,</w:t>
-      </w:r>
-      <w:r>
-        <w:t xml:space="preserve"> </w:t>
-      </w:r>
-      <w:proofErr w:type="spellStart"/>
-      <w:r>
-        <w:t>Яндекс.Практикум</w:t>
-      </w:r>
-      <w:proofErr w:type="spellEnd"/>
-      <w:r>
-        <w:t>,</w:t>
-      </w:r>
-      <w:r>
-        <w:t xml:space="preserve"> </w:t>
-      </w:r>
-      <w:proofErr w:type="spellStart"/>
-      <w:r>
-        <w:t>Нетология</w:t>
-      </w:r>
-      <w:proofErr w:type="spellEnd"/>
-      <w:r>
-        <w:t>,</w:t>
-      </w:r>
-      <w:r>
-        <w:t xml:space="preserve"> </w:t>
-      </w:r>
-      <w:proofErr w:type="spellStart"/>
-      <w:r>
-        <w:t>Contented</w:t>
-      </w:r>
-      <w:proofErr w:type="spellEnd"/>
-      <w:r>
-        <w:t>)</w:t>
-      </w:r>
-      <w:r>
-        <w:t xml:space="preserve"> </w:t>
-      </w:r>
-      <w:r>
-        <w:t>и</w:t>
-      </w:r>
-      <w:r>
-        <w:t xml:space="preserve"> </w:t>
-      </w:r>
-      <w:r>
-        <w:t>узкоспециализированные</w:t>
-      </w:r>
-      <w:r>
-        <w:t xml:space="preserve"> </w:t>
-      </w:r>
-      <w:r>
-        <w:t>авторские</w:t>
-      </w:r>
-      <w:r>
-        <w:t xml:space="preserve"> </w:t>
-      </w:r>
-      <w:r>
-        <w:t>школы</w:t>
-      </w:r>
-      <w:r>
-        <w:t xml:space="preserve"> </w:t>
-      </w:r>
-      <w:r>
-        <w:t>(например,</w:t>
-      </w:r>
-      <w:r>
-        <w:t xml:space="preserve"> </w:t>
-      </w:r>
-      <w:r>
-        <w:t>Мастерская</w:t>
-      </w:r>
-      <w:r>
-        <w:t xml:space="preserve"> </w:t>
-      </w:r>
-      <w:r>
-        <w:t>Исаева),</w:t>
-      </w:r>
-      <w:r>
-        <w:t xml:space="preserve"> </w:t>
-      </w:r>
-      <w:r>
-        <w:t>которые</w:t>
-      </w:r>
-      <w:r>
-        <w:t xml:space="preserve"> </w:t>
-      </w:r>
-      <w:r>
-        <w:t>продают</w:t>
-      </w:r>
-      <w:r>
-        <w:t xml:space="preserve"> </w:t>
-      </w:r>
-      <w:r>
-        <w:t>курсы</w:t>
-      </w:r>
-      <w:r>
-        <w:t xml:space="preserve"> </w:t>
-      </w:r>
-      <w:r>
-        <w:t>конкретно</w:t>
-      </w:r>
-      <w:r>
-        <w:t xml:space="preserve"> </w:t>
-      </w:r>
-      <w:r>
-        <w:t>по</w:t>
-      </w:r>
-      <w:r>
-        <w:t xml:space="preserve"> </w:t>
-      </w:r>
-      <w:proofErr w:type="spellStart"/>
-      <w:r>
-        <w:t>моушн</w:t>
-      </w:r>
-      <w:proofErr w:type="spellEnd"/>
-      <w:r>
-        <w:t>-дизайну</w:t>
-      </w:r>
-      <w:r>
-        <w:t xml:space="preserve"> </w:t>
-      </w:r>
-      <w:r>
-        <w:t>и</w:t>
-      </w:r>
-      <w:r>
-        <w:t xml:space="preserve"> </w:t>
-      </w:r>
-      <w:r>
-        <w:t>анимации.</w:t>
+        <w:t>Помощь в трудоустройстве – блок, закрывающий главный страх аудитории, с описанием карьерной поддержки после окончания курса.</w:t>
       </w:r>
     </w:p>
     <w:p>
       <w:pPr>
-        <w:pStyle w:val="a7"/>
+        <w:pStyle w:val="af9"/>
+        <w:numPr>
+          <w:ilvl w:val="0"/>
+          <w:numId w:val="29"/>
+        </w:numPr>
+        <w:ind w:left="567" w:firstLine="284"/>
       </w:pPr>
       <w:r>
-        <w:t>7.</w:t>
-      </w:r>
-      <w:r>
-        <w:t xml:space="preserve"> </w:t>
-      </w:r>
-      <w:r>
-        <w:t>Косвенные</w:t>
-      </w:r>
-      <w:r>
-        <w:t xml:space="preserve"> </w:t>
-      </w:r>
-      <w:r>
-        <w:t>конкуренты</w:t>
-      </w:r>
-      <w:r>
-        <w:t xml:space="preserve"> </w:t>
-      </w:r>
-      <w:r>
-        <w:t>компании</w:t>
+        <w:t>FAQ – ответы на часто задаваемые вопросы для снятия оставшихся возражений (например, «Нужен ли мощный компьютер?», «Нужно ли уметь рисовать?»).</w:t>
       </w:r>
     </w:p>
     <w:p>
@@ -3140,3308 +1216,17 @@
         <w:pStyle w:val="af9"/>
         <w:numPr>
           <w:ilvl w:val="0"/>
-          <w:numId w:val="23"/>
+          <w:numId w:val="29"/>
         </w:numPr>
-        <w:ind w:left="1134"/>
+        <w:ind w:left="567" w:firstLine="284"/>
       </w:pPr>
       <w:r>
-        <w:t>Платные</w:t>
-      </w:r>
-      <w:r>
-        <w:t xml:space="preserve"> </w:t>
-      </w:r>
-      <w:r>
-        <w:t>подписки</w:t>
-      </w:r>
-      <w:r>
-        <w:t xml:space="preserve"> </w:t>
-      </w:r>
-      <w:r>
-        <w:t>на</w:t>
-      </w:r>
-      <w:r>
-        <w:t xml:space="preserve"> </w:t>
-      </w:r>
-      <w:r>
-        <w:t>микро-курсы</w:t>
-      </w:r>
-      <w:r>
-        <w:t xml:space="preserve"> </w:t>
-      </w:r>
-      <w:r>
-        <w:t>(</w:t>
-      </w:r>
-      <w:proofErr w:type="spellStart"/>
-      <w:r>
-        <w:t>Skillshare</w:t>
-      </w:r>
-      <w:proofErr w:type="spellEnd"/>
-      <w:r>
-        <w:t>,</w:t>
-      </w:r>
-      <w:r>
-        <w:t xml:space="preserve"> </w:t>
-      </w:r>
-      <w:proofErr w:type="spellStart"/>
-      <w:r>
-        <w:t>Domestika</w:t>
-      </w:r>
-      <w:proofErr w:type="spellEnd"/>
-      <w:r>
-        <w:t>).</w:t>
+        <w:t>Контакты и футер – форма обратной связи, контакты школы, ссылки на соцсети и юридическая информация.</w:t>
       </w:r>
     </w:p>
-    <w:p>
-      <w:pPr>
-        <w:pStyle w:val="af9"/>
-        <w:numPr>
-          <w:ilvl w:val="0"/>
-          <w:numId w:val="23"/>
-        </w:numPr>
-        <w:ind w:left="1134"/>
-      </w:pPr>
-      <w:r>
-        <w:t>Бесплатные</w:t>
-      </w:r>
-      <w:r>
-        <w:t xml:space="preserve"> </w:t>
-      </w:r>
-      <w:r>
-        <w:t>обучающие</w:t>
-      </w:r>
-      <w:r>
-        <w:t xml:space="preserve"> </w:t>
-      </w:r>
-      <w:r>
-        <w:t>ролики</w:t>
-      </w:r>
-      <w:r>
-        <w:t xml:space="preserve"> </w:t>
-      </w:r>
-      <w:r>
-        <w:t>на</w:t>
-      </w:r>
-      <w:r>
-        <w:t xml:space="preserve"> </w:t>
-      </w:r>
-      <w:r>
-        <w:t>YouTube</w:t>
-      </w:r>
-      <w:r>
-        <w:t xml:space="preserve"> </w:t>
-      </w:r>
-      <w:r>
-        <w:t>(пользователь</w:t>
-      </w:r>
-      <w:r>
-        <w:t xml:space="preserve"> </w:t>
-      </w:r>
-      <w:r>
-        <w:t>может</w:t>
-      </w:r>
-      <w:r>
-        <w:t xml:space="preserve"> </w:t>
-      </w:r>
-      <w:r>
-        <w:t>решить</w:t>
-      </w:r>
-      <w:r>
-        <w:t xml:space="preserve"> </w:t>
-      </w:r>
-      <w:r>
-        <w:t>учиться</w:t>
-      </w:r>
-      <w:r>
-        <w:t xml:space="preserve"> </w:t>
-      </w:r>
-      <w:r>
-        <w:t>самостоятельно).</w:t>
-      </w:r>
-    </w:p>
-    <w:p>
-      <w:pPr>
-        <w:pStyle w:val="af9"/>
-        <w:numPr>
-          <w:ilvl w:val="0"/>
-          <w:numId w:val="23"/>
-        </w:numPr>
-        <w:ind w:left="1134"/>
-      </w:pPr>
-      <w:r>
-        <w:lastRenderedPageBreak/>
-        <w:t>Курсы</w:t>
-      </w:r>
-      <w:r>
-        <w:t xml:space="preserve"> </w:t>
-      </w:r>
-      <w:r>
-        <w:t>по</w:t>
-      </w:r>
-      <w:r>
-        <w:t xml:space="preserve"> </w:t>
-      </w:r>
-      <w:r>
-        <w:t>другим</w:t>
-      </w:r>
-      <w:r>
-        <w:t xml:space="preserve"> </w:t>
-      </w:r>
-      <w:r>
-        <w:t>смежным</w:t>
-      </w:r>
-      <w:r>
-        <w:t xml:space="preserve"> </w:t>
-      </w:r>
-      <w:proofErr w:type="spellStart"/>
-      <w:r>
-        <w:t>digital</w:t>
-      </w:r>
-      <w:proofErr w:type="spellEnd"/>
-      <w:r>
-        <w:t>-профессиям</w:t>
-      </w:r>
-      <w:r>
-        <w:t xml:space="preserve"> </w:t>
-      </w:r>
-      <w:r>
-        <w:t>(пользователь</w:t>
-      </w:r>
-      <w:r>
-        <w:t xml:space="preserve"> </w:t>
-      </w:r>
-      <w:r>
-        <w:t>может</w:t>
-      </w:r>
-      <w:r>
-        <w:t xml:space="preserve"> </w:t>
-      </w:r>
-      <w:r>
-        <w:t>передумать</w:t>
-      </w:r>
-      <w:r>
-        <w:t xml:space="preserve"> </w:t>
-      </w:r>
-      <w:r>
-        <w:t>и</w:t>
-      </w:r>
-      <w:r>
-        <w:t xml:space="preserve"> </w:t>
-      </w:r>
-      <w:r>
-        <w:t>пойти</w:t>
-      </w:r>
-      <w:r>
-        <w:t xml:space="preserve"> </w:t>
-      </w:r>
-      <w:r>
-        <w:t>учиться</w:t>
-      </w:r>
-      <w:r>
-        <w:t xml:space="preserve"> </w:t>
-      </w:r>
-      <w:r>
-        <w:t>на</w:t>
-      </w:r>
-      <w:r>
-        <w:t xml:space="preserve"> </w:t>
-      </w:r>
-      <w:r>
-        <w:t>UX/UI-дизайнера</w:t>
-      </w:r>
-      <w:r>
-        <w:t xml:space="preserve"> </w:t>
-      </w:r>
-      <w:r>
-        <w:t>или</w:t>
-      </w:r>
-      <w:r>
-        <w:t xml:space="preserve"> </w:t>
-      </w:r>
-      <w:r>
-        <w:t>веб-разработчика).</w:t>
-      </w:r>
-    </w:p>
-    <w:p>
-      <w:pPr>
-        <w:pStyle w:val="af9"/>
-        <w:numPr>
-          <w:ilvl w:val="0"/>
-          <w:numId w:val="23"/>
-        </w:numPr>
-        <w:ind w:left="1134"/>
-      </w:pPr>
-      <w:r>
-        <w:t>Офлайн-курсы</w:t>
-      </w:r>
-      <w:r>
-        <w:t xml:space="preserve"> </w:t>
-      </w:r>
-      <w:r>
-        <w:t>или</w:t>
-      </w:r>
-      <w:r>
-        <w:t xml:space="preserve"> </w:t>
-      </w:r>
-      <w:r>
-        <w:t>колледжи</w:t>
-      </w:r>
-      <w:r>
-        <w:t xml:space="preserve"> </w:t>
-      </w:r>
-      <w:r>
-        <w:t>в</w:t>
-      </w:r>
-      <w:r>
-        <w:t xml:space="preserve"> </w:t>
-      </w:r>
-      <w:r>
-        <w:t>родном</w:t>
-      </w:r>
-      <w:r>
-        <w:t xml:space="preserve"> </w:t>
-      </w:r>
-      <w:r>
-        <w:t>городе</w:t>
-      </w:r>
-      <w:r>
-        <w:t xml:space="preserve"> </w:t>
-      </w:r>
-      <w:r>
-        <w:t>пользователя.</w:t>
-      </w:r>
-    </w:p>
-    <w:p>
-      <w:pPr>
-        <w:pStyle w:val="a7"/>
-      </w:pPr>
-      <w:r>
-        <w:t>8.</w:t>
-      </w:r>
-      <w:r>
-        <w:t xml:space="preserve"> </w:t>
-      </w:r>
-      <w:r>
-        <w:t>Анализ</w:t>
-      </w:r>
-      <w:r>
-        <w:t xml:space="preserve"> </w:t>
-      </w:r>
-      <w:r>
-        <w:t>сайтов</w:t>
-      </w:r>
-      <w:r>
-        <w:t xml:space="preserve"> </w:t>
-      </w:r>
-      <w:r>
-        <w:t>конкурентов</w:t>
-      </w:r>
-      <w:r>
-        <w:t xml:space="preserve"> </w:t>
-      </w:r>
-      <w:r>
-        <w:t>(Преимущества</w:t>
-      </w:r>
-      <w:r>
-        <w:t xml:space="preserve"> </w:t>
-      </w:r>
-      <w:r>
-        <w:t>и</w:t>
-      </w:r>
-      <w:r>
-        <w:t xml:space="preserve"> </w:t>
-      </w:r>
-      <w:r>
-        <w:t>недостатки)</w:t>
-      </w:r>
-    </w:p>
-    <w:p>
-      <w:pPr>
-        <w:pStyle w:val="af9"/>
-        <w:rPr>
-          <w:rStyle w:val="ng-star-inserted1"/>
-        </w:rPr>
-      </w:pPr>
-      <w:r>
-        <w:rPr>
-          <w:rStyle w:val="ng-star-inserted1"/>
-        </w:rPr>
-        <w:t>Конкурент</w:t>
-      </w:r>
-      <w:r>
-        <w:rPr>
-          <w:rStyle w:val="ng-star-inserted1"/>
-        </w:rPr>
-        <w:t xml:space="preserve"> </w:t>
-      </w:r>
-      <w:r>
-        <w:rPr>
-          <w:rStyle w:val="ng-star-inserted1"/>
-        </w:rPr>
-        <w:t>1:</w:t>
-      </w:r>
-      <w:r>
-        <w:rPr>
-          <w:rStyle w:val="ng-star-inserted1"/>
-        </w:rPr>
-        <w:t xml:space="preserve"> </w:t>
-      </w:r>
-      <w:r>
-        <w:rPr>
-          <w:rStyle w:val="ng-star-inserted1"/>
-        </w:rPr>
-        <w:t>Крупная</w:t>
-      </w:r>
-      <w:r>
-        <w:rPr>
-          <w:rStyle w:val="ng-star-inserted1"/>
-        </w:rPr>
-        <w:t xml:space="preserve"> </w:t>
-      </w:r>
-      <w:proofErr w:type="spellStart"/>
-      <w:r>
-        <w:rPr>
-          <w:rStyle w:val="ng-star-inserted1"/>
-        </w:rPr>
-        <w:t>EdTech</w:t>
-      </w:r>
-      <w:proofErr w:type="spellEnd"/>
-      <w:r>
-        <w:rPr>
-          <w:rStyle w:val="ng-star-inserted1"/>
-        </w:rPr>
-        <w:t>-платформа</w:t>
-      </w:r>
-      <w:r>
-        <w:rPr>
-          <w:rStyle w:val="ng-star-inserted1"/>
-        </w:rPr>
-        <w:t xml:space="preserve"> </w:t>
-      </w:r>
-      <w:r>
-        <w:rPr>
-          <w:rStyle w:val="ng-star-inserted1"/>
-        </w:rPr>
-        <w:t>(Курс</w:t>
-      </w:r>
-      <w:r>
-        <w:rPr>
-          <w:rStyle w:val="ng-star-inserted1"/>
-        </w:rPr>
-        <w:t xml:space="preserve"> </w:t>
-      </w:r>
-      <w:r>
-        <w:rPr>
-          <w:rStyle w:val="ng-star-inserted1"/>
-        </w:rPr>
-        <w:t>по</w:t>
-      </w:r>
-      <w:r>
-        <w:rPr>
-          <w:rStyle w:val="ng-star-inserted1"/>
-        </w:rPr>
-        <w:t xml:space="preserve"> </w:t>
-      </w:r>
-      <w:proofErr w:type="spellStart"/>
-      <w:r>
-        <w:rPr>
-          <w:rStyle w:val="ng-star-inserted1"/>
-        </w:rPr>
-        <w:t>м</w:t>
-      </w:r>
-      <w:r>
-        <w:rPr>
-          <w:rStyle w:val="ng-star-inserted1"/>
-        </w:rPr>
-        <w:t>оушн</w:t>
-      </w:r>
-      <w:proofErr w:type="spellEnd"/>
-      <w:r>
-        <w:rPr>
-          <w:rStyle w:val="ng-star-inserted1"/>
-        </w:rPr>
-        <w:t>-дизайну)</w:t>
-      </w:r>
-      <w:r>
-        <w:rPr>
-          <w:rStyle w:val="ng-star-inserted1"/>
-        </w:rPr>
-        <w:t>:</w:t>
-      </w:r>
-    </w:p>
-    <w:p>
-      <w:pPr>
-        <w:pStyle w:val="af9"/>
-        <w:numPr>
-          <w:ilvl w:val="0"/>
-          <w:numId w:val="26"/>
-        </w:numPr>
-        <w:ind w:left="1134"/>
-      </w:pPr>
-      <w:r>
-        <w:rPr>
-          <w:rStyle w:val="ng-star-inserted1"/>
-        </w:rPr>
-        <w:t>Преимущества</w:t>
-      </w:r>
-      <w:r>
-        <w:rPr>
-          <w:rStyle w:val="ng-star-inserted1"/>
-        </w:rPr>
-        <w:t xml:space="preserve"> </w:t>
-      </w:r>
-      <w:r>
-        <w:rPr>
-          <w:rStyle w:val="ng-star-inserted1"/>
-        </w:rPr>
-        <w:t>(UI/UX):</w:t>
-      </w:r>
-      <w:r>
-        <w:rPr>
-          <w:rStyle w:val="ng-star-inserted1"/>
-        </w:rPr>
-        <w:t xml:space="preserve"> </w:t>
-      </w:r>
-      <w:r>
-        <w:rPr>
-          <w:rStyle w:val="ng-star-inserted1"/>
-        </w:rPr>
-        <w:t>о</w:t>
-      </w:r>
-      <w:r>
-        <w:rPr>
-          <w:rStyle w:val="ng-star-inserted1"/>
-        </w:rPr>
-        <w:t>тличный</w:t>
-      </w:r>
-      <w:r>
-        <w:rPr>
-          <w:rStyle w:val="ng-star-inserted1"/>
-        </w:rPr>
-        <w:t xml:space="preserve"> </w:t>
-      </w:r>
-      <w:r>
-        <w:rPr>
-          <w:rStyle w:val="ng-star-inserted1"/>
-        </w:rPr>
-        <w:t>UX</w:t>
-      </w:r>
-      <w:r>
-        <w:rPr>
-          <w:rStyle w:val="ng-star-inserted1"/>
-        </w:rPr>
-        <w:t xml:space="preserve"> </w:t>
-      </w:r>
-      <w:r>
-        <w:rPr>
-          <w:rStyle w:val="ng-star-inserted1"/>
-        </w:rPr>
-        <w:t>в</w:t>
-      </w:r>
-      <w:r>
-        <w:rPr>
-          <w:rStyle w:val="ng-star-inserted1"/>
-        </w:rPr>
-        <w:t xml:space="preserve"> </w:t>
-      </w:r>
-      <w:r>
-        <w:rPr>
-          <w:rStyle w:val="ng-star-inserted1"/>
-        </w:rPr>
-        <w:t>блоке</w:t>
-      </w:r>
-      <w:r>
-        <w:rPr>
-          <w:rStyle w:val="ng-star-inserted1"/>
-        </w:rPr>
-        <w:t xml:space="preserve"> </w:t>
-      </w:r>
-      <w:r>
-        <w:rPr>
-          <w:rStyle w:val="ng-star-inserted1"/>
-        </w:rPr>
-        <w:t>«Программа</w:t>
-      </w:r>
-      <w:r>
-        <w:rPr>
-          <w:rStyle w:val="ng-star-inserted1"/>
-        </w:rPr>
-        <w:t xml:space="preserve"> </w:t>
-      </w:r>
-      <w:r>
-        <w:rPr>
-          <w:rStyle w:val="ng-star-inserted1"/>
-        </w:rPr>
-        <w:t>курса»</w:t>
-      </w:r>
-      <w:r>
-        <w:rPr>
-          <w:rStyle w:val="ng-star-inserted1"/>
-        </w:rPr>
-        <w:t xml:space="preserve"> </w:t>
-      </w:r>
-      <w:r>
-        <w:rPr>
-          <w:rStyle w:val="ng-star-inserted1"/>
-        </w:rPr>
-        <w:t>—</w:t>
-      </w:r>
-      <w:r>
-        <w:rPr>
-          <w:rStyle w:val="ng-star-inserted1"/>
-        </w:rPr>
-        <w:t xml:space="preserve"> </w:t>
-      </w:r>
-      <w:r>
-        <w:rPr>
-          <w:rStyle w:val="ng-star-inserted1"/>
-        </w:rPr>
-        <w:t>используется</w:t>
-      </w:r>
-      <w:r>
-        <w:rPr>
-          <w:rStyle w:val="ng-star-inserted1"/>
-        </w:rPr>
-        <w:t xml:space="preserve"> </w:t>
-      </w:r>
-      <w:r>
-        <w:rPr>
-          <w:rStyle w:val="ng-star-inserted1"/>
-        </w:rPr>
-        <w:t>аккордеон</w:t>
-      </w:r>
-      <w:r>
-        <w:rPr>
-          <w:rStyle w:val="ng-star-inserted1"/>
-        </w:rPr>
-        <w:t xml:space="preserve"> </w:t>
-      </w:r>
-      <w:r>
-        <w:rPr>
-          <w:rStyle w:val="ng-star-inserted1"/>
-        </w:rPr>
-        <w:t>(сворачивающиеся</w:t>
-      </w:r>
-      <w:r>
-        <w:rPr>
-          <w:rStyle w:val="ng-star-inserted1"/>
-        </w:rPr>
-        <w:t xml:space="preserve"> </w:t>
-      </w:r>
-      <w:r>
-        <w:rPr>
-          <w:rStyle w:val="ng-star-inserted1"/>
-        </w:rPr>
-        <w:t>списки),</w:t>
-      </w:r>
-      <w:r>
-        <w:rPr>
-          <w:rStyle w:val="ng-star-inserted1"/>
-        </w:rPr>
-        <w:t xml:space="preserve"> </w:t>
-      </w:r>
-      <w:r>
-        <w:rPr>
-          <w:rStyle w:val="ng-star-inserted1"/>
-        </w:rPr>
-        <w:t>что</w:t>
-      </w:r>
-      <w:r>
-        <w:rPr>
-          <w:rStyle w:val="ng-star-inserted1"/>
-        </w:rPr>
-        <w:t xml:space="preserve"> </w:t>
-      </w:r>
-      <w:r>
-        <w:rPr>
-          <w:rStyle w:val="ng-star-inserted1"/>
-        </w:rPr>
-        <w:t>помогает</w:t>
-      </w:r>
-      <w:r>
-        <w:rPr>
-          <w:rStyle w:val="ng-star-inserted1"/>
-        </w:rPr>
-        <w:t xml:space="preserve"> </w:t>
-      </w:r>
-      <w:r>
-        <w:rPr>
-          <w:rStyle w:val="ng-star-inserted1"/>
-        </w:rPr>
-        <w:t>не</w:t>
-      </w:r>
-      <w:r>
-        <w:rPr>
-          <w:rStyle w:val="ng-star-inserted1"/>
-        </w:rPr>
-        <w:t xml:space="preserve"> </w:t>
-      </w:r>
-      <w:r>
-        <w:rPr>
-          <w:rStyle w:val="ng-star-inserted1"/>
-        </w:rPr>
-        <w:t>перегружать</w:t>
-      </w:r>
-      <w:r>
-        <w:rPr>
-          <w:rStyle w:val="ng-star-inserted1"/>
-        </w:rPr>
-        <w:t xml:space="preserve"> </w:t>
-      </w:r>
-      <w:r>
-        <w:rPr>
-          <w:rStyle w:val="ng-star-inserted1"/>
-        </w:rPr>
-        <w:t>страницу</w:t>
-      </w:r>
-      <w:r>
-        <w:rPr>
-          <w:rStyle w:val="ng-star-inserted1"/>
-        </w:rPr>
-        <w:t xml:space="preserve"> </w:t>
-      </w:r>
-      <w:r>
-        <w:rPr>
-          <w:rStyle w:val="ng-star-inserted1"/>
-        </w:rPr>
-        <w:t>текстом.</w:t>
-      </w:r>
-      <w:r>
-        <w:rPr>
-          <w:rStyle w:val="ng-star-inserted1"/>
-        </w:rPr>
-        <w:t xml:space="preserve"> </w:t>
-      </w:r>
-      <w:r>
-        <w:rPr>
-          <w:rStyle w:val="ng-star-inserted1"/>
-        </w:rPr>
-        <w:t>Сильный</w:t>
-      </w:r>
-      <w:r>
-        <w:rPr>
-          <w:rStyle w:val="ng-star-inserted1"/>
-        </w:rPr>
-        <w:t xml:space="preserve"> </w:t>
-      </w:r>
-      <w:r>
-        <w:rPr>
-          <w:rStyle w:val="ng-star-inserted1"/>
-        </w:rPr>
-        <w:t>блок</w:t>
-      </w:r>
-      <w:r>
-        <w:rPr>
-          <w:rStyle w:val="ng-star-inserted1"/>
-        </w:rPr>
-        <w:t xml:space="preserve"> </w:t>
-      </w:r>
-      <w:r>
-        <w:rPr>
-          <w:rStyle w:val="ng-star-inserted1"/>
-        </w:rPr>
-        <w:t>«Помощь</w:t>
-      </w:r>
-      <w:r>
-        <w:rPr>
-          <w:rStyle w:val="ng-star-inserted1"/>
-        </w:rPr>
-        <w:t xml:space="preserve"> </w:t>
-      </w:r>
-      <w:r>
-        <w:rPr>
-          <w:rStyle w:val="ng-star-inserted1"/>
-        </w:rPr>
-        <w:t>в</w:t>
-      </w:r>
-      <w:r>
-        <w:rPr>
-          <w:rStyle w:val="ng-star-inserted1"/>
-        </w:rPr>
-        <w:t xml:space="preserve"> </w:t>
-      </w:r>
-      <w:r>
-        <w:rPr>
-          <w:rStyle w:val="ng-star-inserted1"/>
-        </w:rPr>
-        <w:t>трудоустройстве»,</w:t>
-      </w:r>
-      <w:r>
-        <w:rPr>
-          <w:rStyle w:val="ng-star-inserted1"/>
-        </w:rPr>
-        <w:t xml:space="preserve"> </w:t>
-      </w:r>
-      <w:r>
-        <w:rPr>
-          <w:rStyle w:val="ng-star-inserted1"/>
-        </w:rPr>
-        <w:t>закрывающий</w:t>
-      </w:r>
-      <w:r>
-        <w:rPr>
-          <w:rStyle w:val="ng-star-inserted1"/>
-        </w:rPr>
-        <w:t xml:space="preserve"> </w:t>
-      </w:r>
-      <w:r>
-        <w:rPr>
-          <w:rStyle w:val="ng-star-inserted1"/>
-        </w:rPr>
-        <w:t>главную</w:t>
-      </w:r>
-      <w:r>
-        <w:rPr>
-          <w:rStyle w:val="ng-star-inserted1"/>
-        </w:rPr>
-        <w:t xml:space="preserve"> </w:t>
-      </w:r>
-      <w:r>
-        <w:rPr>
-          <w:rStyle w:val="ng-star-inserted1"/>
-        </w:rPr>
-        <w:t>боль</w:t>
-      </w:r>
-      <w:r>
-        <w:rPr>
-          <w:rStyle w:val="ng-star-inserted1"/>
-        </w:rPr>
-        <w:t xml:space="preserve"> </w:t>
-      </w:r>
-      <w:r>
-        <w:rPr>
-          <w:rStyle w:val="ng-star-inserted1"/>
-        </w:rPr>
-        <w:t>аудитории.</w:t>
-      </w:r>
-      <w:r>
-        <w:rPr>
-          <w:rStyle w:val="ng-star-inserted1"/>
-        </w:rPr>
-        <w:t xml:space="preserve"> </w:t>
-      </w:r>
-      <w:r>
-        <w:rPr>
-          <w:rStyle w:val="ng-star-inserted1"/>
-        </w:rPr>
-        <w:t>Хорошая</w:t>
-      </w:r>
-      <w:r>
-        <w:rPr>
-          <w:rStyle w:val="ng-star-inserted1"/>
-        </w:rPr>
-        <w:t xml:space="preserve"> </w:t>
-      </w:r>
-      <w:r>
-        <w:rPr>
-          <w:rStyle w:val="ng-star-inserted1"/>
-        </w:rPr>
-        <w:t>визуальная</w:t>
-      </w:r>
-      <w:r>
-        <w:rPr>
-          <w:rStyle w:val="ng-star-inserted1"/>
-        </w:rPr>
-        <w:t xml:space="preserve"> </w:t>
-      </w:r>
-      <w:r>
-        <w:rPr>
-          <w:rStyle w:val="ng-star-inserted1"/>
-        </w:rPr>
-        <w:t>иерархия</w:t>
-      </w:r>
-      <w:r>
-        <w:rPr>
-          <w:rStyle w:val="ng-star-inserted1"/>
-        </w:rPr>
-        <w:t xml:space="preserve"> </w:t>
-      </w:r>
-      <w:r>
-        <w:rPr>
-          <w:rStyle w:val="ng-star-inserted1"/>
-        </w:rPr>
-        <w:t>(используется</w:t>
-      </w:r>
-      <w:r>
-        <w:rPr>
-          <w:rStyle w:val="ng-star-inserted1"/>
-        </w:rPr>
-        <w:t xml:space="preserve"> </w:t>
-      </w:r>
-      <w:r>
-        <w:rPr>
-          <w:rStyle w:val="ng-star-inserted1"/>
-        </w:rPr>
-        <w:t>принцип</w:t>
-      </w:r>
-      <w:r>
-        <w:rPr>
-          <w:rStyle w:val="ng-star-inserted1"/>
-        </w:rPr>
-        <w:t xml:space="preserve"> </w:t>
-      </w:r>
-      <w:r>
-        <w:rPr>
-          <w:rStyle w:val="ng-star-inserted1"/>
-        </w:rPr>
-        <w:t>«Общей</w:t>
-      </w:r>
-      <w:r>
-        <w:rPr>
-          <w:rStyle w:val="ng-star-inserted1"/>
-        </w:rPr>
-        <w:t xml:space="preserve"> </w:t>
-      </w:r>
-      <w:r>
-        <w:rPr>
-          <w:rStyle w:val="ng-star-inserted1"/>
-        </w:rPr>
-        <w:t>области»</w:t>
-      </w:r>
-      <w:r>
-        <w:rPr>
-          <w:rStyle w:val="ng-star-inserted1"/>
-        </w:rPr>
-        <w:t xml:space="preserve"> </w:t>
-      </w:r>
-      <w:r>
-        <w:rPr>
-          <w:rStyle w:val="ng-star-inserted1"/>
-        </w:rPr>
-        <w:t>для</w:t>
-      </w:r>
-      <w:r>
-        <w:rPr>
-          <w:rStyle w:val="ng-star-inserted1"/>
-        </w:rPr>
-        <w:t xml:space="preserve"> </w:t>
-      </w:r>
-      <w:r>
-        <w:rPr>
-          <w:rStyle w:val="ng-star-inserted1"/>
-        </w:rPr>
-        <w:t>карточек</w:t>
-      </w:r>
-      <w:r>
-        <w:rPr>
-          <w:rStyle w:val="ng-star-inserted1"/>
-        </w:rPr>
-        <w:t xml:space="preserve"> </w:t>
-      </w:r>
-      <w:r>
-        <w:rPr>
-          <w:rStyle w:val="ng-star-inserted1"/>
-        </w:rPr>
-        <w:t>тарифов).</w:t>
-      </w:r>
-    </w:p>
-    <w:p>
-      <w:pPr>
-        <w:pStyle w:val="af9"/>
-        <w:numPr>
-          <w:ilvl w:val="0"/>
-          <w:numId w:val="26"/>
-        </w:numPr>
-        <w:ind w:left="1134"/>
-      </w:pPr>
-      <w:r>
-        <w:rPr>
-          <w:rStyle w:val="ng-star-inserted1"/>
-        </w:rPr>
-        <w:t>Недостатки</w:t>
-      </w:r>
-      <w:r>
-        <w:rPr>
-          <w:rStyle w:val="ng-star-inserted1"/>
-        </w:rPr>
-        <w:t xml:space="preserve"> </w:t>
-      </w:r>
-      <w:r>
-        <w:rPr>
-          <w:rStyle w:val="ng-star-inserted1"/>
-        </w:rPr>
-        <w:t>(UI/UX):</w:t>
-      </w:r>
-      <w:r>
-        <w:rPr>
-          <w:rStyle w:val="ng-star-inserted1"/>
-        </w:rPr>
-        <w:t xml:space="preserve"> </w:t>
-      </w:r>
-      <w:r>
-        <w:rPr>
-          <w:rStyle w:val="ng-star-inserted1"/>
-        </w:rPr>
-        <w:t>с</w:t>
-      </w:r>
-      <w:r>
-        <w:rPr>
-          <w:rStyle w:val="ng-star-inserted1"/>
-        </w:rPr>
-        <w:t>айт</w:t>
-      </w:r>
-      <w:r>
-        <w:rPr>
-          <w:rStyle w:val="ng-star-inserted1"/>
-        </w:rPr>
-        <w:t xml:space="preserve"> </w:t>
-      </w:r>
-      <w:r>
-        <w:rPr>
-          <w:rStyle w:val="ng-star-inserted1"/>
-        </w:rPr>
-        <w:t>перегружен</w:t>
-      </w:r>
-      <w:r>
-        <w:rPr>
-          <w:rStyle w:val="ng-star-inserted1"/>
-        </w:rPr>
-        <w:t xml:space="preserve"> </w:t>
-      </w:r>
-      <w:r>
-        <w:rPr>
-          <w:rStyle w:val="ng-star-inserted1"/>
-        </w:rPr>
-        <w:t>агрессивным</w:t>
-      </w:r>
-      <w:r>
-        <w:rPr>
-          <w:rStyle w:val="ng-star-inserted1"/>
-        </w:rPr>
-        <w:t xml:space="preserve"> </w:t>
-      </w:r>
-      <w:r>
-        <w:rPr>
-          <w:rStyle w:val="ng-star-inserted1"/>
-        </w:rPr>
-        <w:t>маркетингом.</w:t>
-      </w:r>
-      <w:r>
-        <w:rPr>
-          <w:rStyle w:val="ng-star-inserted1"/>
-        </w:rPr>
-        <w:t xml:space="preserve"> </w:t>
-      </w:r>
-      <w:r>
-        <w:rPr>
-          <w:rStyle w:val="ng-star-inserted1"/>
-        </w:rPr>
-        <w:t>Очень</w:t>
-      </w:r>
-      <w:r>
-        <w:rPr>
-          <w:rStyle w:val="ng-star-inserted1"/>
-        </w:rPr>
-        <w:t xml:space="preserve"> </w:t>
-      </w:r>
-      <w:r>
-        <w:rPr>
-          <w:rStyle w:val="ng-star-inserted1"/>
-        </w:rPr>
-        <w:t>много</w:t>
-      </w:r>
-      <w:r>
-        <w:rPr>
-          <w:rStyle w:val="ng-star-inserted1"/>
-        </w:rPr>
-        <w:t xml:space="preserve"> </w:t>
-      </w:r>
-      <w:r>
-        <w:rPr>
-          <w:rStyle w:val="ng-star-inserted1"/>
-        </w:rPr>
-        <w:t>всплывающих</w:t>
-      </w:r>
-      <w:r>
-        <w:rPr>
-          <w:rStyle w:val="ng-star-inserted1"/>
-        </w:rPr>
-        <w:t xml:space="preserve"> </w:t>
-      </w:r>
-      <w:proofErr w:type="spellStart"/>
-      <w:r>
-        <w:rPr>
-          <w:rStyle w:val="ng-star-inserted1"/>
-        </w:rPr>
-        <w:t>pop-up</w:t>
-      </w:r>
-      <w:proofErr w:type="spellEnd"/>
-      <w:r>
-        <w:rPr>
-          <w:rStyle w:val="ng-star-inserted1"/>
-        </w:rPr>
-        <w:t xml:space="preserve"> </w:t>
-      </w:r>
-      <w:r>
-        <w:rPr>
-          <w:rStyle w:val="ng-star-inserted1"/>
-        </w:rPr>
-        <w:t>окон</w:t>
-      </w:r>
-      <w:r>
-        <w:rPr>
-          <w:rStyle w:val="ng-star-inserted1"/>
-        </w:rPr>
-        <w:t xml:space="preserve"> </w:t>
-      </w:r>
-      <w:r>
-        <w:rPr>
-          <w:rStyle w:val="ng-star-inserted1"/>
-        </w:rPr>
-        <w:t>с</w:t>
-      </w:r>
-      <w:r>
-        <w:rPr>
-          <w:rStyle w:val="ng-star-inserted1"/>
-        </w:rPr>
-        <w:t xml:space="preserve"> </w:t>
-      </w:r>
-      <w:r>
-        <w:rPr>
-          <w:rStyle w:val="ng-star-inserted1"/>
-        </w:rPr>
-        <w:t>таймерами</w:t>
-      </w:r>
-      <w:r>
-        <w:rPr>
-          <w:rStyle w:val="ng-star-inserted1"/>
-        </w:rPr>
-        <w:t xml:space="preserve"> </w:t>
-      </w:r>
-      <w:r>
-        <w:rPr>
-          <w:rStyle w:val="ng-star-inserted1"/>
-        </w:rPr>
-        <w:t>(«Скидка</w:t>
-      </w:r>
-      <w:r>
-        <w:rPr>
-          <w:rStyle w:val="ng-star-inserted1"/>
-        </w:rPr>
-        <w:t xml:space="preserve"> </w:t>
-      </w:r>
-      <w:r>
-        <w:rPr>
-          <w:rStyle w:val="ng-star-inserted1"/>
-        </w:rPr>
-        <w:t>сгорит</w:t>
-      </w:r>
-      <w:r>
-        <w:rPr>
-          <w:rStyle w:val="ng-star-inserted1"/>
-        </w:rPr>
-        <w:t xml:space="preserve"> </w:t>
-      </w:r>
-      <w:r>
-        <w:rPr>
-          <w:rStyle w:val="ng-star-inserted1"/>
-        </w:rPr>
-        <w:t>через</w:t>
-      </w:r>
-      <w:r>
-        <w:rPr>
-          <w:rStyle w:val="ng-star-inserted1"/>
-        </w:rPr>
-        <w:t xml:space="preserve"> </w:t>
-      </w:r>
-      <w:r>
-        <w:rPr>
-          <w:rStyle w:val="ng-star-inserted1"/>
-        </w:rPr>
-        <w:t>2</w:t>
-      </w:r>
-      <w:r>
-        <w:rPr>
-          <w:rStyle w:val="ng-star-inserted1"/>
-        </w:rPr>
-        <w:t xml:space="preserve"> </w:t>
-      </w:r>
-      <w:r>
-        <w:rPr>
-          <w:rStyle w:val="ng-star-inserted1"/>
-        </w:rPr>
-        <w:t>часа»),</w:t>
-      </w:r>
-      <w:r>
-        <w:rPr>
-          <w:rStyle w:val="ng-star-inserted1"/>
-        </w:rPr>
-        <w:t xml:space="preserve"> </w:t>
-      </w:r>
-      <w:r>
-        <w:rPr>
-          <w:rStyle w:val="ng-star-inserted1"/>
-        </w:rPr>
-        <w:t>которые</w:t>
-      </w:r>
-      <w:r>
-        <w:rPr>
-          <w:rStyle w:val="ng-star-inserted1"/>
-        </w:rPr>
-        <w:t xml:space="preserve"> </w:t>
-      </w:r>
-      <w:r>
-        <w:rPr>
-          <w:rStyle w:val="ng-star-inserted1"/>
-        </w:rPr>
-        <w:t>перекрывают</w:t>
-      </w:r>
-      <w:r>
-        <w:rPr>
-          <w:rStyle w:val="ng-star-inserted1"/>
-        </w:rPr>
-        <w:t xml:space="preserve"> </w:t>
-      </w:r>
-      <w:r>
-        <w:rPr>
-          <w:rStyle w:val="ng-star-inserted1"/>
-        </w:rPr>
-        <w:t>контент</w:t>
-      </w:r>
-      <w:r>
-        <w:rPr>
-          <w:rStyle w:val="ng-star-inserted1"/>
-        </w:rPr>
-        <w:t xml:space="preserve"> </w:t>
-      </w:r>
-      <w:r>
-        <w:rPr>
-          <w:rStyle w:val="ng-star-inserted1"/>
-        </w:rPr>
-        <w:t>и</w:t>
-      </w:r>
-      <w:r>
-        <w:rPr>
-          <w:rStyle w:val="ng-star-inserted1"/>
-        </w:rPr>
-        <w:t xml:space="preserve"> </w:t>
-      </w:r>
-      <w:r>
-        <w:rPr>
-          <w:rStyle w:val="ng-star-inserted1"/>
-        </w:rPr>
-        <w:t>вызывают</w:t>
-      </w:r>
-      <w:r>
-        <w:rPr>
-          <w:rStyle w:val="ng-star-inserted1"/>
-        </w:rPr>
-        <w:t xml:space="preserve"> </w:t>
-      </w:r>
-      <w:r>
-        <w:rPr>
-          <w:rStyle w:val="ng-star-inserted1"/>
-        </w:rPr>
-        <w:t>раздражение</w:t>
-      </w:r>
-      <w:r>
-        <w:rPr>
-          <w:rStyle w:val="ng-star-inserted1"/>
-        </w:rPr>
-        <w:t xml:space="preserve"> </w:t>
-      </w:r>
-      <w:r>
-        <w:rPr>
-          <w:rStyle w:val="ng-star-inserted1"/>
-        </w:rPr>
-        <w:t>у</w:t>
-      </w:r>
-      <w:r>
-        <w:rPr>
-          <w:rStyle w:val="ng-star-inserted1"/>
-        </w:rPr>
-        <w:t xml:space="preserve"> </w:t>
-      </w:r>
-      <w:r>
-        <w:rPr>
-          <w:rStyle w:val="ng-star-inserted1"/>
-        </w:rPr>
-        <w:t>пользователя.</w:t>
-      </w:r>
-      <w:r>
-        <w:rPr>
-          <w:rStyle w:val="ng-star-inserted1"/>
-        </w:rPr>
-        <w:t xml:space="preserve"> </w:t>
-      </w:r>
-      <w:proofErr w:type="spellStart"/>
-      <w:r>
-        <w:rPr>
-          <w:rStyle w:val="ng-star-inserted1"/>
-        </w:rPr>
-        <w:t>Лендинг</w:t>
-      </w:r>
-      <w:proofErr w:type="spellEnd"/>
-      <w:r>
-        <w:rPr>
-          <w:rStyle w:val="ng-star-inserted1"/>
-        </w:rPr>
-        <w:t xml:space="preserve"> </w:t>
-      </w:r>
-      <w:r>
-        <w:rPr>
-          <w:rStyle w:val="ng-star-inserted1"/>
-        </w:rPr>
-        <w:t>слишком</w:t>
-      </w:r>
-      <w:r>
-        <w:rPr>
-          <w:rStyle w:val="ng-star-inserted1"/>
-        </w:rPr>
-        <w:t xml:space="preserve"> </w:t>
-      </w:r>
-      <w:r>
-        <w:rPr>
-          <w:rStyle w:val="ng-star-inserted1"/>
-        </w:rPr>
-        <w:t>длинный,</w:t>
-      </w:r>
-      <w:r>
-        <w:rPr>
-          <w:rStyle w:val="ng-star-inserted1"/>
-        </w:rPr>
-        <w:t xml:space="preserve"> </w:t>
-      </w:r>
-      <w:r>
-        <w:rPr>
-          <w:rStyle w:val="ng-star-inserted1"/>
-        </w:rPr>
-        <w:t>пользователь</w:t>
-      </w:r>
-      <w:r>
-        <w:rPr>
-          <w:rStyle w:val="ng-star-inserted1"/>
-        </w:rPr>
-        <w:t xml:space="preserve"> </w:t>
-      </w:r>
-      <w:r>
-        <w:rPr>
-          <w:rStyle w:val="ng-star-inserted1"/>
-        </w:rPr>
-        <w:t>устает</w:t>
-      </w:r>
-      <w:r>
-        <w:rPr>
-          <w:rStyle w:val="ng-star-inserted1"/>
-        </w:rPr>
-        <w:t xml:space="preserve"> </w:t>
-      </w:r>
-      <w:proofErr w:type="spellStart"/>
-      <w:r>
-        <w:rPr>
-          <w:rStyle w:val="ng-star-inserted1"/>
-        </w:rPr>
-        <w:t>скроллить</w:t>
-      </w:r>
-      <w:proofErr w:type="spellEnd"/>
-      <w:r>
-        <w:rPr>
-          <w:rStyle w:val="ng-star-inserted1"/>
-        </w:rPr>
-        <w:t>.</w:t>
-      </w:r>
-    </w:p>
-    <w:p>
-      <w:pPr>
-        <w:pStyle w:val="af9"/>
-      </w:pPr>
-      <w:r>
-        <w:rPr>
-          <w:rStyle w:val="ng-star-inserted1"/>
-        </w:rPr>
-        <w:t>Конкурент</w:t>
-      </w:r>
-      <w:r>
-        <w:rPr>
-          <w:rStyle w:val="ng-star-inserted1"/>
-        </w:rPr>
-        <w:t xml:space="preserve"> </w:t>
-      </w:r>
-      <w:r>
-        <w:rPr>
-          <w:rStyle w:val="ng-star-inserted1"/>
-        </w:rPr>
-        <w:t>2:</w:t>
-      </w:r>
-      <w:r>
-        <w:rPr>
-          <w:rStyle w:val="ng-star-inserted1"/>
-        </w:rPr>
-        <w:t xml:space="preserve"> </w:t>
-      </w:r>
-      <w:r>
-        <w:rPr>
-          <w:rStyle w:val="ng-star-inserted1"/>
-        </w:rPr>
-        <w:t>Авторская</w:t>
-      </w:r>
-      <w:r>
-        <w:rPr>
-          <w:rStyle w:val="ng-star-inserted1"/>
-        </w:rPr>
-        <w:t xml:space="preserve"> </w:t>
-      </w:r>
-      <w:r>
-        <w:rPr>
-          <w:rStyle w:val="ng-star-inserted1"/>
-        </w:rPr>
-        <w:t>школа</w:t>
-      </w:r>
-      <w:r>
-        <w:rPr>
-          <w:rStyle w:val="ng-star-inserted1"/>
-        </w:rPr>
-        <w:t xml:space="preserve"> </w:t>
-      </w:r>
-      <w:r>
-        <w:rPr>
-          <w:rStyle w:val="ng-star-inserted1"/>
-        </w:rPr>
-        <w:t>анимации</w:t>
-      </w:r>
-      <w:r>
-        <w:rPr>
-          <w:rStyle w:val="ng-star-inserted1"/>
-        </w:rPr>
-        <w:t>:</w:t>
-      </w:r>
-    </w:p>
-    <w:p>
-      <w:pPr>
-        <w:pStyle w:val="af9"/>
-        <w:numPr>
-          <w:ilvl w:val="0"/>
-          <w:numId w:val="27"/>
-        </w:numPr>
-        <w:ind w:left="1134"/>
-      </w:pPr>
-      <w:r>
-        <w:rPr>
-          <w:rStyle w:val="ng-star-inserted1"/>
-        </w:rPr>
-        <w:t>Преимущества</w:t>
-      </w:r>
-      <w:r>
-        <w:rPr>
-          <w:rStyle w:val="ng-star-inserted1"/>
-        </w:rPr>
-        <w:t xml:space="preserve"> </w:t>
-      </w:r>
-      <w:r>
-        <w:rPr>
-          <w:rStyle w:val="ng-star-inserted1"/>
-        </w:rPr>
-        <w:t>(UI/UX):</w:t>
-      </w:r>
-      <w:r>
-        <w:rPr>
-          <w:rStyle w:val="ng-star-inserted1"/>
-        </w:rPr>
-        <w:t xml:space="preserve"> </w:t>
-      </w:r>
-      <w:r>
-        <w:rPr>
-          <w:rStyle w:val="ng-star-inserted1"/>
-        </w:rPr>
-        <w:t>фича</w:t>
-      </w:r>
-      <w:r>
-        <w:rPr>
-          <w:rStyle w:val="ng-star-inserted1"/>
-        </w:rPr>
-        <w:t xml:space="preserve"> </w:t>
-      </w:r>
-      <w:r>
-        <w:rPr>
-          <w:rStyle w:val="ng-star-inserted1"/>
-        </w:rPr>
-        <w:t>—</w:t>
-      </w:r>
-      <w:r>
-        <w:rPr>
-          <w:rStyle w:val="ng-star-inserted1"/>
-        </w:rPr>
-        <w:t xml:space="preserve"> </w:t>
-      </w:r>
-      <w:r>
-        <w:rPr>
-          <w:rStyle w:val="ng-star-inserted1"/>
-        </w:rPr>
-        <w:t>на</w:t>
-      </w:r>
-      <w:r>
-        <w:rPr>
-          <w:rStyle w:val="ng-star-inserted1"/>
-        </w:rPr>
-        <w:t xml:space="preserve"> </w:t>
-      </w:r>
-      <w:r>
-        <w:rPr>
-          <w:rStyle w:val="ng-star-inserted1"/>
-        </w:rPr>
-        <w:t>первом</w:t>
-      </w:r>
-      <w:r>
-        <w:rPr>
-          <w:rStyle w:val="ng-star-inserted1"/>
-        </w:rPr>
-        <w:t xml:space="preserve"> </w:t>
-      </w:r>
-      <w:r>
-        <w:rPr>
-          <w:rStyle w:val="ng-star-inserted1"/>
-        </w:rPr>
-        <w:t>экране</w:t>
-      </w:r>
-      <w:r>
-        <w:rPr>
-          <w:rStyle w:val="ng-star-inserted1"/>
-        </w:rPr>
-        <w:t xml:space="preserve"> </w:t>
-      </w:r>
-      <w:r>
-        <w:rPr>
-          <w:rStyle w:val="ng-star-inserted1"/>
-        </w:rPr>
-        <w:t>вместо</w:t>
-      </w:r>
-      <w:r>
-        <w:rPr>
-          <w:rStyle w:val="ng-star-inserted1"/>
-        </w:rPr>
-        <w:t xml:space="preserve"> </w:t>
-      </w:r>
-      <w:r>
-        <w:rPr>
-          <w:rStyle w:val="ng-star-inserted1"/>
-        </w:rPr>
-        <w:t>статичной</w:t>
-      </w:r>
-      <w:r>
-        <w:rPr>
-          <w:rStyle w:val="ng-star-inserted1"/>
-        </w:rPr>
-        <w:t xml:space="preserve"> </w:t>
-      </w:r>
-      <w:r>
-        <w:rPr>
-          <w:rStyle w:val="ng-star-inserted1"/>
-        </w:rPr>
-        <w:t>картинки</w:t>
-      </w:r>
-      <w:r>
-        <w:rPr>
-          <w:rStyle w:val="ng-star-inserted1"/>
-        </w:rPr>
-        <w:t xml:space="preserve"> </w:t>
-      </w:r>
-      <w:r>
-        <w:rPr>
-          <w:rStyle w:val="ng-star-inserted1"/>
-        </w:rPr>
-        <w:t>воспроизводится</w:t>
-      </w:r>
-      <w:r>
-        <w:rPr>
-          <w:rStyle w:val="ng-star-inserted1"/>
-        </w:rPr>
-        <w:t xml:space="preserve"> </w:t>
-      </w:r>
-      <w:r>
-        <w:rPr>
-          <w:rStyle w:val="ng-star-inserted1"/>
-        </w:rPr>
-        <w:t>динамичный</w:t>
-      </w:r>
-      <w:r>
-        <w:rPr>
-          <w:rStyle w:val="ng-star-inserted1"/>
-        </w:rPr>
-        <w:t xml:space="preserve"> </w:t>
-      </w:r>
-      <w:proofErr w:type="spellStart"/>
-      <w:r>
-        <w:rPr>
-          <w:rStyle w:val="ng-star-inserted1"/>
-        </w:rPr>
-        <w:t>шоурил</w:t>
-      </w:r>
-      <w:proofErr w:type="spellEnd"/>
-      <w:r>
-        <w:rPr>
-          <w:rStyle w:val="ng-star-inserted1"/>
-        </w:rPr>
-        <w:t xml:space="preserve"> </w:t>
-      </w:r>
-      <w:r>
-        <w:rPr>
-          <w:rStyle w:val="ng-star-inserted1"/>
-        </w:rPr>
-        <w:t>(видеоролик</w:t>
-      </w:r>
-      <w:r>
-        <w:rPr>
-          <w:rStyle w:val="ng-star-inserted1"/>
-        </w:rPr>
-        <w:t xml:space="preserve"> </w:t>
-      </w:r>
-      <w:r>
-        <w:rPr>
-          <w:rStyle w:val="ng-star-inserted1"/>
-        </w:rPr>
-        <w:t>с</w:t>
-      </w:r>
-      <w:r>
-        <w:rPr>
-          <w:rStyle w:val="ng-star-inserted1"/>
-        </w:rPr>
-        <w:t xml:space="preserve"> </w:t>
-      </w:r>
-      <w:r>
-        <w:rPr>
-          <w:rStyle w:val="ng-star-inserted1"/>
-        </w:rPr>
-        <w:t>лучшими</w:t>
-      </w:r>
-      <w:r>
-        <w:rPr>
-          <w:rStyle w:val="ng-star-inserted1"/>
-        </w:rPr>
-        <w:t xml:space="preserve"> </w:t>
-      </w:r>
-      <w:r>
-        <w:rPr>
-          <w:rStyle w:val="ng-star-inserted1"/>
-        </w:rPr>
-        <w:t>работами</w:t>
-      </w:r>
-      <w:r>
-        <w:rPr>
-          <w:rStyle w:val="ng-star-inserted1"/>
-        </w:rPr>
-        <w:t xml:space="preserve"> </w:t>
-      </w:r>
-      <w:r>
-        <w:rPr>
-          <w:rStyle w:val="ng-star-inserted1"/>
-        </w:rPr>
-        <w:t>учеников).</w:t>
-      </w:r>
-      <w:r>
-        <w:rPr>
-          <w:rStyle w:val="ng-star-inserted1"/>
-        </w:rPr>
-        <w:t xml:space="preserve"> </w:t>
-      </w:r>
-      <w:r>
-        <w:rPr>
-          <w:rStyle w:val="ng-star-inserted1"/>
-        </w:rPr>
-        <w:t>Это</w:t>
-      </w:r>
-      <w:r>
-        <w:rPr>
-          <w:rStyle w:val="ng-star-inserted1"/>
-        </w:rPr>
-        <w:t xml:space="preserve"> </w:t>
-      </w:r>
-      <w:r>
-        <w:rPr>
-          <w:rStyle w:val="ng-star-inserted1"/>
-        </w:rPr>
-        <w:t>сразу</w:t>
-      </w:r>
-      <w:r>
-        <w:rPr>
-          <w:rStyle w:val="ng-star-inserted1"/>
-        </w:rPr>
-        <w:t xml:space="preserve"> </w:t>
-      </w:r>
-      <w:r>
-        <w:rPr>
-          <w:rStyle w:val="ng-star-inserted1"/>
-        </w:rPr>
-        <w:t>захватывает</w:t>
-      </w:r>
-      <w:r>
-        <w:rPr>
-          <w:rStyle w:val="ng-star-inserted1"/>
-        </w:rPr>
-        <w:t xml:space="preserve"> </w:t>
-      </w:r>
-      <w:r>
-        <w:rPr>
-          <w:rStyle w:val="ng-star-inserted1"/>
-        </w:rPr>
-        <w:t>внимание</w:t>
-      </w:r>
-      <w:r>
-        <w:rPr>
-          <w:rStyle w:val="ng-star-inserted1"/>
-        </w:rPr>
-        <w:t xml:space="preserve"> </w:t>
-      </w:r>
-      <w:r>
-        <w:rPr>
-          <w:rStyle w:val="ng-star-inserted1"/>
-        </w:rPr>
-        <w:t>и</w:t>
-      </w:r>
-      <w:r>
-        <w:rPr>
-          <w:rStyle w:val="ng-star-inserted1"/>
-        </w:rPr>
-        <w:t xml:space="preserve"> </w:t>
-      </w:r>
-      <w:r>
-        <w:rPr>
-          <w:rStyle w:val="ng-star-inserted1"/>
-        </w:rPr>
-        <w:t>продает</w:t>
-      </w:r>
-      <w:r>
-        <w:rPr>
-          <w:rStyle w:val="ng-star-inserted1"/>
-        </w:rPr>
-        <w:t xml:space="preserve"> </w:t>
-      </w:r>
-      <w:r>
-        <w:rPr>
-          <w:rStyle w:val="ng-star-inserted1"/>
-        </w:rPr>
-        <w:t>результат.</w:t>
-      </w:r>
-      <w:r>
-        <w:rPr>
-          <w:rStyle w:val="ng-star-inserted1"/>
-        </w:rPr>
-        <w:t xml:space="preserve"> </w:t>
-      </w:r>
-      <w:r>
-        <w:rPr>
-          <w:rStyle w:val="ng-star-inserted1"/>
-        </w:rPr>
-        <w:t>Темная</w:t>
-      </w:r>
-      <w:r>
-        <w:rPr>
-          <w:rStyle w:val="ng-star-inserted1"/>
-        </w:rPr>
-        <w:t xml:space="preserve"> </w:t>
-      </w:r>
-      <w:r>
-        <w:rPr>
-          <w:rStyle w:val="ng-star-inserted1"/>
-        </w:rPr>
-        <w:t>тема</w:t>
-      </w:r>
-      <w:r>
-        <w:rPr>
-          <w:rStyle w:val="ng-star-inserted1"/>
-        </w:rPr>
-        <w:t xml:space="preserve"> </w:t>
-      </w:r>
-      <w:r>
-        <w:rPr>
-          <w:rStyle w:val="ng-star-inserted1"/>
-        </w:rPr>
-        <w:t>(Dark</w:t>
-      </w:r>
-      <w:r>
-        <w:rPr>
-          <w:rStyle w:val="ng-star-inserted1"/>
-        </w:rPr>
-        <w:t xml:space="preserve"> </w:t>
-      </w:r>
-      <w:r>
-        <w:rPr>
-          <w:rStyle w:val="ng-star-inserted1"/>
-        </w:rPr>
-        <w:t>UI)</w:t>
-      </w:r>
-      <w:r>
-        <w:rPr>
-          <w:rStyle w:val="ng-star-inserted1"/>
-        </w:rPr>
-        <w:t xml:space="preserve"> </w:t>
-      </w:r>
-      <w:r>
-        <w:rPr>
-          <w:rStyle w:val="ng-star-inserted1"/>
-        </w:rPr>
-        <w:t>отлично</w:t>
-      </w:r>
-      <w:r>
-        <w:rPr>
-          <w:rStyle w:val="ng-star-inserted1"/>
-        </w:rPr>
-        <w:t xml:space="preserve"> </w:t>
-      </w:r>
-      <w:r>
-        <w:rPr>
-          <w:rStyle w:val="ng-star-inserted1"/>
-        </w:rPr>
-        <w:t>ассоциируется</w:t>
-      </w:r>
-      <w:r>
-        <w:rPr>
-          <w:rStyle w:val="ng-star-inserted1"/>
-        </w:rPr>
-        <w:t xml:space="preserve"> </w:t>
-      </w:r>
-      <w:r>
-        <w:rPr>
-          <w:rStyle w:val="ng-star-inserted1"/>
-        </w:rPr>
-        <w:t>с</w:t>
-      </w:r>
-      <w:r>
-        <w:rPr>
-          <w:rStyle w:val="ng-star-inserted1"/>
-        </w:rPr>
-        <w:t xml:space="preserve"> </w:t>
-      </w:r>
-      <w:r>
-        <w:rPr>
-          <w:rStyle w:val="ng-star-inserted1"/>
-        </w:rPr>
-        <w:t>интерфейсом</w:t>
-      </w:r>
-      <w:r>
-        <w:rPr>
-          <w:rStyle w:val="ng-star-inserted1"/>
-        </w:rPr>
-        <w:t xml:space="preserve"> </w:t>
-      </w:r>
-      <w:r>
-        <w:rPr>
-          <w:rStyle w:val="ng-star-inserted1"/>
-        </w:rPr>
-        <w:t>профессиональных</w:t>
-      </w:r>
-      <w:r>
-        <w:rPr>
-          <w:rStyle w:val="ng-star-inserted1"/>
-        </w:rPr>
-        <w:t xml:space="preserve"> </w:t>
-      </w:r>
-      <w:r>
-        <w:rPr>
-          <w:rStyle w:val="ng-star-inserted1"/>
-        </w:rPr>
-        <w:t>программ.</w:t>
-      </w:r>
-    </w:p>
-    <w:p>
-      <w:pPr>
-        <w:pStyle w:val="af9"/>
-        <w:numPr>
-          <w:ilvl w:val="0"/>
-          <w:numId w:val="27"/>
-        </w:numPr>
-        <w:ind w:left="1134"/>
-      </w:pPr>
-      <w:r>
-        <w:rPr>
-          <w:rStyle w:val="ng-star-inserted1"/>
-        </w:rPr>
-        <w:t>Недостатки</w:t>
-      </w:r>
-      <w:r>
-        <w:rPr>
-          <w:rStyle w:val="ng-star-inserted1"/>
-        </w:rPr>
-        <w:t xml:space="preserve"> </w:t>
-      </w:r>
-      <w:r>
-        <w:rPr>
-          <w:rStyle w:val="ng-star-inserted1"/>
-        </w:rPr>
-        <w:t>(UI/UX):</w:t>
-      </w:r>
-      <w:r>
-        <w:rPr>
-          <w:rStyle w:val="ng-star-inserted1"/>
-        </w:rPr>
-        <w:t xml:space="preserve"> </w:t>
-      </w:r>
-      <w:r>
-        <w:rPr>
-          <w:rStyle w:val="ng-star-inserted1"/>
-        </w:rPr>
-        <w:t>Плох</w:t>
-      </w:r>
-      <w:r>
-        <w:rPr>
-          <w:rStyle w:val="ng-star-inserted1"/>
-        </w:rPr>
-        <w:t xml:space="preserve">ая </w:t>
-      </w:r>
-      <w:r>
-        <w:rPr>
-          <w:rStyle w:val="ng-star-inserted1"/>
-        </w:rPr>
-        <w:t>адаптив</w:t>
-      </w:r>
-      <w:r>
-        <w:rPr>
-          <w:rStyle w:val="ng-star-inserted1"/>
-        </w:rPr>
-        <w:t xml:space="preserve">ность </w:t>
-      </w:r>
-      <w:r>
-        <w:rPr>
-          <w:rStyle w:val="ng-star-inserted1"/>
-        </w:rPr>
-        <w:t>под</w:t>
-      </w:r>
-      <w:r>
-        <w:rPr>
-          <w:rStyle w:val="ng-star-inserted1"/>
-        </w:rPr>
-        <w:t xml:space="preserve"> </w:t>
-      </w:r>
-      <w:r>
-        <w:rPr>
-          <w:rStyle w:val="ng-star-inserted1"/>
-        </w:rPr>
-        <w:t>мобильную</w:t>
-      </w:r>
-      <w:r>
-        <w:rPr>
-          <w:rStyle w:val="ng-star-inserted1"/>
-        </w:rPr>
-        <w:t xml:space="preserve"> </w:t>
-      </w:r>
-      <w:r>
-        <w:rPr>
-          <w:rStyle w:val="ng-star-inserted1"/>
-        </w:rPr>
-        <w:t>версию.</w:t>
-      </w:r>
-      <w:r>
-        <w:rPr>
-          <w:rStyle w:val="ng-star-inserted1"/>
-        </w:rPr>
-        <w:t xml:space="preserve"> </w:t>
-      </w:r>
-      <w:r>
-        <w:rPr>
-          <w:rStyle w:val="ng-star-inserted1"/>
-        </w:rPr>
-        <w:t>Число</w:t>
-      </w:r>
-      <w:r>
-        <w:rPr>
-          <w:rStyle w:val="ng-star-inserted1"/>
-        </w:rPr>
-        <w:t xml:space="preserve"> </w:t>
-      </w:r>
-      <w:r>
-        <w:rPr>
-          <w:rStyle w:val="ng-star-inserted1"/>
-        </w:rPr>
-        <w:t>колонок</w:t>
-      </w:r>
-      <w:r>
-        <w:rPr>
-          <w:rStyle w:val="ng-star-inserted1"/>
-        </w:rPr>
-        <w:t xml:space="preserve"> </w:t>
-      </w:r>
-      <w:r>
-        <w:rPr>
-          <w:rStyle w:val="ng-star-inserted1"/>
-        </w:rPr>
-        <w:t>не</w:t>
-      </w:r>
-      <w:r>
-        <w:rPr>
-          <w:rStyle w:val="ng-star-inserted1"/>
-        </w:rPr>
-        <w:t xml:space="preserve"> </w:t>
-      </w:r>
-      <w:r>
-        <w:rPr>
-          <w:rStyle w:val="ng-star-inserted1"/>
-        </w:rPr>
-        <w:t>уменьшено</w:t>
-      </w:r>
-      <w:r>
-        <w:rPr>
-          <w:rStyle w:val="ng-star-inserted1"/>
-        </w:rPr>
-        <w:t xml:space="preserve"> </w:t>
-      </w:r>
-      <w:r>
-        <w:rPr>
-          <w:rStyle w:val="ng-star-inserted1"/>
-        </w:rPr>
-        <w:t>должным</w:t>
-      </w:r>
-      <w:r>
-        <w:rPr>
-          <w:rStyle w:val="ng-star-inserted1"/>
-        </w:rPr>
-        <w:t xml:space="preserve"> </w:t>
-      </w:r>
-      <w:r>
-        <w:rPr>
-          <w:rStyle w:val="ng-star-inserted1"/>
-        </w:rPr>
-        <w:t>образом,</w:t>
-      </w:r>
-      <w:r>
-        <w:rPr>
-          <w:rStyle w:val="ng-star-inserted1"/>
-        </w:rPr>
-        <w:t xml:space="preserve"> </w:t>
-      </w:r>
-      <w:r>
-        <w:rPr>
-          <w:rStyle w:val="ng-star-inserted1"/>
-        </w:rPr>
-        <w:t>из-за</w:t>
-      </w:r>
-      <w:r>
-        <w:rPr>
-          <w:rStyle w:val="ng-star-inserted1"/>
-        </w:rPr>
-        <w:t xml:space="preserve"> </w:t>
-      </w:r>
-      <w:r>
-        <w:rPr>
-          <w:rStyle w:val="ng-star-inserted1"/>
-        </w:rPr>
-        <w:t>чего</w:t>
-      </w:r>
-      <w:r>
-        <w:rPr>
-          <w:rStyle w:val="ng-star-inserted1"/>
-        </w:rPr>
-        <w:t xml:space="preserve"> </w:t>
-      </w:r>
-      <w:r>
-        <w:rPr>
-          <w:rStyle w:val="ng-star-inserted1"/>
-        </w:rPr>
-        <w:t>текст</w:t>
-      </w:r>
-      <w:r>
-        <w:rPr>
-          <w:rStyle w:val="ng-star-inserted1"/>
-        </w:rPr>
-        <w:t xml:space="preserve"> </w:t>
-      </w:r>
-      <w:r>
-        <w:rPr>
-          <w:rStyle w:val="ng-star-inserted1"/>
-        </w:rPr>
-        <w:t>на</w:t>
-      </w:r>
-      <w:r>
-        <w:rPr>
-          <w:rStyle w:val="ng-star-inserted1"/>
-        </w:rPr>
-        <w:t xml:space="preserve"> </w:t>
-      </w:r>
-      <w:r>
-        <w:rPr>
-          <w:rStyle w:val="ng-star-inserted1"/>
-        </w:rPr>
-        <w:t>смартфоне</w:t>
-      </w:r>
-      <w:r>
-        <w:rPr>
-          <w:rStyle w:val="ng-star-inserted1"/>
-        </w:rPr>
-        <w:t xml:space="preserve"> </w:t>
-      </w:r>
-      <w:r>
-        <w:rPr>
-          <w:rStyle w:val="ng-star-inserted1"/>
-        </w:rPr>
-        <w:t>мелкий</w:t>
-      </w:r>
-      <w:r>
-        <w:rPr>
-          <w:rStyle w:val="ng-star-inserted1"/>
-        </w:rPr>
-        <w:t xml:space="preserve"> </w:t>
-      </w:r>
-      <w:r>
-        <w:rPr>
-          <w:rStyle w:val="ng-star-inserted1"/>
-        </w:rPr>
-        <w:t>и</w:t>
-      </w:r>
-      <w:r>
-        <w:rPr>
-          <w:rStyle w:val="ng-star-inserted1"/>
-        </w:rPr>
-        <w:t xml:space="preserve"> </w:t>
-      </w:r>
-      <w:r>
-        <w:rPr>
-          <w:rStyle w:val="ng-star-inserted1"/>
-        </w:rPr>
-        <w:t>нечитаемый.</w:t>
-      </w:r>
-      <w:r>
-        <w:rPr>
-          <w:rStyle w:val="ng-star-inserted1"/>
-        </w:rPr>
-        <w:t xml:space="preserve"> </w:t>
-      </w:r>
-      <w:r>
-        <w:rPr>
-          <w:rStyle w:val="ng-star-inserted1"/>
-        </w:rPr>
-        <w:t>Кнопки</w:t>
-      </w:r>
-      <w:r>
-        <w:rPr>
-          <w:rStyle w:val="ng-star-inserted1"/>
-        </w:rPr>
-        <w:t xml:space="preserve"> </w:t>
-      </w:r>
-      <w:r>
-        <w:rPr>
-          <w:rStyle w:val="ng-star-inserted1"/>
-        </w:rPr>
-        <w:t>призыва</w:t>
-      </w:r>
-      <w:r>
-        <w:rPr>
-          <w:rStyle w:val="ng-star-inserted1"/>
-        </w:rPr>
-        <w:t xml:space="preserve"> </w:t>
-      </w:r>
-      <w:r>
-        <w:rPr>
-          <w:rStyle w:val="ng-star-inserted1"/>
-        </w:rPr>
-        <w:t>к</w:t>
-      </w:r>
-      <w:r>
-        <w:rPr>
-          <w:rStyle w:val="ng-star-inserted1"/>
-        </w:rPr>
-        <w:t xml:space="preserve"> </w:t>
-      </w:r>
-      <w:r>
-        <w:rPr>
-          <w:rStyle w:val="ng-star-inserted1"/>
-        </w:rPr>
-        <w:t>действию</w:t>
-      </w:r>
-      <w:r>
-        <w:rPr>
-          <w:rStyle w:val="ng-star-inserted1"/>
-        </w:rPr>
-        <w:t xml:space="preserve"> </w:t>
-      </w:r>
-      <w:r>
-        <w:rPr>
-          <w:rStyle w:val="ng-star-inserted1"/>
-        </w:rPr>
-        <w:t>(CTA)</w:t>
-      </w:r>
-      <w:r>
-        <w:rPr>
-          <w:rStyle w:val="ng-star-inserted1"/>
-        </w:rPr>
-        <w:t xml:space="preserve"> </w:t>
-      </w:r>
-      <w:r>
-        <w:rPr>
-          <w:rStyle w:val="ng-star-inserted1"/>
-        </w:rPr>
-        <w:t>на</w:t>
-      </w:r>
-      <w:r>
-        <w:rPr>
-          <w:rStyle w:val="ng-star-inserted1"/>
-        </w:rPr>
-        <w:t xml:space="preserve"> </w:t>
-      </w:r>
-      <w:r>
-        <w:rPr>
-          <w:rStyle w:val="ng-star-inserted1"/>
-        </w:rPr>
-        <w:t>мобильном</w:t>
-      </w:r>
-      <w:r>
-        <w:rPr>
-          <w:rStyle w:val="ng-star-inserted1"/>
-        </w:rPr>
-        <w:t xml:space="preserve"> </w:t>
-      </w:r>
-      <w:r>
-        <w:rPr>
-          <w:rStyle w:val="ng-star-inserted1"/>
-        </w:rPr>
-        <w:t>устройстве</w:t>
-      </w:r>
-      <w:r>
-        <w:rPr>
-          <w:rStyle w:val="ng-star-inserted1"/>
-        </w:rPr>
-        <w:t xml:space="preserve"> </w:t>
-      </w:r>
-      <w:r>
-        <w:rPr>
-          <w:rStyle w:val="ng-star-inserted1"/>
-        </w:rPr>
-        <w:t>слишком</w:t>
-      </w:r>
-      <w:r>
-        <w:rPr>
-          <w:rStyle w:val="ng-star-inserted1"/>
-        </w:rPr>
-        <w:t xml:space="preserve"> </w:t>
-      </w:r>
-      <w:r>
-        <w:rPr>
-          <w:rStyle w:val="ng-star-inserted1"/>
-        </w:rPr>
-        <w:t>маленькие</w:t>
-      </w:r>
-      <w:r>
-        <w:rPr>
-          <w:rStyle w:val="ng-star-inserted1"/>
-        </w:rPr>
-        <w:t xml:space="preserve"> </w:t>
-      </w:r>
-      <w:r>
-        <w:rPr>
-          <w:rStyle w:val="ng-star-inserted1"/>
-        </w:rPr>
-        <w:t>(менее</w:t>
-      </w:r>
-      <w:r>
-        <w:rPr>
-          <w:rStyle w:val="ng-star-inserted1"/>
-        </w:rPr>
-        <w:t xml:space="preserve"> </w:t>
-      </w:r>
-      <w:r>
-        <w:rPr>
-          <w:rStyle w:val="ng-star-inserted1"/>
-        </w:rPr>
-        <w:t>рекомендуемых</w:t>
-      </w:r>
-      <w:r>
-        <w:rPr>
-          <w:rStyle w:val="ng-star-inserted1"/>
-        </w:rPr>
-        <w:t xml:space="preserve"> </w:t>
-      </w:r>
-      <w:r>
-        <w:rPr>
-          <w:rStyle w:val="ng-star-inserted1"/>
-        </w:rPr>
-        <w:t>44-48</w:t>
-      </w:r>
-      <w:r>
-        <w:rPr>
-          <w:rStyle w:val="ng-star-inserted1"/>
-        </w:rPr>
-        <w:t xml:space="preserve"> </w:t>
-      </w:r>
-      <w:r>
-        <w:rPr>
-          <w:rStyle w:val="ng-star-inserted1"/>
-        </w:rPr>
-        <w:t>пикселей),</w:t>
-      </w:r>
-      <w:r>
-        <w:rPr>
-          <w:rStyle w:val="ng-star-inserted1"/>
-        </w:rPr>
-        <w:t xml:space="preserve"> </w:t>
-      </w:r>
-      <w:r>
-        <w:rPr>
-          <w:rStyle w:val="ng-star-inserted1"/>
-        </w:rPr>
-        <w:t>по</w:t>
-      </w:r>
-      <w:r>
-        <w:rPr>
-          <w:rStyle w:val="ng-star-inserted1"/>
-        </w:rPr>
-        <w:t xml:space="preserve"> </w:t>
-      </w:r>
-      <w:r>
-        <w:rPr>
-          <w:rStyle w:val="ng-star-inserted1"/>
-        </w:rPr>
-        <w:t>ним</w:t>
-      </w:r>
-      <w:r>
-        <w:rPr>
-          <w:rStyle w:val="ng-star-inserted1"/>
-        </w:rPr>
-        <w:t xml:space="preserve"> </w:t>
-      </w:r>
-      <w:r>
-        <w:rPr>
-          <w:rStyle w:val="ng-star-inserted1"/>
-        </w:rPr>
-        <w:t>сложно</w:t>
-      </w:r>
-      <w:r>
-        <w:rPr>
-          <w:rStyle w:val="ng-star-inserted1"/>
-        </w:rPr>
-        <w:t xml:space="preserve"> </w:t>
-      </w:r>
-      <w:r>
-        <w:rPr>
-          <w:rStyle w:val="ng-star-inserted1"/>
-        </w:rPr>
-        <w:t>попасть</w:t>
-      </w:r>
-      <w:r>
-        <w:rPr>
-          <w:rStyle w:val="ng-star-inserted1"/>
-        </w:rPr>
-        <w:t xml:space="preserve"> </w:t>
-      </w:r>
-      <w:r>
-        <w:rPr>
-          <w:rStyle w:val="ng-star-inserted1"/>
-        </w:rPr>
-        <w:t>пальцем.</w:t>
-      </w:r>
-    </w:p>
-    <w:p>
-      <w:pPr>
-        <w:pStyle w:val="af9"/>
-        <w:rPr>
-          <w:rStyle w:val="ng-star-inserted1"/>
-        </w:rPr>
-      </w:pPr>
-    </w:p>
-    <w:p>
-      <w:pPr>
-        <w:pStyle w:val="af9"/>
-        <w:rPr>
-          <w:rStyle w:val="ng-star-inserted1"/>
-        </w:rPr>
-      </w:pPr>
-    </w:p>
-    <w:p>
-      <w:pPr>
-        <w:pStyle w:val="af9"/>
-      </w:pPr>
-      <w:r>
-        <w:rPr>
-          <w:rStyle w:val="ng-star-inserted1"/>
-        </w:rPr>
-        <w:lastRenderedPageBreak/>
-        <w:t>Конкурент</w:t>
-      </w:r>
-      <w:r>
-        <w:rPr>
-          <w:rStyle w:val="ng-star-inserted1"/>
-        </w:rPr>
-        <w:t xml:space="preserve"> </w:t>
-      </w:r>
-      <w:r>
-        <w:rPr>
-          <w:rStyle w:val="ng-star-inserted1"/>
-        </w:rPr>
-        <w:t>3:</w:t>
-      </w:r>
-      <w:r>
-        <w:rPr>
-          <w:rStyle w:val="ng-star-inserted1"/>
-        </w:rPr>
-        <w:t xml:space="preserve"> </w:t>
-      </w:r>
-      <w:r>
-        <w:rPr>
-          <w:rStyle w:val="ng-star-inserted1"/>
-        </w:rPr>
-        <w:t>Платформа</w:t>
-      </w:r>
-      <w:r>
-        <w:rPr>
-          <w:rStyle w:val="ng-star-inserted1"/>
-        </w:rPr>
-        <w:t xml:space="preserve"> </w:t>
-      </w:r>
-      <w:r>
-        <w:rPr>
-          <w:rStyle w:val="ng-star-inserted1"/>
-        </w:rPr>
-        <w:t>иностранных</w:t>
-      </w:r>
-      <w:r>
-        <w:rPr>
-          <w:rStyle w:val="ng-star-inserted1"/>
-        </w:rPr>
-        <w:t xml:space="preserve"> </w:t>
-      </w:r>
-      <w:r>
-        <w:rPr>
-          <w:rStyle w:val="ng-star-inserted1"/>
-        </w:rPr>
-        <w:t>мастер-классов</w:t>
-      </w:r>
-      <w:r>
-        <w:rPr>
-          <w:rStyle w:val="ng-star-inserted1"/>
-        </w:rPr>
-        <w:t xml:space="preserve"> </w:t>
-      </w:r>
-      <w:r>
-        <w:rPr>
-          <w:rStyle w:val="ng-star-inserted1"/>
-        </w:rPr>
-        <w:t>(с</w:t>
-      </w:r>
-      <w:r>
-        <w:rPr>
-          <w:rStyle w:val="ng-star-inserted1"/>
-        </w:rPr>
-        <w:t xml:space="preserve"> </w:t>
-      </w:r>
-      <w:r>
-        <w:rPr>
-          <w:rStyle w:val="ng-star-inserted1"/>
-        </w:rPr>
-        <w:t>переводом)</w:t>
-      </w:r>
-      <w:r>
-        <w:rPr>
-          <w:rStyle w:val="ng-star-inserted1"/>
-        </w:rPr>
-        <w:t>:</w:t>
-      </w:r>
-    </w:p>
-    <w:p>
-      <w:pPr>
-        <w:pStyle w:val="af9"/>
-        <w:numPr>
-          <w:ilvl w:val="0"/>
-          <w:numId w:val="28"/>
-        </w:numPr>
-        <w:ind w:left="1134"/>
-      </w:pPr>
-      <w:r>
-        <w:rPr>
-          <w:rStyle w:val="ng-star-inserted1"/>
-        </w:rPr>
-        <w:t>Преимущества</w:t>
-      </w:r>
-      <w:r>
-        <w:rPr>
-          <w:rStyle w:val="ng-star-inserted1"/>
-        </w:rPr>
-        <w:t xml:space="preserve"> </w:t>
-      </w:r>
-      <w:r>
-        <w:rPr>
-          <w:rStyle w:val="ng-star-inserted1"/>
-        </w:rPr>
-        <w:t>(UI/UX):</w:t>
-      </w:r>
-      <w:r>
-        <w:rPr>
-          <w:rStyle w:val="ng-star-inserted1"/>
-        </w:rPr>
-        <w:t xml:space="preserve"> м</w:t>
-      </w:r>
-      <w:r>
-        <w:rPr>
-          <w:rStyle w:val="ng-star-inserted1"/>
-        </w:rPr>
-        <w:t>аксимально</w:t>
-      </w:r>
-      <w:r>
-        <w:rPr>
-          <w:rStyle w:val="ng-star-inserted1"/>
-        </w:rPr>
-        <w:t xml:space="preserve"> </w:t>
-      </w:r>
-      <w:r>
-        <w:rPr>
-          <w:rStyle w:val="ng-star-inserted1"/>
-        </w:rPr>
-        <w:t>лаконичный</w:t>
-      </w:r>
-      <w:r>
-        <w:rPr>
-          <w:rStyle w:val="ng-star-inserted1"/>
-        </w:rPr>
-        <w:t xml:space="preserve"> </w:t>
-      </w:r>
-      <w:r>
-        <w:rPr>
-          <w:rStyle w:val="ng-star-inserted1"/>
-        </w:rPr>
-        <w:t>и</w:t>
-      </w:r>
-      <w:r>
-        <w:rPr>
-          <w:rStyle w:val="ng-star-inserted1"/>
-        </w:rPr>
-        <w:t xml:space="preserve"> </w:t>
-      </w:r>
-      <w:r>
-        <w:rPr>
-          <w:rStyle w:val="ng-star-inserted1"/>
-        </w:rPr>
-        <w:t>чистый</w:t>
-      </w:r>
-      <w:r>
-        <w:rPr>
-          <w:rStyle w:val="ng-star-inserted1"/>
-        </w:rPr>
-        <w:t xml:space="preserve"> </w:t>
-      </w:r>
-      <w:r>
-        <w:rPr>
-          <w:rStyle w:val="ng-star-inserted1"/>
-        </w:rPr>
-        <w:t>UI.</w:t>
-      </w:r>
-      <w:r>
-        <w:rPr>
-          <w:rStyle w:val="ng-star-inserted1"/>
-        </w:rPr>
-        <w:t xml:space="preserve"> </w:t>
-      </w:r>
-      <w:r>
-        <w:rPr>
-          <w:rStyle w:val="ng-star-inserted1"/>
-        </w:rPr>
-        <w:t>Отличная</w:t>
-      </w:r>
-      <w:r>
-        <w:rPr>
-          <w:rStyle w:val="ng-star-inserted1"/>
-        </w:rPr>
-        <w:t xml:space="preserve"> </w:t>
-      </w:r>
-      <w:r>
-        <w:rPr>
-          <w:rStyle w:val="ng-star-inserted1"/>
-        </w:rPr>
-        <w:t>навигация:</w:t>
-      </w:r>
-      <w:r>
-        <w:rPr>
-          <w:rStyle w:val="ng-star-inserted1"/>
-        </w:rPr>
-        <w:t xml:space="preserve"> </w:t>
-      </w:r>
-      <w:r>
-        <w:rPr>
-          <w:rStyle w:val="ng-star-inserted1"/>
-        </w:rPr>
-        <w:t>цена</w:t>
-      </w:r>
-      <w:r>
-        <w:rPr>
-          <w:rStyle w:val="ng-star-inserted1"/>
-        </w:rPr>
-        <w:t xml:space="preserve"> </w:t>
-      </w:r>
-      <w:r>
-        <w:rPr>
-          <w:rStyle w:val="ng-star-inserted1"/>
-        </w:rPr>
-        <w:t>и</w:t>
-      </w:r>
-      <w:r>
-        <w:rPr>
-          <w:rStyle w:val="ng-star-inserted1"/>
-        </w:rPr>
-        <w:t xml:space="preserve"> </w:t>
-      </w:r>
-      <w:r>
-        <w:rPr>
-          <w:rStyle w:val="ng-star-inserted1"/>
-        </w:rPr>
-        <w:t>кнопка</w:t>
-      </w:r>
-      <w:r>
-        <w:rPr>
-          <w:rStyle w:val="ng-star-inserted1"/>
-        </w:rPr>
-        <w:t xml:space="preserve"> </w:t>
-      </w:r>
-      <w:r>
-        <w:rPr>
-          <w:rStyle w:val="ng-star-inserted1"/>
-        </w:rPr>
-        <w:t>«Купить»</w:t>
-      </w:r>
-      <w:r>
-        <w:rPr>
-          <w:rStyle w:val="ng-star-inserted1"/>
-        </w:rPr>
-        <w:t xml:space="preserve"> </w:t>
-      </w:r>
-      <w:r>
-        <w:rPr>
-          <w:rStyle w:val="ng-star-inserted1"/>
-        </w:rPr>
-        <w:t>закреплены</w:t>
-      </w:r>
-      <w:r>
-        <w:rPr>
-          <w:rStyle w:val="ng-star-inserted1"/>
-        </w:rPr>
-        <w:t xml:space="preserve"> </w:t>
-      </w:r>
-      <w:r>
-        <w:rPr>
-          <w:rStyle w:val="ng-star-inserted1"/>
-        </w:rPr>
-        <w:t>в</w:t>
-      </w:r>
-      <w:r>
-        <w:rPr>
-          <w:rStyle w:val="ng-star-inserted1"/>
-        </w:rPr>
-        <w:t xml:space="preserve"> </w:t>
-      </w:r>
-      <w:r>
-        <w:rPr>
-          <w:rStyle w:val="ng-star-inserted1"/>
-        </w:rPr>
-        <w:t>плавающей</w:t>
-      </w:r>
-      <w:r>
-        <w:rPr>
-          <w:rStyle w:val="ng-star-inserted1"/>
-        </w:rPr>
-        <w:t xml:space="preserve"> </w:t>
-      </w:r>
-      <w:r>
-        <w:rPr>
-          <w:rStyle w:val="ng-star-inserted1"/>
-        </w:rPr>
-        <w:t>панели</w:t>
-      </w:r>
-      <w:r>
-        <w:rPr>
-          <w:rStyle w:val="ng-star-inserted1"/>
-        </w:rPr>
-        <w:t xml:space="preserve"> </w:t>
-      </w:r>
-      <w:r>
-        <w:rPr>
-          <w:rStyle w:val="ng-star-inserted1"/>
-        </w:rPr>
-        <w:t>сверху,</w:t>
-      </w:r>
-      <w:r>
-        <w:rPr>
-          <w:rStyle w:val="ng-star-inserted1"/>
-        </w:rPr>
-        <w:t xml:space="preserve"> </w:t>
-      </w:r>
-      <w:r>
-        <w:rPr>
-          <w:rStyle w:val="ng-star-inserted1"/>
-        </w:rPr>
-        <w:t>поэтому</w:t>
-      </w:r>
-      <w:r>
-        <w:rPr>
-          <w:rStyle w:val="ng-star-inserted1"/>
-        </w:rPr>
-        <w:t xml:space="preserve"> </w:t>
-      </w:r>
-      <w:r>
-        <w:rPr>
-          <w:rStyle w:val="ng-star-inserted1"/>
-        </w:rPr>
-        <w:t>пользователю</w:t>
-      </w:r>
-      <w:r>
-        <w:rPr>
-          <w:rStyle w:val="ng-star-inserted1"/>
-        </w:rPr>
-        <w:t xml:space="preserve"> </w:t>
-      </w:r>
-      <w:r>
-        <w:rPr>
-          <w:rStyle w:val="ng-star-inserted1"/>
-        </w:rPr>
-        <w:t>не</w:t>
-      </w:r>
-      <w:r>
-        <w:rPr>
-          <w:rStyle w:val="ng-star-inserted1"/>
-        </w:rPr>
-        <w:t xml:space="preserve"> </w:t>
-      </w:r>
-      <w:r>
-        <w:rPr>
-          <w:rStyle w:val="ng-star-inserted1"/>
-        </w:rPr>
-        <w:t>нужно</w:t>
-      </w:r>
-      <w:r>
-        <w:rPr>
-          <w:rStyle w:val="ng-star-inserted1"/>
-        </w:rPr>
-        <w:t xml:space="preserve"> </w:t>
-      </w:r>
-      <w:r>
-        <w:rPr>
-          <w:rStyle w:val="ng-star-inserted1"/>
-        </w:rPr>
-        <w:t>искать</w:t>
-      </w:r>
-      <w:r>
-        <w:rPr>
-          <w:rStyle w:val="ng-star-inserted1"/>
-        </w:rPr>
-        <w:t xml:space="preserve"> </w:t>
-      </w:r>
-      <w:r>
-        <w:rPr>
-          <w:rStyle w:val="ng-star-inserted1"/>
-        </w:rPr>
-        <w:t>их</w:t>
-      </w:r>
-      <w:r>
-        <w:rPr>
-          <w:rStyle w:val="ng-star-inserted1"/>
-        </w:rPr>
-        <w:t xml:space="preserve"> </w:t>
-      </w:r>
-      <w:r>
-        <w:rPr>
-          <w:rStyle w:val="ng-star-inserted1"/>
-        </w:rPr>
-        <w:t>по</w:t>
-      </w:r>
-      <w:r>
-        <w:rPr>
-          <w:rStyle w:val="ng-star-inserted1"/>
-        </w:rPr>
-        <w:t xml:space="preserve"> </w:t>
-      </w:r>
-      <w:r>
-        <w:rPr>
-          <w:rStyle w:val="ng-star-inserted1"/>
-        </w:rPr>
-        <w:t>всему</w:t>
-      </w:r>
-      <w:r>
-        <w:rPr>
-          <w:rStyle w:val="ng-star-inserted1"/>
-        </w:rPr>
-        <w:t xml:space="preserve"> </w:t>
-      </w:r>
-      <w:proofErr w:type="spellStart"/>
-      <w:r>
-        <w:rPr>
-          <w:rStyle w:val="ng-star-inserted1"/>
-        </w:rPr>
-        <w:t>лендингу</w:t>
-      </w:r>
-      <w:proofErr w:type="spellEnd"/>
-      <w:r>
-        <w:rPr>
-          <w:rStyle w:val="ng-star-inserted1"/>
-        </w:rPr>
-        <w:t>.</w:t>
-      </w:r>
-      <w:r>
-        <w:rPr>
-          <w:rStyle w:val="ng-star-inserted1"/>
-        </w:rPr>
-        <w:t xml:space="preserve"> </w:t>
-      </w:r>
-      <w:r>
-        <w:rPr>
-          <w:rStyle w:val="ng-star-inserted1"/>
-        </w:rPr>
-        <w:t>Блоки</w:t>
-      </w:r>
-      <w:r>
-        <w:rPr>
-          <w:rStyle w:val="ng-star-inserted1"/>
-        </w:rPr>
-        <w:t xml:space="preserve"> </w:t>
-      </w:r>
-      <w:r>
-        <w:rPr>
-          <w:rStyle w:val="ng-star-inserted1"/>
-        </w:rPr>
-        <w:t>выровнены</w:t>
-      </w:r>
-      <w:r>
-        <w:rPr>
-          <w:rStyle w:val="ng-star-inserted1"/>
-        </w:rPr>
-        <w:t xml:space="preserve"> </w:t>
-      </w:r>
-      <w:r>
-        <w:rPr>
-          <w:rStyle w:val="ng-star-inserted1"/>
-        </w:rPr>
-        <w:t>по</w:t>
-      </w:r>
-      <w:r>
-        <w:rPr>
-          <w:rStyle w:val="ng-star-inserted1"/>
-        </w:rPr>
-        <w:t xml:space="preserve"> </w:t>
-      </w:r>
-      <w:r>
-        <w:rPr>
-          <w:rStyle w:val="ng-star-inserted1"/>
-        </w:rPr>
-        <w:t>сетке</w:t>
-      </w:r>
-      <w:r>
-        <w:rPr>
-          <w:rStyle w:val="ng-star-inserted1"/>
-        </w:rPr>
-        <w:t xml:space="preserve"> </w:t>
-      </w:r>
-      <w:r>
-        <w:rPr>
-          <w:rStyle w:val="ng-star-inserted1"/>
-        </w:rPr>
-        <w:t>(принцип</w:t>
-      </w:r>
-      <w:r>
-        <w:rPr>
-          <w:rStyle w:val="ng-star-inserted1"/>
-        </w:rPr>
-        <w:t xml:space="preserve"> </w:t>
-      </w:r>
-      <w:r>
-        <w:rPr>
-          <w:rStyle w:val="ng-star-inserted1"/>
-        </w:rPr>
-        <w:t>«Схожести»),</w:t>
-      </w:r>
-      <w:r>
-        <w:rPr>
-          <w:rStyle w:val="ng-star-inserted1"/>
-        </w:rPr>
-        <w:t xml:space="preserve"> </w:t>
-      </w:r>
-      <w:r>
-        <w:rPr>
-          <w:rStyle w:val="ng-star-inserted1"/>
-        </w:rPr>
-        <w:t>все</w:t>
-      </w:r>
-      <w:r>
-        <w:rPr>
-          <w:rStyle w:val="ng-star-inserted1"/>
-        </w:rPr>
-        <w:t xml:space="preserve"> </w:t>
-      </w:r>
-      <w:r>
-        <w:rPr>
-          <w:rStyle w:val="ng-star-inserted1"/>
-        </w:rPr>
-        <w:t>выглядит</w:t>
-      </w:r>
-      <w:r>
-        <w:rPr>
-          <w:rStyle w:val="ng-star-inserted1"/>
-        </w:rPr>
-        <w:t xml:space="preserve"> </w:t>
-      </w:r>
-      <w:r>
-        <w:rPr>
-          <w:rStyle w:val="ng-star-inserted1"/>
-        </w:rPr>
-        <w:t>аккуратно.</w:t>
-      </w:r>
-    </w:p>
-    <w:p>
-      <w:pPr>
-        <w:pStyle w:val="af9"/>
-        <w:numPr>
-          <w:ilvl w:val="0"/>
-          <w:numId w:val="28"/>
-        </w:numPr>
-        <w:ind w:left="1134"/>
-      </w:pPr>
-      <w:r>
-        <w:rPr>
-          <w:rStyle w:val="ng-star-inserted1"/>
-        </w:rPr>
-        <w:t>Недостатки</w:t>
-      </w:r>
-      <w:r>
-        <w:rPr>
-          <w:rStyle w:val="ng-star-inserted1"/>
-        </w:rPr>
-        <w:t xml:space="preserve"> </w:t>
-      </w:r>
-      <w:r>
-        <w:rPr>
-          <w:rStyle w:val="ng-star-inserted1"/>
-        </w:rPr>
-        <w:t>(UI/UX):</w:t>
-      </w:r>
-      <w:r>
-        <w:rPr>
-          <w:rStyle w:val="ng-star-inserted1"/>
-        </w:rPr>
-        <w:t xml:space="preserve"> о</w:t>
-      </w:r>
-      <w:r>
-        <w:rPr>
-          <w:rStyle w:val="ng-star-inserted1"/>
-        </w:rPr>
-        <w:t>тсутствует</w:t>
-      </w:r>
-      <w:r>
-        <w:rPr>
-          <w:rStyle w:val="ng-star-inserted1"/>
-        </w:rPr>
-        <w:t xml:space="preserve"> </w:t>
-      </w:r>
-      <w:r>
-        <w:rPr>
-          <w:rStyle w:val="ng-star-inserted1"/>
-        </w:rPr>
-        <w:t>блок</w:t>
-      </w:r>
-      <w:r>
-        <w:rPr>
-          <w:rStyle w:val="ng-star-inserted1"/>
-        </w:rPr>
-        <w:t xml:space="preserve"> </w:t>
-      </w:r>
-      <w:r>
-        <w:rPr>
-          <w:rStyle w:val="ng-star-inserted1"/>
-        </w:rPr>
-        <w:t>FAQ</w:t>
-      </w:r>
-      <w:r>
-        <w:rPr>
-          <w:rStyle w:val="ng-star-inserted1"/>
-        </w:rPr>
-        <w:t xml:space="preserve"> </w:t>
-      </w:r>
-      <w:r>
-        <w:rPr>
-          <w:rStyle w:val="ng-star-inserted1"/>
-        </w:rPr>
-        <w:t>(ответы</w:t>
-      </w:r>
-      <w:r>
-        <w:rPr>
-          <w:rStyle w:val="ng-star-inserted1"/>
-        </w:rPr>
-        <w:t xml:space="preserve"> </w:t>
-      </w:r>
-      <w:r>
-        <w:rPr>
-          <w:rStyle w:val="ng-star-inserted1"/>
-        </w:rPr>
-        <w:t>на</w:t>
-      </w:r>
-      <w:r>
-        <w:rPr>
-          <w:rStyle w:val="ng-star-inserted1"/>
-        </w:rPr>
-        <w:t xml:space="preserve"> </w:t>
-      </w:r>
-      <w:r>
-        <w:rPr>
-          <w:rStyle w:val="ng-star-inserted1"/>
-        </w:rPr>
-        <w:t>частые</w:t>
-      </w:r>
-      <w:r>
-        <w:rPr>
-          <w:rStyle w:val="ng-star-inserted1"/>
-        </w:rPr>
-        <w:t xml:space="preserve"> </w:t>
-      </w:r>
-      <w:r>
-        <w:rPr>
-          <w:rStyle w:val="ng-star-inserted1"/>
-        </w:rPr>
-        <w:t>вопросы)</w:t>
-      </w:r>
-      <w:r>
-        <w:rPr>
-          <w:rStyle w:val="ng-star-inserted1"/>
-        </w:rPr>
-        <w:t xml:space="preserve"> </w:t>
-      </w:r>
-      <w:r>
-        <w:rPr>
-          <w:rStyle w:val="ng-star-inserted1"/>
-        </w:rPr>
-        <w:t>и</w:t>
-      </w:r>
-      <w:r>
-        <w:rPr>
-          <w:rStyle w:val="ng-star-inserted1"/>
-        </w:rPr>
-        <w:t xml:space="preserve"> </w:t>
-      </w:r>
-      <w:r>
-        <w:rPr>
-          <w:rStyle w:val="ng-star-inserted1"/>
-        </w:rPr>
-        <w:t>нет</w:t>
-      </w:r>
-      <w:r>
-        <w:rPr>
-          <w:rStyle w:val="ng-star-inserted1"/>
-        </w:rPr>
-        <w:t xml:space="preserve"> </w:t>
-      </w:r>
-      <w:r>
-        <w:rPr>
-          <w:rStyle w:val="ng-star-inserted1"/>
-        </w:rPr>
-        <w:t>виджета</w:t>
-      </w:r>
-      <w:r>
-        <w:rPr>
-          <w:rStyle w:val="ng-star-inserted1"/>
-        </w:rPr>
-        <w:t xml:space="preserve"> </w:t>
-      </w:r>
-      <w:r>
-        <w:rPr>
-          <w:rStyle w:val="ng-star-inserted1"/>
-        </w:rPr>
-        <w:t>чата</w:t>
-      </w:r>
-      <w:r>
-        <w:rPr>
-          <w:rStyle w:val="ng-star-inserted1"/>
-        </w:rPr>
-        <w:t xml:space="preserve"> </w:t>
-      </w:r>
-      <w:r>
-        <w:rPr>
-          <w:rStyle w:val="ng-star-inserted1"/>
-        </w:rPr>
-        <w:t>с</w:t>
-      </w:r>
-      <w:r>
-        <w:rPr>
-          <w:rStyle w:val="ng-star-inserted1"/>
-        </w:rPr>
-        <w:t xml:space="preserve"> </w:t>
-      </w:r>
-      <w:r>
-        <w:rPr>
-          <w:rStyle w:val="ng-star-inserted1"/>
-        </w:rPr>
-        <w:t>консультантом.</w:t>
-      </w:r>
-      <w:r>
-        <w:rPr>
-          <w:rStyle w:val="ng-star-inserted1"/>
-        </w:rPr>
-        <w:t xml:space="preserve"> </w:t>
-      </w:r>
-      <w:r>
-        <w:rPr>
-          <w:rStyle w:val="ng-star-inserted1"/>
-        </w:rPr>
-        <w:t>Если</w:t>
-      </w:r>
-      <w:r>
-        <w:rPr>
-          <w:rStyle w:val="ng-star-inserted1"/>
-        </w:rPr>
-        <w:t xml:space="preserve"> </w:t>
-      </w:r>
-      <w:r>
-        <w:rPr>
-          <w:rStyle w:val="ng-star-inserted1"/>
-        </w:rPr>
-        <w:t>у</w:t>
-      </w:r>
-      <w:r>
-        <w:rPr>
-          <w:rStyle w:val="ng-star-inserted1"/>
-        </w:rPr>
-        <w:t xml:space="preserve"> </w:t>
-      </w:r>
-      <w:r>
-        <w:rPr>
-          <w:rStyle w:val="ng-star-inserted1"/>
-        </w:rPr>
-        <w:t>пользователя</w:t>
-      </w:r>
-      <w:r>
-        <w:rPr>
-          <w:rStyle w:val="ng-star-inserted1"/>
-        </w:rPr>
-        <w:t xml:space="preserve"> </w:t>
-      </w:r>
-      <w:r>
-        <w:rPr>
-          <w:rStyle w:val="ng-star-inserted1"/>
-        </w:rPr>
-        <w:t>возникает</w:t>
-      </w:r>
-      <w:r>
-        <w:rPr>
-          <w:rStyle w:val="ng-star-inserted1"/>
-        </w:rPr>
-        <w:t xml:space="preserve"> </w:t>
-      </w:r>
-      <w:r>
-        <w:rPr>
-          <w:rStyle w:val="ng-star-inserted1"/>
-        </w:rPr>
-        <w:t>сомнение</w:t>
-      </w:r>
-      <w:r>
-        <w:rPr>
-          <w:rStyle w:val="ng-star-inserted1"/>
-        </w:rPr>
-        <w:t xml:space="preserve"> </w:t>
-      </w:r>
-      <w:r>
-        <w:rPr>
-          <w:rStyle w:val="ng-star-inserted1"/>
-        </w:rPr>
-        <w:t>(например,</w:t>
-      </w:r>
-      <w:r>
-        <w:rPr>
-          <w:rStyle w:val="ng-star-inserted1"/>
-        </w:rPr>
-        <w:t xml:space="preserve"> </w:t>
-      </w:r>
-      <w:r>
-        <w:rPr>
-          <w:rStyle w:val="ng-star-inserted1"/>
-        </w:rPr>
-        <w:t>«Подойдет</w:t>
-      </w:r>
-      <w:r>
-        <w:rPr>
-          <w:rStyle w:val="ng-star-inserted1"/>
-        </w:rPr>
-        <w:t xml:space="preserve"> </w:t>
-      </w:r>
-      <w:r>
-        <w:rPr>
-          <w:rStyle w:val="ng-star-inserted1"/>
-        </w:rPr>
-        <w:t>ли</w:t>
-      </w:r>
-      <w:r>
-        <w:rPr>
-          <w:rStyle w:val="ng-star-inserted1"/>
-        </w:rPr>
-        <w:t xml:space="preserve"> </w:t>
-      </w:r>
-      <w:r>
-        <w:rPr>
-          <w:rStyle w:val="ng-star-inserted1"/>
-        </w:rPr>
-        <w:t>мой</w:t>
-      </w:r>
-      <w:r>
-        <w:rPr>
-          <w:rStyle w:val="ng-star-inserted1"/>
-        </w:rPr>
-        <w:t xml:space="preserve"> </w:t>
-      </w:r>
-      <w:r>
-        <w:rPr>
-          <w:rStyle w:val="ng-star-inserted1"/>
-        </w:rPr>
-        <w:t>слабый</w:t>
-      </w:r>
-      <w:r>
-        <w:rPr>
-          <w:rStyle w:val="ng-star-inserted1"/>
-        </w:rPr>
-        <w:t xml:space="preserve"> </w:t>
-      </w:r>
-      <w:r>
-        <w:rPr>
-          <w:rStyle w:val="ng-star-inserted1"/>
-        </w:rPr>
-        <w:t>ноутбук</w:t>
-      </w:r>
-      <w:r>
-        <w:rPr>
-          <w:rStyle w:val="ng-star-inserted1"/>
-        </w:rPr>
-        <w:t xml:space="preserve"> </w:t>
-      </w:r>
-      <w:r>
-        <w:rPr>
-          <w:rStyle w:val="ng-star-inserted1"/>
-        </w:rPr>
-        <w:t>для</w:t>
-      </w:r>
-      <w:r>
-        <w:rPr>
-          <w:rStyle w:val="ng-star-inserted1"/>
-        </w:rPr>
-        <w:t xml:space="preserve"> </w:t>
-      </w:r>
-      <w:r>
-        <w:rPr>
-          <w:rStyle w:val="ng-star-inserted1"/>
-        </w:rPr>
-        <w:t>учебы?»),</w:t>
-      </w:r>
-      <w:r>
-        <w:rPr>
-          <w:rStyle w:val="ng-star-inserted1"/>
-        </w:rPr>
-        <w:t xml:space="preserve"> </w:t>
-      </w:r>
-      <w:r>
-        <w:rPr>
-          <w:rStyle w:val="ng-star-inserted1"/>
-        </w:rPr>
-        <w:t>ему</w:t>
-      </w:r>
-      <w:r>
-        <w:rPr>
-          <w:rStyle w:val="ng-star-inserted1"/>
-        </w:rPr>
-        <w:t xml:space="preserve"> </w:t>
-      </w:r>
-      <w:r>
-        <w:rPr>
-          <w:rStyle w:val="ng-star-inserted1"/>
-        </w:rPr>
-        <w:t>некому</w:t>
-      </w:r>
-      <w:r>
-        <w:rPr>
-          <w:rStyle w:val="ng-star-inserted1"/>
-        </w:rPr>
-        <w:t xml:space="preserve"> </w:t>
-      </w:r>
-      <w:r>
-        <w:rPr>
-          <w:rStyle w:val="ng-star-inserted1"/>
-        </w:rPr>
-        <w:t>задать</w:t>
-      </w:r>
-      <w:r>
-        <w:rPr>
-          <w:rStyle w:val="ng-star-inserted1"/>
-        </w:rPr>
-        <w:t xml:space="preserve"> </w:t>
-      </w:r>
-      <w:r>
-        <w:rPr>
-          <w:rStyle w:val="ng-star-inserted1"/>
-        </w:rPr>
-        <w:t>вопрос,</w:t>
-      </w:r>
-      <w:r>
-        <w:rPr>
-          <w:rStyle w:val="ng-star-inserted1"/>
-        </w:rPr>
-        <w:t xml:space="preserve"> </w:t>
-      </w:r>
-      <w:r>
-        <w:rPr>
-          <w:rStyle w:val="ng-star-inserted1"/>
-        </w:rPr>
-        <w:t>и</w:t>
-      </w:r>
-      <w:r>
-        <w:rPr>
-          <w:rStyle w:val="ng-star-inserted1"/>
-        </w:rPr>
-        <w:t xml:space="preserve"> </w:t>
-      </w:r>
-      <w:r>
-        <w:rPr>
-          <w:rStyle w:val="ng-star-inserted1"/>
-        </w:rPr>
-        <w:t>он</w:t>
-      </w:r>
-      <w:r>
-        <w:rPr>
-          <w:rStyle w:val="ng-star-inserted1"/>
-        </w:rPr>
-        <w:t xml:space="preserve"> </w:t>
-      </w:r>
-      <w:r>
-        <w:rPr>
-          <w:rStyle w:val="ng-star-inserted1"/>
-        </w:rPr>
-        <w:t>просто</w:t>
-      </w:r>
-      <w:r>
-        <w:rPr>
-          <w:rStyle w:val="ng-star-inserted1"/>
-        </w:rPr>
-        <w:t xml:space="preserve"> </w:t>
-      </w:r>
-      <w:r>
-        <w:rPr>
-          <w:rStyle w:val="ng-star-inserted1"/>
-        </w:rPr>
-        <w:t>уходит</w:t>
-      </w:r>
-      <w:r>
-        <w:rPr>
-          <w:rStyle w:val="ng-star-inserted1"/>
-        </w:rPr>
-        <w:t xml:space="preserve"> </w:t>
-      </w:r>
-      <w:r>
-        <w:rPr>
-          <w:rStyle w:val="ng-star-inserted1"/>
-        </w:rPr>
-        <w:t>к</w:t>
-      </w:r>
-      <w:r>
-        <w:rPr>
-          <w:rStyle w:val="ng-star-inserted1"/>
-        </w:rPr>
-        <w:t xml:space="preserve"> </w:t>
-      </w:r>
-      <w:r>
-        <w:rPr>
-          <w:rStyle w:val="ng-star-inserted1"/>
-        </w:rPr>
-        <w:t>конкурентам.</w:t>
-      </w:r>
-    </w:p>
-    <w:p>
-      <w:pPr>
-        <w:pStyle w:val="af9"/>
-        <w:rPr>
-          <w:lang w:eastAsia="ru-RU"/>
-        </w:rPr>
-      </w:pPr>
-    </w:p>
-    <w:p>
-      <w:pPr>
-        <w:pStyle w:val="af9"/>
-        <w:ind w:left="1134" w:firstLine="0"/>
-      </w:pPr>
-    </w:p>
     <w:sectPr>
-      <w:footerReference w:type="even" r:id="rId9"/>
-      <w:footerReference w:type="default" r:id="rId10"/>
+      <w:footerReference w:type="even" r:id="rId11"/>
+      <w:footerReference w:type="default" r:id="rId12"/>
       <w:pgSz w:w="11906" w:h="16838"/>
       <w:pgMar w:top="1134" w:right="850" w:bottom="1134" w:left="1701" w:header="708" w:footer="708" w:gutter="0"/>
       <w:cols w:space="708"/>
@@ -6453,7 +1238,7 @@
 </file>
 
 <file path=word/endnotes.xml><?xml version="1.0" encoding="utf-8"?>
-<w:endnotes xmlns:wpc="http://schemas.microsoft.com/office/word/2010/wordprocessingCanvas" xmlns:cx="http://schemas.microsoft.com/office/drawing/2014/chartex" xmlns:cx1="http://schemas.microsoft.com/office/drawing/2015/9/8/chartex" xmlns:cx2="http://schemas.microsoft.com/office/drawing/2015/10/21/chartex" xmlns:cx3="http://schemas.microsoft.com/office/drawing/2016/5/9/chartex" xmlns:cx4="http://schemas.microsoft.com/office/drawing/2016/5/10/chartex" xmlns:cx5="http://schemas.microsoft.com/office/drawing/2016/5/11/chartex" xmlns:cx6="http://schemas.microsoft.com/office/drawing/2016/5/12/chartex" xmlns:cx7="http://schemas.microsoft.com/office/drawing/2016/5/13/chartex" xmlns:cx8="http://schemas.microsoft.com/office/drawing/2016/5/14/chartex" xmlns:mc="http://schemas.openxmlformats.org/markup-compatibility/2006" xmlns:aink="http://schemas.microsoft.com/office/drawing/2016/ink" xmlns:am3d="http://schemas.microsoft.com/office/drawing/2017/model3d" xmlns:o="urn:schemas-microsoft-com:office:office" xmlns:oel="http://schemas.microsoft.com/office/2019/extlst" xmlns:r="http://schemas.openxmlformats.org/officeDocument/2006/relationships" xmlns:m="http://schemas.openxmlformats.org/officeDocument/2006/math" xmlns:v="urn:schemas-microsoft-com:vml" xmlns:wp14="http://schemas.microsoft.com/office/word/2010/wordprocessingDrawing" xmlns:wp="http://schemas.openxmlformats.org/drawingml/2006/wordprocessingDrawing" xmlns:w10="urn:schemas-microsoft-com:office:word" xmlns:w="http://schemas.openxmlformats.org/wordprocessingml/2006/main" xmlns:w14="http://schemas.microsoft.com/office/word/2010/wordml" xmlns:w15="http://schemas.microsoft.com/office/word/2012/wordml" xmlns:w16cex="http://schemas.microsoft.com/office/word/2018/wordml/cex" xmlns:w16cid="http://schemas.microsoft.com/office/word/2016/wordml/cid" xmlns:w16="http://schemas.microsoft.com/office/word/2018/wordml" xmlns:w16sdtdh="http://schemas.microsoft.com/office/word/2020/wordml/sdtdatahash" xmlns:w16se="http://schemas.microsoft.com/office/word/2015/wordml/symex" xmlns:wpg="http://schemas.microsoft.com/office/word/2010/wordprocessingGroup" xmlns:wpi="http://schemas.microsoft.com/office/word/2010/wordprocessingInk" xmlns:wne="http://schemas.microsoft.com/office/word/2006/wordml" xmlns:wps="http://schemas.microsoft.com/office/word/2010/wordprocessingShape" mc:Ignorable="w14 w15 w16se w16cid w16 w16cex w16sdtdh wp14">
+<w:endnotes xmlns:wpc="http://schemas.microsoft.com/office/word/2010/wordprocessingCanvas" xmlns:cx="http://schemas.microsoft.com/office/drawing/2014/chartex" xmlns:cx1="http://schemas.microsoft.com/office/drawing/2015/9/8/chartex" xmlns:cx2="http://schemas.microsoft.com/office/drawing/2015/10/21/chartex" xmlns:cx3="http://schemas.microsoft.com/office/drawing/2016/5/9/chartex" xmlns:cx4="http://schemas.microsoft.com/office/drawing/2016/5/10/chartex" xmlns:cx5="http://schemas.microsoft.com/office/drawing/2016/5/11/chartex" xmlns:cx6="http://schemas.microsoft.com/office/drawing/2016/5/12/chartex" xmlns:cx7="http://schemas.microsoft.com/office/drawing/2016/5/13/chartex" xmlns:cx8="http://schemas.microsoft.com/office/drawing/2016/5/14/chartex" xmlns:mc="http://schemas.openxmlformats.org/markup-compatibility/2006" xmlns:aink="http://schemas.microsoft.com/office/drawing/2016/ink" xmlns:am3d="http://schemas.microsoft.com/office/drawing/2017/model3d" xmlns:o="urn:schemas-microsoft-com:office:office" xmlns:r="http://schemas.openxmlformats.org/officeDocument/2006/relationships" xmlns:m="http://schemas.openxmlformats.org/officeDocument/2006/math" xmlns:v="urn:schemas-microsoft-com:vml" xmlns:wp14="http://schemas.microsoft.com/office/word/2010/wordprocessingDrawing" xmlns:wp="http://schemas.openxmlformats.org/drawingml/2006/wordprocessingDrawing" xmlns:w10="urn:schemas-microsoft-com:office:word" xmlns:w="http://schemas.openxmlformats.org/wordprocessingml/2006/main" xmlns:w14="http://schemas.microsoft.com/office/word/2010/wordml" xmlns:w15="http://schemas.microsoft.com/office/word/2012/wordml" xmlns:w16cex="http://schemas.microsoft.com/office/word/2018/wordml/cex" xmlns:w16cid="http://schemas.microsoft.com/office/word/2016/wordml/cid" xmlns:w16="http://schemas.microsoft.com/office/word/2018/wordml" xmlns:w16sdtdh="http://schemas.microsoft.com/office/word/2020/wordml/sdtdatahash" xmlns:w16se="http://schemas.microsoft.com/office/word/2015/wordml/symex" xmlns:wpg="http://schemas.microsoft.com/office/word/2010/wordprocessingGroup" xmlns:wpi="http://schemas.microsoft.com/office/word/2010/wordprocessingInk" xmlns:wne="http://schemas.microsoft.com/office/word/2006/wordml" xmlns:wps="http://schemas.microsoft.com/office/word/2010/wordprocessingShape" mc:Ignorable="w14 w15 w16se w16cid w16 w16cex w16sdtdh wp14">
   <w:endnote w:type="separator" w:id="-1">
     <w:p>
       <w:r>
@@ -6472,7 +1257,7 @@
 </file>
 
 <file path=word/footer1.xml><?xml version="1.0" encoding="utf-8"?>
-<w:ftr xmlns:wpc="http://schemas.microsoft.com/office/word/2010/wordprocessingCanvas" xmlns:cx="http://schemas.microsoft.com/office/drawing/2014/chartex" xmlns:cx1="http://schemas.microsoft.com/office/drawing/2015/9/8/chartex" xmlns:cx2="http://schemas.microsoft.com/office/drawing/2015/10/21/chartex" xmlns:cx3="http://schemas.microsoft.com/office/drawing/2016/5/9/chartex" xmlns:cx4="http://schemas.microsoft.com/office/drawing/2016/5/10/chartex" xmlns:cx5="http://schemas.microsoft.com/office/drawing/2016/5/11/chartex" xmlns:cx6="http://schemas.microsoft.com/office/drawing/2016/5/12/chartex" xmlns:cx7="http://schemas.microsoft.com/office/drawing/2016/5/13/chartex" xmlns:cx8="http://schemas.microsoft.com/office/drawing/2016/5/14/chartex" xmlns:mc="http://schemas.openxmlformats.org/markup-compatibility/2006" xmlns:aink="http://schemas.microsoft.com/office/drawing/2016/ink" xmlns:am3d="http://schemas.microsoft.com/office/drawing/2017/model3d" xmlns:o="urn:schemas-microsoft-com:office:office" xmlns:oel="http://schemas.microsoft.com/office/2019/extlst" xmlns:r="http://schemas.openxmlformats.org/officeDocument/2006/relationships" xmlns:m="http://schemas.openxmlformats.org/officeDocument/2006/math" xmlns:v="urn:schemas-microsoft-com:vml" xmlns:wp14="http://schemas.microsoft.com/office/word/2010/wordprocessingDrawing" xmlns:wp="http://schemas.openxmlformats.org/drawingml/2006/wordprocessingDrawing" xmlns:w10="urn:schemas-microsoft-com:office:word" xmlns:w="http://schemas.openxmlformats.org/wordprocessingml/2006/main" xmlns:w14="http://schemas.microsoft.com/office/word/2010/wordml" xmlns:w15="http://schemas.microsoft.com/office/word/2012/wordml" xmlns:w16cex="http://schemas.microsoft.com/office/word/2018/wordml/cex" xmlns:w16cid="http://schemas.microsoft.com/office/word/2016/wordml/cid" xmlns:w16="http://schemas.microsoft.com/office/word/2018/wordml" xmlns:w16sdtdh="http://schemas.microsoft.com/office/word/2020/wordml/sdtdatahash" xmlns:w16se="http://schemas.microsoft.com/office/word/2015/wordml/symex" xmlns:wpg="http://schemas.microsoft.com/office/word/2010/wordprocessingGroup" xmlns:wpi="http://schemas.microsoft.com/office/word/2010/wordprocessingInk" xmlns:wne="http://schemas.microsoft.com/office/word/2006/wordml" xmlns:wps="http://schemas.microsoft.com/office/word/2010/wordprocessingShape" mc:Ignorable="w14 w15 w16se w16cid w16 w16cex w16sdtdh wp14">
+<w:ftr xmlns:wpc="http://schemas.microsoft.com/office/word/2010/wordprocessingCanvas" xmlns:cx="http://schemas.microsoft.com/office/drawing/2014/chartex" xmlns:cx1="http://schemas.microsoft.com/office/drawing/2015/9/8/chartex" xmlns:cx2="http://schemas.microsoft.com/office/drawing/2015/10/21/chartex" xmlns:cx3="http://schemas.microsoft.com/office/drawing/2016/5/9/chartex" xmlns:cx4="http://schemas.microsoft.com/office/drawing/2016/5/10/chartex" xmlns:cx5="http://schemas.microsoft.com/office/drawing/2016/5/11/chartex" xmlns:cx6="http://schemas.microsoft.com/office/drawing/2016/5/12/chartex" xmlns:cx7="http://schemas.microsoft.com/office/drawing/2016/5/13/chartex" xmlns:cx8="http://schemas.microsoft.com/office/drawing/2016/5/14/chartex" xmlns:mc="http://schemas.openxmlformats.org/markup-compatibility/2006" xmlns:aink="http://schemas.microsoft.com/office/drawing/2016/ink" xmlns:am3d="http://schemas.microsoft.com/office/drawing/2017/model3d" xmlns:o="urn:schemas-microsoft-com:office:office" xmlns:r="http://schemas.openxmlformats.org/officeDocument/2006/relationships" xmlns:m="http://schemas.openxmlformats.org/officeDocument/2006/math" xmlns:v="urn:schemas-microsoft-com:vml" xmlns:wp14="http://schemas.microsoft.com/office/word/2010/wordprocessingDrawing" xmlns:wp="http://schemas.openxmlformats.org/drawingml/2006/wordprocessingDrawing" xmlns:w10="urn:schemas-microsoft-com:office:word" xmlns:w="http://schemas.openxmlformats.org/wordprocessingml/2006/main" xmlns:w14="http://schemas.microsoft.com/office/word/2010/wordml" xmlns:w15="http://schemas.microsoft.com/office/word/2012/wordml" xmlns:w16cex="http://schemas.microsoft.com/office/word/2018/wordml/cex" xmlns:w16cid="http://schemas.microsoft.com/office/word/2016/wordml/cid" xmlns:w16="http://schemas.microsoft.com/office/word/2018/wordml" xmlns:w16sdtdh="http://schemas.microsoft.com/office/word/2020/wordml/sdtdatahash" xmlns:w16se="http://schemas.microsoft.com/office/word/2015/wordml/symex" xmlns:wpg="http://schemas.microsoft.com/office/word/2010/wordprocessingGroup" xmlns:wpi="http://schemas.microsoft.com/office/word/2010/wordprocessingInk" xmlns:wne="http://schemas.microsoft.com/office/word/2006/wordml" xmlns:wps="http://schemas.microsoft.com/office/word/2010/wordprocessingShape" mc:Ignorable="w14 w15 w16se w16cid w16 w16cex w16sdtdh wp14">
   <w:sdt>
     <w:sdtPr>
       <w:rPr>
@@ -6528,7 +1313,7 @@
 </file>
 
 <file path=word/footer2.xml><?xml version="1.0" encoding="utf-8"?>
-<w:ftr xmlns:wpc="http://schemas.microsoft.com/office/word/2010/wordprocessingCanvas" xmlns:cx="http://schemas.microsoft.com/office/drawing/2014/chartex" xmlns:cx1="http://schemas.microsoft.com/office/drawing/2015/9/8/chartex" xmlns:cx2="http://schemas.microsoft.com/office/drawing/2015/10/21/chartex" xmlns:cx3="http://schemas.microsoft.com/office/drawing/2016/5/9/chartex" xmlns:cx4="http://schemas.microsoft.com/office/drawing/2016/5/10/chartex" xmlns:cx5="http://schemas.microsoft.com/office/drawing/2016/5/11/chartex" xmlns:cx6="http://schemas.microsoft.com/office/drawing/2016/5/12/chartex" xmlns:cx7="http://schemas.microsoft.com/office/drawing/2016/5/13/chartex" xmlns:cx8="http://schemas.microsoft.com/office/drawing/2016/5/14/chartex" xmlns:mc="http://schemas.openxmlformats.org/markup-compatibility/2006" xmlns:aink="http://schemas.microsoft.com/office/drawing/2016/ink" xmlns:am3d="http://schemas.microsoft.com/office/drawing/2017/model3d" xmlns:o="urn:schemas-microsoft-com:office:office" xmlns:oel="http://schemas.microsoft.com/office/2019/extlst" xmlns:r="http://schemas.openxmlformats.org/officeDocument/2006/relationships" xmlns:m="http://schemas.openxmlformats.org/officeDocument/2006/math" xmlns:v="urn:schemas-microsoft-com:vml" xmlns:wp14="http://schemas.microsoft.com/office/word/2010/wordprocessingDrawing" xmlns:wp="http://schemas.openxmlformats.org/drawingml/2006/wordprocessingDrawing" xmlns:w10="urn:schemas-microsoft-com:office:word" xmlns:w="http://schemas.openxmlformats.org/wordprocessingml/2006/main" xmlns:w14="http://schemas.microsoft.com/office/word/2010/wordml" xmlns:w15="http://schemas.microsoft.com/office/word/2012/wordml" xmlns:w16cex="http://schemas.microsoft.com/office/word/2018/wordml/cex" xmlns:w16cid="http://schemas.microsoft.com/office/word/2016/wordml/cid" xmlns:w16="http://schemas.microsoft.com/office/word/2018/wordml" xmlns:w16sdtdh="http://schemas.microsoft.com/office/word/2020/wordml/sdtdatahash" xmlns:w16se="http://schemas.microsoft.com/office/word/2015/wordml/symex" xmlns:wpg="http://schemas.microsoft.com/office/word/2010/wordprocessingGroup" xmlns:wpi="http://schemas.microsoft.com/office/word/2010/wordprocessingInk" xmlns:wne="http://schemas.microsoft.com/office/word/2006/wordml" xmlns:wps="http://schemas.microsoft.com/office/word/2010/wordprocessingShape" mc:Ignorable="w14 w15 w16se w16cid w16 w16cex w16sdtdh wp14">
+<w:ftr xmlns:wpc="http://schemas.microsoft.com/office/word/2010/wordprocessingCanvas" xmlns:cx="http://schemas.microsoft.com/office/drawing/2014/chartex" xmlns:cx1="http://schemas.microsoft.com/office/drawing/2015/9/8/chartex" xmlns:cx2="http://schemas.microsoft.com/office/drawing/2015/10/21/chartex" xmlns:cx3="http://schemas.microsoft.com/office/drawing/2016/5/9/chartex" xmlns:cx4="http://schemas.microsoft.com/office/drawing/2016/5/10/chartex" xmlns:cx5="http://schemas.microsoft.com/office/drawing/2016/5/11/chartex" xmlns:cx6="http://schemas.microsoft.com/office/drawing/2016/5/12/chartex" xmlns:cx7="http://schemas.microsoft.com/office/drawing/2016/5/13/chartex" xmlns:cx8="http://schemas.microsoft.com/office/drawing/2016/5/14/chartex" xmlns:mc="http://schemas.openxmlformats.org/markup-compatibility/2006" xmlns:aink="http://schemas.microsoft.com/office/drawing/2016/ink" xmlns:am3d="http://schemas.microsoft.com/office/drawing/2017/model3d" xmlns:o="urn:schemas-microsoft-com:office:office" xmlns:r="http://schemas.openxmlformats.org/officeDocument/2006/relationships" xmlns:m="http://schemas.openxmlformats.org/officeDocument/2006/math" xmlns:v="urn:schemas-microsoft-com:vml" xmlns:wp14="http://schemas.microsoft.com/office/word/2010/wordprocessingDrawing" xmlns:wp="http://schemas.openxmlformats.org/drawingml/2006/wordprocessingDrawing" xmlns:w10="urn:schemas-microsoft-com:office:word" xmlns:w="http://schemas.openxmlformats.org/wordprocessingml/2006/main" xmlns:w14="http://schemas.microsoft.com/office/word/2010/wordml" xmlns:w15="http://schemas.microsoft.com/office/word/2012/wordml" xmlns:w16cex="http://schemas.microsoft.com/office/word/2018/wordml/cex" xmlns:w16cid="http://schemas.microsoft.com/office/word/2016/wordml/cid" xmlns:w16="http://schemas.microsoft.com/office/word/2018/wordml" xmlns:w16sdtdh="http://schemas.microsoft.com/office/word/2020/wordml/sdtdatahash" xmlns:w16se="http://schemas.microsoft.com/office/word/2015/wordml/symex" xmlns:wpg="http://schemas.microsoft.com/office/word/2010/wordprocessingGroup" xmlns:wpi="http://schemas.microsoft.com/office/word/2010/wordprocessingInk" xmlns:wne="http://schemas.microsoft.com/office/word/2006/wordml" xmlns:wps="http://schemas.microsoft.com/office/word/2010/wordprocessingShape" mc:Ignorable="w14 w15 w16se w16cid w16 w16cex w16sdtdh wp14">
   <w:sdt>
     <w:sdtPr>
       <w:rPr>
@@ -6612,7 +1397,7 @@
 </file>
 
 <file path=word/footnotes.xml><?xml version="1.0" encoding="utf-8"?>
-<w:footnotes xmlns:wpc="http://schemas.microsoft.com/office/word/2010/wordprocessingCanvas" xmlns:cx="http://schemas.microsoft.com/office/drawing/2014/chartex" xmlns:cx1="http://schemas.microsoft.com/office/drawing/2015/9/8/chartex" xmlns:cx2="http://schemas.microsoft.com/office/drawing/2015/10/21/chartex" xmlns:cx3="http://schemas.microsoft.com/office/drawing/2016/5/9/chartex" xmlns:cx4="http://schemas.microsoft.com/office/drawing/2016/5/10/chartex" xmlns:cx5="http://schemas.microsoft.com/office/drawing/2016/5/11/chartex" xmlns:cx6="http://schemas.microsoft.com/office/drawing/2016/5/12/chartex" xmlns:cx7="http://schemas.microsoft.com/office/drawing/2016/5/13/chartex" xmlns:cx8="http://schemas.microsoft.com/office/drawing/2016/5/14/chartex" xmlns:mc="http://schemas.openxmlformats.org/markup-compatibility/2006" xmlns:aink="http://schemas.microsoft.com/office/drawing/2016/ink" xmlns:am3d="http://schemas.microsoft.com/office/drawing/2017/model3d" xmlns:o="urn:schemas-microsoft-com:office:office" xmlns:oel="http://schemas.microsoft.com/office/2019/extlst" xmlns:r="http://schemas.openxmlformats.org/officeDocument/2006/relationships" xmlns:m="http://schemas.openxmlformats.org/officeDocument/2006/math" xmlns:v="urn:schemas-microsoft-com:vml" xmlns:wp14="http://schemas.microsoft.com/office/word/2010/wordprocessingDrawing" xmlns:wp="http://schemas.openxmlformats.org/drawingml/2006/wordprocessingDrawing" xmlns:w10="urn:schemas-microsoft-com:office:word" xmlns:w="http://schemas.openxmlformats.org/wordprocessingml/2006/main" xmlns:w14="http://schemas.microsoft.com/office/word/2010/wordml" xmlns:w15="http://schemas.microsoft.com/office/word/2012/wordml" xmlns:w16cex="http://schemas.microsoft.com/office/word/2018/wordml/cex" xmlns:w16cid="http://schemas.microsoft.com/office/word/2016/wordml/cid" xmlns:w16="http://schemas.microsoft.com/office/word/2018/wordml" xmlns:w16sdtdh="http://schemas.microsoft.com/office/word/2020/wordml/sdtdatahash" xmlns:w16se="http://schemas.microsoft.com/office/word/2015/wordml/symex" xmlns:wpg="http://schemas.microsoft.com/office/word/2010/wordprocessingGroup" xmlns:wpi="http://schemas.microsoft.com/office/word/2010/wordprocessingInk" xmlns:wne="http://schemas.microsoft.com/office/word/2006/wordml" xmlns:wps="http://schemas.microsoft.com/office/word/2010/wordprocessingShape" mc:Ignorable="w14 w15 w16se w16cid w16 w16cex w16sdtdh wp14">
+<w:footnotes xmlns:wpc="http://schemas.microsoft.com/office/word/2010/wordprocessingCanvas" xmlns:cx="http://schemas.microsoft.com/office/drawing/2014/chartex" xmlns:cx1="http://schemas.microsoft.com/office/drawing/2015/9/8/chartex" xmlns:cx2="http://schemas.microsoft.com/office/drawing/2015/10/21/chartex" xmlns:cx3="http://schemas.microsoft.com/office/drawing/2016/5/9/chartex" xmlns:cx4="http://schemas.microsoft.com/office/drawing/2016/5/10/chartex" xmlns:cx5="http://schemas.microsoft.com/office/drawing/2016/5/11/chartex" xmlns:cx6="http://schemas.microsoft.com/office/drawing/2016/5/12/chartex" xmlns:cx7="http://schemas.microsoft.com/office/drawing/2016/5/13/chartex" xmlns:cx8="http://schemas.microsoft.com/office/drawing/2016/5/14/chartex" xmlns:mc="http://schemas.openxmlformats.org/markup-compatibility/2006" xmlns:aink="http://schemas.microsoft.com/office/drawing/2016/ink" xmlns:am3d="http://schemas.microsoft.com/office/drawing/2017/model3d" xmlns:o="urn:schemas-microsoft-com:office:office" xmlns:r="http://schemas.openxmlformats.org/officeDocument/2006/relationships" xmlns:m="http://schemas.openxmlformats.org/officeDocument/2006/math" xmlns:v="urn:schemas-microsoft-com:vml" xmlns:wp14="http://schemas.microsoft.com/office/word/2010/wordprocessingDrawing" xmlns:wp="http://schemas.openxmlformats.org/drawingml/2006/wordprocessingDrawing" xmlns:w10="urn:schemas-microsoft-com:office:word" xmlns:w="http://schemas.openxmlformats.org/wordprocessingml/2006/main" xmlns:w14="http://schemas.microsoft.com/office/word/2010/wordml" xmlns:w15="http://schemas.microsoft.com/office/word/2012/wordml" xmlns:w16cex="http://schemas.microsoft.com/office/word/2018/wordml/cex" xmlns:w16cid="http://schemas.microsoft.com/office/word/2016/wordml/cid" xmlns:w16="http://schemas.microsoft.com/office/word/2018/wordml" xmlns:w16sdtdh="http://schemas.microsoft.com/office/word/2020/wordml/sdtdatahash" xmlns:w16se="http://schemas.microsoft.com/office/word/2015/wordml/symex" xmlns:wpg="http://schemas.microsoft.com/office/word/2010/wordprocessingGroup" xmlns:wpi="http://schemas.microsoft.com/office/word/2010/wordprocessingInk" xmlns:wne="http://schemas.microsoft.com/office/word/2006/wordml" xmlns:wps="http://schemas.microsoft.com/office/word/2010/wordprocessingShape" mc:Ignorable="w14 w15 w16se w16cid w16 w16cex w16sdtdh wp14">
   <w:footnote w:type="separator" w:id="-1">
     <w:p>
       <w:r>
@@ -6631,7 +1416,7 @@
 </file>
 
 <file path=word/numbering.xml><?xml version="1.0" encoding="utf-8"?>
-<w:numbering xmlns:wpc="http://schemas.microsoft.com/office/word/2010/wordprocessingCanvas" xmlns:cx="http://schemas.microsoft.com/office/drawing/2014/chartex" xmlns:cx1="http://schemas.microsoft.com/office/drawing/2015/9/8/chartex" xmlns:cx2="http://schemas.microsoft.com/office/drawing/2015/10/21/chartex" xmlns:cx3="http://schemas.microsoft.com/office/drawing/2016/5/9/chartex" xmlns:cx4="http://schemas.microsoft.com/office/drawing/2016/5/10/chartex" xmlns:cx5="http://schemas.microsoft.com/office/drawing/2016/5/11/chartex" xmlns:cx6="http://schemas.microsoft.com/office/drawing/2016/5/12/chartex" xmlns:cx7="http://schemas.microsoft.com/office/drawing/2016/5/13/chartex" xmlns:cx8="http://schemas.microsoft.com/office/drawing/2016/5/14/chartex" xmlns:mc="http://schemas.openxmlformats.org/markup-compatibility/2006" xmlns:aink="http://schemas.microsoft.com/office/drawing/2016/ink" xmlns:am3d="http://schemas.microsoft.com/office/drawing/2017/model3d" xmlns:o="urn:schemas-microsoft-com:office:office" xmlns:oel="http://schemas.microsoft.com/office/2019/extlst" xmlns:r="http://schemas.openxmlformats.org/officeDocument/2006/relationships" xmlns:m="http://schemas.openxmlformats.org/officeDocument/2006/math" xmlns:v="urn:schemas-microsoft-com:vml" xmlns:wp14="http://schemas.microsoft.com/office/word/2010/wordprocessingDrawing" xmlns:wp="http://schemas.openxmlformats.org/drawingml/2006/wordprocessingDrawing" xmlns:w10="urn:schemas-microsoft-com:office:word" xmlns:w="http://schemas.openxmlformats.org/wordprocessingml/2006/main" xmlns:w14="http://schemas.microsoft.com/office/word/2010/wordml" xmlns:w15="http://schemas.microsoft.com/office/word/2012/wordml" xmlns:w16cex="http://schemas.microsoft.com/office/word/2018/wordml/cex" xmlns:w16cid="http://schemas.microsoft.com/office/word/2016/wordml/cid" xmlns:w16="http://schemas.microsoft.com/office/word/2018/wordml" xmlns:w16sdtdh="http://schemas.microsoft.com/office/word/2020/wordml/sdtdatahash" xmlns:w16se="http://schemas.microsoft.com/office/word/2015/wordml/symex" xmlns:wpg="http://schemas.microsoft.com/office/word/2010/wordprocessingGroup" xmlns:wpi="http://schemas.microsoft.com/office/word/2010/wordprocessingInk" xmlns:wne="http://schemas.microsoft.com/office/word/2006/wordml" xmlns:wps="http://schemas.microsoft.com/office/word/2010/wordprocessingShape" mc:Ignorable="w14 w15 w16se w16cid w16 w16cex w16sdtdh wp14">
+<w:numbering xmlns:wpc="http://schemas.microsoft.com/office/word/2010/wordprocessingCanvas" xmlns:cx="http://schemas.microsoft.com/office/drawing/2014/chartex" xmlns:cx1="http://schemas.microsoft.com/office/drawing/2015/9/8/chartex" xmlns:cx2="http://schemas.microsoft.com/office/drawing/2015/10/21/chartex" xmlns:cx3="http://schemas.microsoft.com/office/drawing/2016/5/9/chartex" xmlns:cx4="http://schemas.microsoft.com/office/drawing/2016/5/10/chartex" xmlns:cx5="http://schemas.microsoft.com/office/drawing/2016/5/11/chartex" xmlns:cx6="http://schemas.microsoft.com/office/drawing/2016/5/12/chartex" xmlns:cx7="http://schemas.microsoft.com/office/drawing/2016/5/13/chartex" xmlns:cx8="http://schemas.microsoft.com/office/drawing/2016/5/14/chartex" xmlns:mc="http://schemas.openxmlformats.org/markup-compatibility/2006" xmlns:aink="http://schemas.microsoft.com/office/drawing/2016/ink" xmlns:am3d="http://schemas.microsoft.com/office/drawing/2017/model3d" xmlns:o="urn:schemas-microsoft-com:office:office" xmlns:r="http://schemas.openxmlformats.org/officeDocument/2006/relationships" xmlns:m="http://schemas.openxmlformats.org/officeDocument/2006/math" xmlns:v="urn:schemas-microsoft-com:vml" xmlns:wp14="http://schemas.microsoft.com/office/word/2010/wordprocessingDrawing" xmlns:wp="http://schemas.openxmlformats.org/drawingml/2006/wordprocessingDrawing" xmlns:w10="urn:schemas-microsoft-com:office:word" xmlns:w="http://schemas.openxmlformats.org/wordprocessingml/2006/main" xmlns:w14="http://schemas.microsoft.com/office/word/2010/wordml" xmlns:w15="http://schemas.microsoft.com/office/word/2012/wordml" xmlns:w16cex="http://schemas.microsoft.com/office/word/2018/wordml/cex" xmlns:w16cid="http://schemas.microsoft.com/office/word/2016/wordml/cid" xmlns:w16="http://schemas.microsoft.com/office/word/2018/wordml" xmlns:w16sdtdh="http://schemas.microsoft.com/office/word/2020/wordml/sdtdatahash" xmlns:w16se="http://schemas.microsoft.com/office/word/2015/wordml/symex" xmlns:wpg="http://schemas.microsoft.com/office/word/2010/wordprocessingGroup" xmlns:wpi="http://schemas.microsoft.com/office/word/2010/wordprocessingInk" xmlns:wne="http://schemas.microsoft.com/office/word/2006/wordml" xmlns:wps="http://schemas.microsoft.com/office/word/2010/wordprocessingShape" mc:Ignorable="w14 w15 w16se w16cid w16 w16cex w16sdtdh wp14">
   <w:abstractNum w:abstractNumId="0" w15:restartNumberingAfterBreak="0">
     <w:nsid w:val="0194360F"/>
     <w:multiLevelType w:val="hybridMultilevel"/>
@@ -8915,6 +3700,119 @@
     </w:lvl>
   </w:abstractNum>
   <w:abstractNum w:abstractNumId="19" w15:restartNumberingAfterBreak="0">
+    <w:nsid w:val="5B133B6A"/>
+    <w:multiLevelType w:val="hybridMultilevel"/>
+    <w:tmpl w:val="0DBC4CB8"/>
+    <w:lvl w:ilvl="0" w:tplc="04190001">
+      <w:start w:val="1"/>
+      <w:numFmt w:val="bullet"/>
+      <w:lvlText w:val=""/>
+      <w:lvlJc w:val="left"/>
+      <w:pPr>
+        <w:ind w:left="1429" w:hanging="360"/>
+      </w:pPr>
+      <w:rPr>
+        <w:rFonts w:ascii="Symbol" w:hAnsi="Symbol" w:hint="default"/>
+      </w:rPr>
+    </w:lvl>
+    <w:lvl w:ilvl="1" w:tplc="04190003" w:tentative="1">
+      <w:start w:val="1"/>
+      <w:numFmt w:val="bullet"/>
+      <w:lvlText w:val="o"/>
+      <w:lvlJc w:val="left"/>
+      <w:pPr>
+        <w:ind w:left="2149" w:hanging="360"/>
+      </w:pPr>
+      <w:rPr>
+        <w:rFonts w:ascii="Courier New" w:hAnsi="Courier New" w:cs="Courier New" w:hint="default"/>
+      </w:rPr>
+    </w:lvl>
+    <w:lvl w:ilvl="2" w:tplc="04190005" w:tentative="1">
+      <w:start w:val="1"/>
+      <w:numFmt w:val="bullet"/>
+      <w:lvlText w:val=""/>
+      <w:lvlJc w:val="left"/>
+      <w:pPr>
+        <w:ind w:left="2869" w:hanging="360"/>
+      </w:pPr>
+      <w:rPr>
+        <w:rFonts w:ascii="Wingdings" w:hAnsi="Wingdings" w:hint="default"/>
+      </w:rPr>
+    </w:lvl>
+    <w:lvl w:ilvl="3" w:tplc="04190001" w:tentative="1">
+      <w:start w:val="1"/>
+      <w:numFmt w:val="bullet"/>
+      <w:lvlText w:val=""/>
+      <w:lvlJc w:val="left"/>
+      <w:pPr>
+        <w:ind w:left="3589" w:hanging="360"/>
+      </w:pPr>
+      <w:rPr>
+        <w:rFonts w:ascii="Symbol" w:hAnsi="Symbol" w:hint="default"/>
+      </w:rPr>
+    </w:lvl>
+    <w:lvl w:ilvl="4" w:tplc="04190003" w:tentative="1">
+      <w:start w:val="1"/>
+      <w:numFmt w:val="bullet"/>
+      <w:lvlText w:val="o"/>
+      <w:lvlJc w:val="left"/>
+      <w:pPr>
+        <w:ind w:left="4309" w:hanging="360"/>
+      </w:pPr>
+      <w:rPr>
+        <w:rFonts w:ascii="Courier New" w:hAnsi="Courier New" w:cs="Courier New" w:hint="default"/>
+      </w:rPr>
+    </w:lvl>
+    <w:lvl w:ilvl="5" w:tplc="04190005" w:tentative="1">
+      <w:start w:val="1"/>
+      <w:numFmt w:val="bullet"/>
+      <w:lvlText w:val=""/>
+      <w:lvlJc w:val="left"/>
+      <w:pPr>
+        <w:ind w:left="5029" w:hanging="360"/>
+      </w:pPr>
+      <w:rPr>
+        <w:rFonts w:ascii="Wingdings" w:hAnsi="Wingdings" w:hint="default"/>
+      </w:rPr>
+    </w:lvl>
+    <w:lvl w:ilvl="6" w:tplc="04190001" w:tentative="1">
+      <w:start w:val="1"/>
+      <w:numFmt w:val="bullet"/>
+      <w:lvlText w:val=""/>
+      <w:lvlJc w:val="left"/>
+      <w:pPr>
+        <w:ind w:left="5749" w:hanging="360"/>
+      </w:pPr>
+      <w:rPr>
+        <w:rFonts w:ascii="Symbol" w:hAnsi="Symbol" w:hint="default"/>
+      </w:rPr>
+    </w:lvl>
+    <w:lvl w:ilvl="7" w:tplc="04190003" w:tentative="1">
+      <w:start w:val="1"/>
+      <w:numFmt w:val="bullet"/>
+      <w:lvlText w:val="o"/>
+      <w:lvlJc w:val="left"/>
+      <w:pPr>
+        <w:ind w:left="6469" w:hanging="360"/>
+      </w:pPr>
+      <w:rPr>
+        <w:rFonts w:ascii="Courier New" w:hAnsi="Courier New" w:cs="Courier New" w:hint="default"/>
+      </w:rPr>
+    </w:lvl>
+    <w:lvl w:ilvl="8" w:tplc="04190005" w:tentative="1">
+      <w:start w:val="1"/>
+      <w:numFmt w:val="bullet"/>
+      <w:lvlText w:val=""/>
+      <w:lvlJc w:val="left"/>
+      <w:pPr>
+        <w:ind w:left="7189" w:hanging="360"/>
+      </w:pPr>
+      <w:rPr>
+        <w:rFonts w:ascii="Wingdings" w:hAnsi="Wingdings" w:hint="default"/>
+      </w:rPr>
+    </w:lvl>
+  </w:abstractNum>
+  <w:abstractNum w:abstractNumId="20" w15:restartNumberingAfterBreak="0">
     <w:nsid w:val="5D677624"/>
     <w:multiLevelType w:val="hybridMultilevel"/>
     <w:tmpl w:val="3C142BCA"/>
@@ -9000,7 +3898,7 @@
       </w:pPr>
     </w:lvl>
   </w:abstractNum>
-  <w:abstractNum w:abstractNumId="20" w15:restartNumberingAfterBreak="0">
+  <w:abstractNum w:abstractNumId="21" w15:restartNumberingAfterBreak="0">
     <w:nsid w:val="6E062FEC"/>
     <w:multiLevelType w:val="hybridMultilevel"/>
     <w:tmpl w:val="77AC9DB4"/>
@@ -9086,7 +3984,7 @@
       </w:pPr>
     </w:lvl>
   </w:abstractNum>
-  <w:abstractNum w:abstractNumId="21" w15:restartNumberingAfterBreak="0">
+  <w:abstractNum w:abstractNumId="22" w15:restartNumberingAfterBreak="0">
     <w:nsid w:val="7394567D"/>
     <w:multiLevelType w:val="multilevel"/>
     <w:tmpl w:val="7E70F356"/>
@@ -9199,7 +4097,7 @@
       </w:pPr>
     </w:lvl>
   </w:abstractNum>
-  <w:abstractNum w:abstractNumId="22" w15:restartNumberingAfterBreak="0">
+  <w:abstractNum w:abstractNumId="23" w15:restartNumberingAfterBreak="0">
     <w:nsid w:val="7A2242A0"/>
     <w:multiLevelType w:val="multilevel"/>
     <w:tmpl w:val="59F471DA"/>
@@ -9348,7 +4246,7 @@
       </w:rPr>
     </w:lvl>
   </w:abstractNum>
-  <w:abstractNum w:abstractNumId="23" w15:restartNumberingAfterBreak="0">
+  <w:abstractNum w:abstractNumId="24" w15:restartNumberingAfterBreak="0">
     <w:nsid w:val="7AB54030"/>
     <w:multiLevelType w:val="hybridMultilevel"/>
     <w:tmpl w:val="207C8D58"/>
@@ -9461,7 +4359,7 @@
       </w:rPr>
     </w:lvl>
   </w:abstractNum>
-  <w:abstractNum w:abstractNumId="24" w15:restartNumberingAfterBreak="0">
+  <w:abstractNum w:abstractNumId="25" w15:restartNumberingAfterBreak="0">
     <w:nsid w:val="7BFC5230"/>
     <w:multiLevelType w:val="multilevel"/>
     <w:tmpl w:val="791A5F12"/>
@@ -9578,7 +4476,7 @@
       </w:pPr>
     </w:lvl>
   </w:abstractNum>
-  <w:abstractNum w:abstractNumId="25" w15:restartNumberingAfterBreak="0">
+  <w:abstractNum w:abstractNumId="26" w15:restartNumberingAfterBreak="0">
     <w:nsid w:val="7C785FB1"/>
     <w:multiLevelType w:val="multilevel"/>
     <w:tmpl w:val="12C0D2F8"/>
@@ -9725,7 +4623,7 @@
       </w:rPr>
     </w:lvl>
   </w:abstractNum>
-  <w:abstractNum w:abstractNumId="26" w15:restartNumberingAfterBreak="0">
+  <w:abstractNum w:abstractNumId="27" w15:restartNumberingAfterBreak="0">
     <w:nsid w:val="7DC830E7"/>
     <w:multiLevelType w:val="multilevel"/>
     <w:tmpl w:val="794CB366"/>
@@ -9838,7 +4736,7 @@
       </w:pPr>
     </w:lvl>
   </w:abstractNum>
-  <w:abstractNum w:abstractNumId="27" w15:restartNumberingAfterBreak="0">
+  <w:abstractNum w:abstractNumId="28" w15:restartNumberingAfterBreak="0">
     <w:nsid w:val="7DD77A98"/>
     <w:multiLevelType w:val="hybridMultilevel"/>
     <w:tmpl w:val="E9E0CDD6"/>
@@ -9951,89 +4849,92 @@
       </w:rPr>
     </w:lvl>
   </w:abstractNum>
-  <w:num w:numId="1" w16cid:durableId="1740860714">
+  <w:num w:numId="1">
     <w:abstractNumId w:val="3"/>
   </w:num>
-  <w:num w:numId="2" w16cid:durableId="1725715909">
+  <w:num w:numId="2">
     <w:abstractNumId w:val="4"/>
   </w:num>
-  <w:num w:numId="3" w16cid:durableId="655961048">
+  <w:num w:numId="3">
     <w:abstractNumId w:val="11"/>
   </w:num>
-  <w:num w:numId="4" w16cid:durableId="671373756">
+  <w:num w:numId="4">
     <w:abstractNumId w:val="9"/>
   </w:num>
-  <w:num w:numId="5" w16cid:durableId="1819111825">
+  <w:num w:numId="5">
+    <w:abstractNumId w:val="22"/>
+  </w:num>
+  <w:num w:numId="6">
+    <w:abstractNumId w:val="25"/>
+  </w:num>
+  <w:num w:numId="7">
+    <w:abstractNumId w:val="24"/>
+  </w:num>
+  <w:num w:numId="8">
+    <w:abstractNumId w:val="28"/>
+  </w:num>
+  <w:num w:numId="9">
+    <w:abstractNumId w:val="23"/>
+  </w:num>
+  <w:num w:numId="10">
+    <w:abstractNumId w:val="16"/>
+  </w:num>
+  <w:num w:numId="11">
+    <w:abstractNumId w:val="18"/>
+  </w:num>
+  <w:num w:numId="12">
+    <w:abstractNumId w:val="6"/>
+  </w:num>
+  <w:num w:numId="13">
+    <w:abstractNumId w:val="8"/>
+  </w:num>
+  <w:num w:numId="14">
+    <w:abstractNumId w:val="10"/>
+  </w:num>
+  <w:num w:numId="15">
+    <w:abstractNumId w:val="27"/>
+  </w:num>
+  <w:num w:numId="16">
     <w:abstractNumId w:val="21"/>
   </w:num>
-  <w:num w:numId="6" w16cid:durableId="1384328133">
-    <w:abstractNumId w:val="24"/>
+  <w:num w:numId="17">
+    <w:abstractNumId w:val="1"/>
   </w:num>
-  <w:num w:numId="7" w16cid:durableId="751778458">
-    <w:abstractNumId w:val="23"/>
+  <w:num w:numId="18">
+    <w:abstractNumId w:val="20"/>
   </w:num>
-  <w:num w:numId="8" w16cid:durableId="953898713">
-    <w:abstractNumId w:val="27"/>
+  <w:num w:numId="19">
+    <w:abstractNumId w:val="14"/>
   </w:num>
-  <w:num w:numId="9" w16cid:durableId="210270532">
-    <w:abstractNumId w:val="22"/>
+  <w:num w:numId="20">
+    <w:abstractNumId w:val="2"/>
   </w:num>
-  <w:num w:numId="10" w16cid:durableId="452404344">
-    <w:abstractNumId w:val="16"/>
+  <w:num w:numId="21">
+    <w:abstractNumId w:val="7"/>
   </w:num>
-  <w:num w:numId="11" w16cid:durableId="227424230">
-    <w:abstractNumId w:val="18"/>
+  <w:num w:numId="22">
+    <w:abstractNumId w:val="13"/>
   </w:num>
-  <w:num w:numId="12" w16cid:durableId="1798791555">
-    <w:abstractNumId w:val="6"/>
+  <w:num w:numId="23">
+    <w:abstractNumId w:val="0"/>
   </w:num>
-  <w:num w:numId="13" w16cid:durableId="695618883">
-    <w:abstractNumId w:val="8"/>
+  <w:num w:numId="24">
+    <w:abstractNumId w:val="5"/>
   </w:num>
-  <w:num w:numId="14" w16cid:durableId="1534921267">
-    <w:abstractNumId w:val="10"/>
+  <w:num w:numId="25">
+    <w:abstractNumId w:val="12"/>
   </w:num>
-  <w:num w:numId="15" w16cid:durableId="1912428811">
+  <w:num w:numId="26">
     <w:abstractNumId w:val="26"/>
   </w:num>
-  <w:num w:numId="16" w16cid:durableId="279800408">
-    <w:abstractNumId w:val="20"/>
-  </w:num>
-  <w:num w:numId="17" w16cid:durableId="1949701591">
-    <w:abstractNumId w:val="1"/>
-  </w:num>
-  <w:num w:numId="18" w16cid:durableId="683438283">
-    <w:abstractNumId w:val="19"/>
-  </w:num>
-  <w:num w:numId="19" w16cid:durableId="1748108696">
-    <w:abstractNumId w:val="14"/>
-  </w:num>
-  <w:num w:numId="20" w16cid:durableId="674192527">
-    <w:abstractNumId w:val="2"/>
-  </w:num>
-  <w:num w:numId="21" w16cid:durableId="1143040375">
-    <w:abstractNumId w:val="7"/>
-  </w:num>
-  <w:num w:numId="22" w16cid:durableId="824513668">
-    <w:abstractNumId w:val="13"/>
-  </w:num>
-  <w:num w:numId="23" w16cid:durableId="1012491090">
-    <w:abstractNumId w:val="0"/>
-  </w:num>
-  <w:num w:numId="24" w16cid:durableId="414133738">
-    <w:abstractNumId w:val="5"/>
-  </w:num>
-  <w:num w:numId="25" w16cid:durableId="2019232891">
-    <w:abstractNumId w:val="12"/>
-  </w:num>
-  <w:num w:numId="26" w16cid:durableId="1269773061">
-    <w:abstractNumId w:val="25"/>
-  </w:num>
-  <w:num w:numId="27" w16cid:durableId="1156070291">
+  <w:num w:numId="27">
     <w:abstractNumId w:val="15"/>
   </w:num>
-  <w:num w:numId="28" w16cid:durableId="1264999101">
+  <w:num w:numId="28">
     <w:abstractNumId w:val="17"/>
+  </w:num>
+  <w:num w:numId="29">
+    <w:abstractNumId w:val="19"/>
   </w:num>
 </w:numbering>
 </file>
